--- a/docs/用户手册/公益智助柜实例管理员使用手册.docx
+++ b/docs/用户手册/公益智助柜实例管理员使用手册.docx
@@ -86,13 +86,7 @@
               <w:spacing w:before="40" w:after="40" w:line="300" w:lineRule="auto"/>
             </w:pPr>
             <w:r>
-              <w:rPr>
-                <w:rFonts w:ascii="Calibri" w:hAnsi="Calibri" w:eastAsia="Microsoft YaHei"/>
-                <w:b/>
-                <w:color w:val="0F766E"/>
-                <w:sz w:val="21"/>
-              </w:rPr>
-              <w:t>本手册仅供实例管理员使用。所有操作都应先核对当前实例名称。</w:t>
+              <w:t>本手册供实例管理员使用。所有操作前请核对当前实例名称。</w:t>
             </w:r>
           </w:p>
         </w:tc>
@@ -145,6 +139,9 @@
         <w:gridCol w:w="6660"/>
       </w:tblGrid>
       <w:tr>
+        <w:trPr>
+          <w:tblHeader/>
+        </w:trPr>
         <w:tc>
           <w:tcPr>
             <w:tcW w:type="dxa" w:w="2700"/>
@@ -453,7 +450,7 @@
         <w:drawing>
           <wp:inline xmlns:a="http://schemas.openxmlformats.org/drawingml/2006/main" xmlns:pic="http://schemas.openxmlformats.org/drawingml/2006/picture">
             <wp:extent cx="4754880" cy="2674620"/>
-            <wp:docPr id="1" name="Picture 1"/>
+            <wp:docPr id="1" name="电脑后台登录页" title="电脑后台登录页" descr="公益智助柜电脑后台登录页，包含账号和密码输入框。"/>
             <wp:cNvGraphicFramePr>
               <a:graphicFrameLocks noChangeAspect="1"/>
             </wp:cNvGraphicFramePr>
@@ -491,7 +488,7 @@
         <w:jc w:val="center"/>
       </w:pPr>
       <w:r>
-        <w:t>电脑后台登录页。请使用本人账号登录，不要共享账号或密码。</w:t>
+        <w:t>电脑后台登录页。请使用本人账号登录，账号和密码仅限本人保管。</w:t>
       </w:r>
     </w:p>
     <w:p>
@@ -579,7 +576,7 @@
         <w:drawing>
           <wp:inline xmlns:a="http://schemas.openxmlformats.org/drawingml/2006/main" xmlns:pic="http://schemas.openxmlformats.org/drawingml/2006/picture">
             <wp:extent cx="4754880" cy="2973051"/>
-            <wp:docPr id="2" name="Picture 2"/>
+            <wp:docPr id="2" name="领取与服务设置" title="领取与服务设置" descr="实例后台的领取与服务设置页面，显示预约取货和额度归属选项。"/>
             <wp:cNvGraphicFramePr>
               <a:graphicFrameLocks noChangeAspect="1"/>
             </wp:cNvGraphicFramePr>
@@ -617,7 +614,7 @@
         <w:jc w:val="center"/>
       </w:pPr>
       <w:r>
-        <w:t>领取与服务设置。保存后应重新进入页面复核。</w:t>
+        <w:t>领取与服务设置。保存后请重新进入页面复核。</w:t>
       </w:r>
     </w:p>
     <w:p>
@@ -654,12 +651,7 @@
         </w:numPr>
       </w:pPr>
       <w:r>
-        <w:rPr>
-          <w:rFonts w:ascii="Calibri" w:hAnsi="Calibri" w:eastAsia="Microsoft YaHei"/>
-          <w:color w:val="0B2545"/>
-          <w:sz w:val="22"/>
-        </w:rPr>
-        <w:t>在第一张“人员导入”工作表填写资料，不要修改第一行列名。姓名和手机号必填。</w:t>
+        <w:t>在第一张“人员导入”工作表填写资料，请保持第一行列名不变。姓名和手机号必填。</w:t>
       </w:r>
     </w:p>
     <w:p>
@@ -688,12 +680,7 @@
         </w:numPr>
       </w:pPr>
       <w:r>
-        <w:rPr>
-          <w:rFonts w:ascii="Calibri" w:hAnsi="Calibri" w:eastAsia="Microsoft YaHei"/>
-          <w:color w:val="0B2545"/>
-          <w:sz w:val="22"/>
-        </w:rPr>
-        <w:t>导入特殊群体时可填写每日总额度和分类额度；填写分类额度时必须同时填写每日总额度。</w:t>
+        <w:t>导入特殊群体时可填写每日总额度和分类额度；填写分类额度时需要同时填写每日总额度。</w:t>
       </w:r>
     </w:p>
     <w:p>
@@ -852,12 +839,7 @@
         </w:numPr>
       </w:pPr>
       <w:r>
-        <w:rPr>
-          <w:rFonts w:ascii="Calibri" w:hAnsi="Calibri" w:eastAsia="Microsoft YaHei"/>
-          <w:color w:val="0B2545"/>
-          <w:sz w:val="22"/>
-        </w:rPr>
-        <w:t>需要使用电脑后台的人员应开通对应后台账号。普通 App 用户不需要后台账号。</w:t>
+        <w:t>需要使用电脑后台的人员请开通对应后台账号。普通 App 用户不需要后台账号。</w:t>
       </w:r>
     </w:p>
     <w:p>
@@ -1117,13 +1099,7 @@
               <w:spacing w:before="40" w:after="40" w:line="300" w:lineRule="auto"/>
             </w:pPr>
             <w:r>
-              <w:rPr>
-                <w:rFonts w:ascii="Calibri" w:hAnsi="Calibri" w:eastAsia="Microsoft YaHei"/>
-                <w:b/>
-                <w:color w:val="0F766E"/>
-                <w:sz w:val="21"/>
-              </w:rPr>
-              <w:t>未接入真实柜机或没有可用库存时，不要引导用户到现场领取。出现付款要求时应暂停流程并复核预约设置。</w:t>
+              <w:t>未接入真实柜机或没有可用库存时，请暂缓引导用户到现场领取。出现付款要求时，请暂停流程并复核预约设置。</w:t>
             </w:r>
           </w:p>
         </w:tc>
@@ -1256,6 +1232,9 @@
         <w:gridCol w:w="6660"/>
       </w:tblGrid>
       <w:tr>
+        <w:trPr>
+          <w:tblHeader/>
+        </w:trPr>
         <w:tc>
           <w:tcPr>
             <w:tcW w:type="dxa" w:w="2700"/>
@@ -1463,12 +1442,7 @@
               <w:spacing w:after="0" w:line="288" w:lineRule="auto"/>
             </w:pPr>
             <w:r>
-              <w:rPr>
-                <w:rFonts w:ascii="Calibri" w:hAnsi="Calibri" w:eastAsia="Microsoft YaHei"/>
-                <w:color w:val="0B2545"/>
-                <w:sz w:val="21"/>
-              </w:rPr>
-              <w:t>停止远程操作，记录柜机编号和时间，检查设备连接后再处理。</w:t>
+              <w:t>暂不继续远程操作，记录柜机编号和时间，检查设备连接后再处理。</w:t>
             </w:r>
           </w:p>
         </w:tc>

--- a/docs/用户手册/公益智助柜实例管理员使用手册.docx
+++ b/docs/用户手册/公益智助柜实例管理员使用手册.docx
@@ -2,380 +2,379 @@
 <file path=word/document.xml><?xml version="1.0" encoding="utf-8"?>
 <w:document xmlns:wpc="http://schemas.microsoft.com/office/word/2010/wordprocessingCanvas" xmlns:mo="http://schemas.microsoft.com/office/mac/office/2008/main" xmlns:mc="http://schemas.openxmlformats.org/markup-compatibility/2006" xmlns:mv="urn:schemas-microsoft-com:mac:vml" xmlns:o="urn:schemas-microsoft-com:office:office" xmlns:r="http://schemas.openxmlformats.org/officeDocument/2006/relationships" xmlns:m="http://schemas.openxmlformats.org/officeDocument/2006/math" xmlns:v="urn:schemas-microsoft-com:vml" xmlns:wp14="http://schemas.microsoft.com/office/word/2010/wordprocessingDrawing" xmlns:wp="http://schemas.openxmlformats.org/drawingml/2006/wordprocessingDrawing" xmlns:w10="urn:schemas-microsoft-com:office:word" xmlns:w="http://schemas.openxmlformats.org/wordprocessingml/2006/main" xmlns:w14="http://schemas.microsoft.com/office/word/2010/wordml" xmlns:wpg="http://schemas.microsoft.com/office/word/2010/wordprocessingGroup" xmlns:wpi="http://schemas.microsoft.com/office/word/2010/wordprocessingInk" xmlns:wne="http://schemas.microsoft.com/office/word/2006/wordml" xmlns:wps="http://schemas.microsoft.com/office/word/2010/wordprocessingShape" mc:Ignorable="w14 wp14">
   <w:body>
-    <w:p/>
-    <w:p/>
-    <w:p/>
-    <w:p/>
     <w:p>
       <w:pPr>
-        <w:jc w:val="center"/>
+        <w:keepNext/>
+        <w:spacing w:before="140" w:after="60"/>
+        <w:shd w:fill="EDF7F1"/>
+        <w:pBdr>
+          <w:top w:val="single" w:sz="14" w:space="7" w:color="087A63"/>
+          <w:left w:val="single" w:sz="14" w:space="7" w:color="087A63"/>
+          <w:right w:val="single" w:sz="14" w:space="7" w:color="087A63"/>
+        </w:pBdr>
       </w:pPr>
       <w:r>
         <w:rPr>
-          <w:rFonts w:ascii="Calibri" w:hAnsi="Calibri" w:eastAsia="Microsoft YaHei"/>
+          <w:rFonts w:ascii="Microsoft YaHei" w:hAnsi="Microsoft YaHei" w:eastAsia="微软雅黑"/>
           <w:b/>
-          <w:color w:val="0F766E"/>
-          <w:sz w:val="22"/>
+          <w:color w:val="122737"/>
+          <w:sz w:val="38"/>
         </w:rPr>
-        <w:t>公益智助柜</w:t>
+        <w:t>公益智助柜｜实例管理员使用手册</w:t>
       </w:r>
     </w:p>
     <w:p>
       <w:pPr>
-        <w:spacing w:before="240" w:after="160"/>
-        <w:jc w:val="center"/>
+        <w:spacing w:before="0" w:after="140"/>
+        <w:shd w:fill="EDF7F1"/>
+        <w:pBdr>
+          <w:left w:val="single" w:sz="14" w:space="7" w:color="087A63"/>
+          <w:bottom w:val="single" w:sz="14" w:space="7" w:color="087A63"/>
+          <w:right w:val="single" w:sz="14" w:space="7" w:color="087A63"/>
+        </w:pBdr>
       </w:pPr>
       <w:r>
         <w:rPr>
-          <w:rFonts w:ascii="Calibri" w:hAnsi="Calibri" w:eastAsia="Microsoft YaHei"/>
-          <w:b/>
-          <w:color w:val="0B2545"/>
-          <w:sz w:val="56"/>
+          <w:rFonts w:ascii="Microsoft YaHei" w:hAnsi="Microsoft YaHei" w:eastAsia="微软雅黑"/>
+          <w:b w:val="0"/>
+          <w:color w:val="586C7C"/>
+          <w:sz w:val="21"/>
         </w:rPr>
-        <w:t>实例管理员使用手册</w:t>
+        <w:t>用于管理当前实例的注册申请、人员账号、领取规则、货品库存、柜机状态和操作记录。</w:t>
       </w:r>
     </w:p>
     <w:p>
       <w:pPr>
-        <w:spacing w:after="560"/>
-        <w:jc w:val="center"/>
+        <w:spacing w:before="80" w:after="200"/>
       </w:pPr>
       <w:r>
         <w:rPr>
-          <w:rFonts w:ascii="Calibri" w:hAnsi="Calibri" w:eastAsia="Microsoft YaHei"/>
-          <w:color w:val="1F4D78"/>
-          <w:sz w:val="27"/>
+          <w:rFonts w:ascii="Microsoft YaHei" w:hAnsi="Microsoft YaHei" w:eastAsia="微软雅黑"/>
+          <w:b w:val="0"/>
+          <w:color w:val="586C7C"/>
+          <w:sz w:val="17"/>
         </w:rPr>
-        <w:t>管理当前实例的人员、权限、货品、库存、柜机、预约规则和操作记录。</w:t>
+        <w:t>版本日期：2026 年 8 月 7 日　｜　按任务查找，图中编号对应操作顺序</w:t>
       </w:r>
     </w:p>
-    <w:tbl>
-      <w:tblPr>
-        <w:tblW w:type="dxa" w:w="9360"/>
-        <w:jc w:val="left"/>
-        <w:tblLayout w:type="fixed"/>
-        <w:tblLook w:firstColumn="1" w:firstRow="1" w:lastColumn="0" w:lastRow="0" w:noHBand="0" w:noVBand="1" w:val="04A0"/>
-        <w:tblInd w:w="120" w:type="dxa"/>
-        <w:tblBorders>
-          <w:top w:val="single" w:sz="4" w:space="0" w:color="B8D7C8"/>
-          <w:left w:val="single" w:sz="4" w:space="0" w:color="B8D7C8"/>
-          <w:bottom w:val="single" w:sz="4" w:space="0" w:color="B8D7C8"/>
-          <w:right w:val="single" w:sz="4" w:space="0" w:color="B8D7C8"/>
-          <w:insideH w:val="single" w:sz="4" w:space="0" w:color="B8D7C8"/>
-          <w:insideV w:val="single" w:sz="4" w:space="0" w:color="B8D7C8"/>
-        </w:tblBorders>
-      </w:tblPr>
-      <w:tblGrid>
-        <w:gridCol w:w="9360"/>
-      </w:tblGrid>
-      <w:tr>
-        <w:tc>
-          <w:tcPr>
-            <w:tcW w:type="dxa" w:w="9360"/>
-            <w:tcMar>
-              <w:top w:w="80" w:type="dxa"/>
-              <w:bottom w:w="80" w:type="dxa"/>
-              <w:start w:w="120" w:type="dxa"/>
-              <w:end w:w="120" w:type="dxa"/>
-            </w:tcMar>
-            <w:vAlign w:val="top"/>
-            <w:shd w:fill="E8EEF5"/>
-          </w:tcPr>
-          <w:p>
-            <w:pPr>
-              <w:spacing w:before="40" w:after="40" w:line="300" w:lineRule="auto"/>
-            </w:pPr>
-            <w:r>
-              <w:t>本手册供实例管理员使用。所有操作前请核对当前实例名称。</w:t>
-            </w:r>
-          </w:p>
-        </w:tc>
-      </w:tr>
-    </w:tbl>
     <w:p>
       <w:pPr>
-        <w:spacing w:after="0"/>
-      </w:pPr>
-    </w:p>
-    <w:p/>
-    <w:p/>
-    <w:p/>
-    <w:p>
-      <w:pPr>
-        <w:jc w:val="center"/>
-      </w:pPr>
+        <w:pStyle w:val="Heading1"/>
+        <w:keepNext/>
+        <w:spacing w:before="40" w:after="60"/>
+      </w:pPr>
+      <w:bookmarkStart w:id="1" w:name="manual_toc"/>
       <w:r>
         <w:rPr>
-          <w:rFonts w:ascii="Calibri" w:hAnsi="Calibri" w:eastAsia="Microsoft YaHei"/>
-          <w:color w:val="5B6C7E"/>
-          <w:sz w:val="20"/>
+          <w:rFonts w:ascii="Microsoft YaHei" w:hAnsi="Microsoft YaHei" w:eastAsia="微软雅黑"/>
+          <w:b/>
+          <w:color w:val="122737"/>
+          <w:sz w:val="30"/>
         </w:rPr>
-        <w:t>版本日期：2026 年 8 月 5 日</w:t>
+        <w:t>目录</w:t>
       </w:r>
+      <w:bookmarkEnd w:id="1"/>
+    </w:p>
+    <w:p>
+      <w:pPr>
+        <w:spacing w:before="0" w:after="100"/>
+      </w:pPr>
+      <w:r>
+        <w:rPr>
+          <w:rFonts w:ascii="Microsoft YaHei" w:hAnsi="Microsoft YaHei" w:eastAsia="微软雅黑"/>
+          <w:b w:val="0"/>
+          <w:color w:val="586C7C"/>
+          <w:sz w:val="18"/>
+        </w:rPr>
+        <w:t>点击目录条目可跳转到对应任务。</w:t>
+      </w:r>
+    </w:p>
+    <w:p>
+      <w:pPr>
+        <w:spacing w:before="0" w:after="60"/>
+        <w:ind w:left="198"/>
+      </w:pPr>
+      <w:hyperlink w:anchor="manual_section_01" w:history="1">
+        <w:r>
+          <w:rPr>
+            <w:rFonts w:ascii="Microsoft YaHei" w:hAnsi="Microsoft YaHei" w:eastAsia="微软雅黑"/>
+            <w:b/>
+            <w:color w:val="006C56"/>
+            <w:sz w:val="21"/>
+            <w:u w:val="none"/>
+          </w:rPr>
+          <w:t>1. 登录并核对当前实例</w:t>
+        </w:r>
+      </w:hyperlink>
+    </w:p>
+    <w:p>
+      <w:pPr>
+        <w:spacing w:before="0" w:after="60"/>
+        <w:ind w:left="198"/>
+      </w:pPr>
+      <w:hyperlink w:anchor="manual_section_02" w:history="1">
+        <w:r>
+          <w:rPr>
+            <w:rFonts w:ascii="Microsoft YaHei" w:hAnsi="Microsoft YaHei" w:eastAsia="微软雅黑"/>
+            <w:b/>
+            <w:color w:val="006C56"/>
+            <w:sz w:val="21"/>
+            <w:u w:val="none"/>
+          </w:rPr>
+          <w:t>2. 设置领取方式与预约规则</w:t>
+        </w:r>
+      </w:hyperlink>
+    </w:p>
+    <w:p>
+      <w:pPr>
+        <w:spacing w:before="0" w:after="60"/>
+        <w:ind w:left="198"/>
+      </w:pPr>
+      <w:hyperlink w:anchor="manual_section_03" w:history="1">
+        <w:r>
+          <w:rPr>
+            <w:rFonts w:ascii="Microsoft YaHei" w:hAnsi="Microsoft YaHei" w:eastAsia="微软雅黑"/>
+            <w:b/>
+            <w:color w:val="006C56"/>
+            <w:sz w:val="21"/>
+            <w:u w:val="none"/>
+          </w:rPr>
+          <w:t>3. 审核注册申请</w:t>
+        </w:r>
+      </w:hyperlink>
+    </w:p>
+    <w:p>
+      <w:pPr>
+        <w:spacing w:before="0" w:after="60"/>
+        <w:ind w:left="198"/>
+      </w:pPr>
+      <w:hyperlink w:anchor="manual_section_04" w:history="1">
+        <w:r>
+          <w:rPr>
+            <w:rFonts w:ascii="Microsoft YaHei" w:hAnsi="Microsoft YaHei" w:eastAsia="微软雅黑"/>
+            <w:b/>
+            <w:color w:val="006C56"/>
+            <w:sz w:val="21"/>
+            <w:u w:val="none"/>
+          </w:rPr>
+          <w:t>4. 新建人员资料</w:t>
+        </w:r>
+      </w:hyperlink>
+    </w:p>
+    <w:p>
+      <w:pPr>
+        <w:spacing w:before="0" w:after="60"/>
+        <w:ind w:left="198"/>
+      </w:pPr>
+      <w:hyperlink w:anchor="manual_section_05" w:history="1">
+        <w:r>
+          <w:rPr>
+            <w:rFonts w:ascii="Microsoft YaHei" w:hAnsi="Microsoft YaHei" w:eastAsia="微软雅黑"/>
+            <w:b/>
+            <w:color w:val="006C56"/>
+            <w:sz w:val="21"/>
+            <w:u w:val="none"/>
+          </w:rPr>
+          <w:t>5. 使用 Excel 批量导入人员</w:t>
+        </w:r>
+      </w:hyperlink>
+    </w:p>
+    <w:p>
+      <w:pPr>
+        <w:spacing w:before="0" w:after="60"/>
+        <w:ind w:left="198"/>
+      </w:pPr>
+      <w:hyperlink w:anchor="manual_section_06" w:history="1">
+        <w:r>
+          <w:rPr>
+            <w:rFonts w:ascii="Microsoft YaHei" w:hAnsi="Microsoft YaHei" w:eastAsia="微软雅黑"/>
+            <w:b/>
+            <w:color w:val="006C56"/>
+            <w:sz w:val="21"/>
+            <w:u w:val="none"/>
+          </w:rPr>
+          <w:t>6. 创建岗位与后台账号</w:t>
+        </w:r>
+      </w:hyperlink>
+    </w:p>
+    <w:p>
+      <w:pPr>
+        <w:spacing w:before="0" w:after="60"/>
+        <w:ind w:left="198"/>
+      </w:pPr>
+      <w:hyperlink w:anchor="manual_section_07" w:history="1">
+        <w:r>
+          <w:rPr>
+            <w:rFonts w:ascii="Microsoft YaHei" w:hAnsi="Microsoft YaHei" w:eastAsia="微软雅黑"/>
+            <w:b/>
+            <w:color w:val="006C56"/>
+            <w:sz w:val="21"/>
+            <w:u w:val="none"/>
+          </w:rPr>
+          <w:t>7. 分配可管理柜机</w:t>
+        </w:r>
+      </w:hyperlink>
+    </w:p>
+    <w:p>
+      <w:pPr>
+        <w:spacing w:before="0" w:after="60"/>
+        <w:ind w:left="198"/>
+      </w:pPr>
+      <w:hyperlink w:anchor="manual_section_08" w:history="1">
+        <w:r>
+          <w:rPr>
+            <w:rFonts w:ascii="Microsoft YaHei" w:hAnsi="Microsoft YaHei" w:eastAsia="微软雅黑"/>
+            <w:b/>
+            <w:color w:val="006C56"/>
+            <w:sz w:val="21"/>
+            <w:u w:val="none"/>
+          </w:rPr>
+          <w:t>8. 管理一次性人工验证码</w:t>
+        </w:r>
+      </w:hyperlink>
+    </w:p>
+    <w:p>
+      <w:pPr>
+        <w:spacing w:before="0" w:after="60"/>
+        <w:ind w:left="198"/>
+      </w:pPr>
+      <w:hyperlink w:anchor="manual_section_09" w:history="1">
+        <w:r>
+          <w:rPr>
+            <w:rFonts w:ascii="Microsoft YaHei" w:hAnsi="Microsoft YaHei" w:eastAsia="微软雅黑"/>
+            <w:b/>
+            <w:color w:val="006C56"/>
+            <w:sz w:val="21"/>
+            <w:u w:val="none"/>
+          </w:rPr>
+          <w:t>9. 维护货品与本地仓库</w:t>
+        </w:r>
+      </w:hyperlink>
+    </w:p>
+    <w:p>
+      <w:pPr>
+        <w:spacing w:before="0" w:after="60"/>
+        <w:ind w:left="198"/>
+      </w:pPr>
+      <w:hyperlink w:anchor="manual_section_10" w:history="1">
+        <w:r>
+          <w:rPr>
+            <w:rFonts w:ascii="Microsoft YaHei" w:hAnsi="Microsoft YaHei" w:eastAsia="微软雅黑"/>
+            <w:b/>
+            <w:color w:val="006C56"/>
+            <w:sz w:val="21"/>
+            <w:u w:val="none"/>
+          </w:rPr>
+          <w:t>10. 查看柜机状态</w:t>
+        </w:r>
+      </w:hyperlink>
+    </w:p>
+    <w:p>
+      <w:pPr>
+        <w:spacing w:before="0" w:after="60"/>
+        <w:ind w:left="198"/>
+      </w:pPr>
+      <w:hyperlink w:anchor="manual_section_11" w:history="1">
+        <w:r>
+          <w:rPr>
+            <w:rFonts w:ascii="Microsoft YaHei" w:hAnsi="Microsoft YaHei" w:eastAsia="微软雅黑"/>
+            <w:b/>
+            <w:color w:val="006C56"/>
+            <w:sz w:val="21"/>
+            <w:u w:val="none"/>
+          </w:rPr>
+          <w:t>11. 查日志与处理密码</w:t>
+        </w:r>
+      </w:hyperlink>
+    </w:p>
+    <w:p>
+      <w:pPr>
+        <w:spacing w:before="0" w:after="60"/>
+        <w:ind w:left="198"/>
+      </w:pPr>
+      <w:hyperlink w:anchor="manual_section_12" w:history="1">
+        <w:r>
+          <w:rPr>
+            <w:rFonts w:ascii="Microsoft YaHei" w:hAnsi="Microsoft YaHei" w:eastAsia="微软雅黑"/>
+            <w:b/>
+            <w:color w:val="006C56"/>
+            <w:sz w:val="21"/>
+            <w:u w:val="none"/>
+          </w:rPr>
+          <w:t>遇到问题</w:t>
+        </w:r>
+      </w:hyperlink>
     </w:p>
     <w:p>
       <w:r>
         <w:br w:type="page"/>
       </w:r>
     </w:p>
-    <w:tbl>
-      <w:tblPr>
-        <w:tblW w:type="dxa" w:w="9360"/>
-        <w:jc w:val="left"/>
-        <w:tblLayout w:type="fixed"/>
-        <w:tblLook w:firstColumn="1" w:firstRow="1" w:lastColumn="0" w:lastRow="0" w:noHBand="0" w:noVBand="1" w:val="04A0"/>
-        <w:tblInd w:w="120" w:type="dxa"/>
-        <w:tblBorders>
-          <w:top w:val="single" w:sz="4" w:space="0" w:color="D6DEE6"/>
-          <w:left w:val="single" w:sz="4" w:space="0" w:color="D6DEE6"/>
-          <w:bottom w:val="single" w:sz="4" w:space="0" w:color="D6DEE6"/>
-          <w:right w:val="single" w:sz="4" w:space="0" w:color="D6DEE6"/>
-          <w:insideH w:val="single" w:sz="4" w:space="0" w:color="D6DEE6"/>
-          <w:insideV w:val="single" w:sz="4" w:space="0" w:color="D6DEE6"/>
-        </w:tblBorders>
-      </w:tblPr>
-      <w:tblGrid>
-        <w:gridCol w:w="2700"/>
-        <w:gridCol w:w="6660"/>
-      </w:tblGrid>
-      <w:tr>
-        <w:trPr>
-          <w:tblHeader/>
-        </w:trPr>
-        <w:tc>
-          <w:tcPr>
-            <w:tcW w:type="dxa" w:w="2700"/>
-            <w:tcMar>
-              <w:top w:w="80" w:type="dxa"/>
-              <w:bottom w:w="80" w:type="dxa"/>
-              <w:start w:w="120" w:type="dxa"/>
-              <w:end w:w="120" w:type="dxa"/>
-            </w:tcMar>
-            <w:vAlign w:val="top"/>
-            <w:shd w:fill="E8EEF5"/>
-          </w:tcPr>
-          <w:p>
-            <w:pPr>
-              <w:spacing w:after="0"/>
-            </w:pPr>
-            <w:r>
-              <w:rPr>
-                <w:rFonts w:ascii="Calibri" w:hAnsi="Calibri" w:eastAsia="Microsoft YaHei"/>
-                <w:b/>
-                <w:color w:val="1F4D78"/>
-                <w:sz w:val="21"/>
-              </w:rPr>
-              <w:t>使用入口</w:t>
-            </w:r>
-          </w:p>
-        </w:tc>
-        <w:tc>
-          <w:tcPr>
-            <w:tcW w:type="dxa" w:w="6660"/>
-            <w:tcMar>
-              <w:top w:w="80" w:type="dxa"/>
-              <w:bottom w:w="80" w:type="dxa"/>
-              <w:start w:w="120" w:type="dxa"/>
-              <w:end w:w="120" w:type="dxa"/>
-            </w:tcMar>
-            <w:vAlign w:val="top"/>
-          </w:tcPr>
-          <w:p>
-            <w:pPr>
-              <w:spacing w:after="0" w:line="288" w:lineRule="auto"/>
-            </w:pPr>
-            <w:r>
-              <w:rPr>
-                <w:rFonts w:ascii="Calibri" w:hAnsi="Calibri" w:eastAsia="Microsoft YaHei"/>
-                <w:color w:val="0B2545"/>
-                <w:sz w:val="21"/>
-              </w:rPr>
-              <w:t>电脑后台：https://vending.5gogogo.top/login</w:t>
-            </w:r>
-          </w:p>
-        </w:tc>
-      </w:tr>
-      <w:tr>
-        <w:tc>
-          <w:tcPr>
-            <w:tcW w:type="dxa" w:w="2700"/>
-            <w:tcMar>
-              <w:top w:w="80" w:type="dxa"/>
-              <w:bottom w:w="80" w:type="dxa"/>
-              <w:start w:w="120" w:type="dxa"/>
-              <w:end w:w="120" w:type="dxa"/>
-            </w:tcMar>
-            <w:vAlign w:val="top"/>
-            <w:shd w:fill="E8EEF5"/>
-          </w:tcPr>
-          <w:p>
-            <w:pPr>
-              <w:spacing w:after="0"/>
-            </w:pPr>
-            <w:r>
-              <w:rPr>
-                <w:rFonts w:ascii="Calibri" w:hAnsi="Calibri" w:eastAsia="Microsoft YaHei"/>
-                <w:b/>
-                <w:color w:val="1F4D78"/>
-                <w:sz w:val="21"/>
-              </w:rPr>
-              <w:t>主要职责</w:t>
-            </w:r>
-          </w:p>
-        </w:tc>
-        <w:tc>
-          <w:tcPr>
-            <w:tcW w:type="dxa" w:w="6660"/>
-            <w:tcMar>
-              <w:top w:w="80" w:type="dxa"/>
-              <w:bottom w:w="80" w:type="dxa"/>
-              <w:start w:w="120" w:type="dxa"/>
-              <w:end w:w="120" w:type="dxa"/>
-            </w:tcMar>
-            <w:vAlign w:val="top"/>
-            <w:shd w:fill="FAFBFC"/>
-          </w:tcPr>
-          <w:p>
-            <w:pPr>
-              <w:spacing w:after="0" w:line="288" w:lineRule="auto"/>
-            </w:pPr>
-            <w:r>
-              <w:rPr>
-                <w:rFonts w:ascii="Calibri" w:hAnsi="Calibri" w:eastAsia="Microsoft YaHei"/>
-                <w:color w:val="0B2545"/>
-                <w:sz w:val="21"/>
-              </w:rPr>
-              <w:t>人员与权限、预约规则、人工验证码、货品、库存、柜机和日志。</w:t>
-            </w:r>
-          </w:p>
-        </w:tc>
-      </w:tr>
-      <w:tr>
-        <w:tc>
-          <w:tcPr>
-            <w:tcW w:type="dxa" w:w="2700"/>
-            <w:tcMar>
-              <w:top w:w="80" w:type="dxa"/>
-              <w:bottom w:w="80" w:type="dxa"/>
-              <w:start w:w="120" w:type="dxa"/>
-              <w:end w:w="120" w:type="dxa"/>
-            </w:tcMar>
-            <w:vAlign w:val="top"/>
-            <w:shd w:fill="E8EEF5"/>
-          </w:tcPr>
-          <w:p>
-            <w:pPr>
-              <w:spacing w:after="0"/>
-            </w:pPr>
-            <w:r>
-              <w:rPr>
-                <w:rFonts w:ascii="Calibri" w:hAnsi="Calibri" w:eastAsia="Microsoft YaHei"/>
-                <w:b/>
-                <w:color w:val="1F4D78"/>
-                <w:sz w:val="21"/>
-              </w:rPr>
-              <w:t>管理范围</w:t>
-            </w:r>
-          </w:p>
-        </w:tc>
-        <w:tc>
-          <w:tcPr>
-            <w:tcW w:type="dxa" w:w="6660"/>
-            <w:tcMar>
-              <w:top w:w="80" w:type="dxa"/>
-              <w:bottom w:w="80" w:type="dxa"/>
-              <w:start w:w="120" w:type="dxa"/>
-              <w:end w:w="120" w:type="dxa"/>
-            </w:tcMar>
-            <w:vAlign w:val="top"/>
-          </w:tcPr>
-          <w:p>
-            <w:pPr>
-              <w:spacing w:after="0" w:line="288" w:lineRule="auto"/>
-            </w:pPr>
-            <w:r>
-              <w:rPr>
-                <w:rFonts w:ascii="Calibri" w:hAnsi="Calibri" w:eastAsia="Microsoft YaHei"/>
-                <w:color w:val="0B2545"/>
-                <w:sz w:val="21"/>
-              </w:rPr>
-              <w:t>仅限当前实例。保存前后都要核对实例名称和目标人员。</w:t>
-            </w:r>
-          </w:p>
-        </w:tc>
-      </w:tr>
-      <w:tr>
-        <w:tc>
-          <w:tcPr>
-            <w:tcW w:type="dxa" w:w="2700"/>
-            <w:tcMar>
-              <w:top w:w="80" w:type="dxa"/>
-              <w:bottom w:w="80" w:type="dxa"/>
-              <w:start w:w="120" w:type="dxa"/>
-              <w:end w:w="120" w:type="dxa"/>
-            </w:tcMar>
-            <w:vAlign w:val="top"/>
-            <w:shd w:fill="E8EEF5"/>
-          </w:tcPr>
-          <w:p>
-            <w:pPr>
-              <w:spacing w:after="0"/>
-            </w:pPr>
-            <w:r>
-              <w:rPr>
-                <w:rFonts w:ascii="Calibri" w:hAnsi="Calibri" w:eastAsia="Microsoft YaHei"/>
-                <w:b/>
-                <w:color w:val="1F4D78"/>
-                <w:sz w:val="21"/>
-              </w:rPr>
-              <w:t>建议</w:t>
-            </w:r>
-          </w:p>
-        </w:tc>
-        <w:tc>
-          <w:tcPr>
-            <w:tcW w:type="dxa" w:w="6660"/>
-            <w:tcMar>
-              <w:top w:w="80" w:type="dxa"/>
-              <w:bottom w:w="80" w:type="dxa"/>
-              <w:start w:w="120" w:type="dxa"/>
-              <w:end w:w="120" w:type="dxa"/>
-            </w:tcMar>
-            <w:vAlign w:val="top"/>
-            <w:shd w:fill="FAFBFC"/>
-          </w:tcPr>
-          <w:p>
-            <w:pPr>
-              <w:spacing w:after="0" w:line="288" w:lineRule="auto"/>
-            </w:pPr>
-            <w:r>
-              <w:rPr>
-                <w:rFonts w:ascii="Calibri" w:hAnsi="Calibri" w:eastAsia="Microsoft YaHei"/>
-                <w:color w:val="0B2545"/>
-                <w:sz w:val="21"/>
-              </w:rPr>
-              <w:t>至少保留两名可登录的实例管理员。</w:t>
-            </w:r>
-          </w:p>
-        </w:tc>
-      </w:tr>
-    </w:tbl>
     <w:p>
       <w:pPr>
-        <w:spacing w:after="0"/>
-      </w:pPr>
+        <w:pStyle w:val="Heading1"/>
+        <w:keepNext/>
+        <w:spacing w:before="200" w:after="100"/>
+      </w:pPr>
+      <w:bookmarkStart w:id="2" w:name="manual_section_01"/>
+      <w:r>
+        <w:rPr>
+          <w:rFonts w:ascii="Microsoft YaHei" w:hAnsi="Microsoft YaHei" w:eastAsia="微软雅黑"/>
+          <w:b/>
+          <w:color w:val="122737"/>
+          <w:sz w:val="30"/>
+        </w:rPr>
+        <w:t>1. 登录并核对当前实例</w:t>
+      </w:r>
+      <w:bookmarkEnd w:id="2"/>
     </w:p>
     <w:p>
       <w:pPr>
-        <w:pStyle w:val="Heading1"/>
+        <w:spacing w:before="80" w:after="80"/>
+        <w:shd w:fill="EEF5F8"/>
+        <w:pBdr>
+          <w:top w:val="single" w:sz="7" w:space="7" w:color="087A63"/>
+          <w:left w:val="single" w:sz="7" w:space="7" w:color="087A63"/>
+          <w:bottom w:val="single" w:sz="7" w:space="7" w:color="087A63"/>
+          <w:right w:val="single" w:sz="7" w:space="7" w:color="087A63"/>
+        </w:pBdr>
       </w:pPr>
       <w:r>
-        <w:t>登录后台</w:t>
+        <w:rPr>
+          <w:rFonts w:ascii="Microsoft YaHei" w:hAnsi="Microsoft YaHei" w:eastAsia="微软雅黑"/>
+          <w:b/>
+          <w:color w:val="006C56"/>
+          <w:sz w:val="20"/>
+        </w:rPr>
+        <w:t xml:space="preserve">用途　</w:t>
+      </w:r>
+      <w:r>
+        <w:rPr>
+          <w:rFonts w:ascii="Microsoft YaHei" w:hAnsi="Microsoft YaHei" w:eastAsia="微软雅黑"/>
+          <w:b w:val="0"/>
+          <w:color w:val="122737"/>
+          <w:sz w:val="20"/>
+        </w:rPr>
+        <w:t>确认账号已进入正确实例，避免把资料保存到其他实例。</w:t>
       </w:r>
     </w:p>
     <w:p>
       <w:pPr>
-        <w:spacing w:before="0" w:after="80" w:line="300" w:lineRule="auto"/>
+        <w:keepNext/>
+        <w:spacing w:before="120" w:after="60"/>
+      </w:pPr>
+      <w:r>
+        <w:rPr>
+          <w:rFonts w:ascii="Microsoft YaHei" w:hAnsi="Microsoft YaHei" w:eastAsia="微软雅黑"/>
+          <w:b/>
+          <w:color w:val="006C56"/>
+          <w:sz w:val="21"/>
+        </w:rPr>
+        <w:t>操作步骤</w:t>
+      </w:r>
+    </w:p>
+    <w:p>
+      <w:pPr>
         <w:numPr>
           <w:ilvl w:val="0"/>
           <w:numId w:val="10"/>
@@ -383,16 +382,16 @@
       </w:pPr>
       <w:r>
         <w:rPr>
-          <w:rFonts w:ascii="Calibri" w:hAnsi="Calibri" w:eastAsia="Microsoft YaHei"/>
-          <w:color w:val="0B2545"/>
-          <w:sz w:val="22"/>
+          <w:rFonts w:ascii="Microsoft YaHei" w:hAnsi="Microsoft YaHei" w:eastAsia="微软雅黑"/>
+          <w:b w:val="0"/>
+          <w:color w:val="122737"/>
+          <w:sz w:val="21"/>
         </w:rPr>
-        <w:t>打开电脑后台：https://vending.5gogogo.top/login。</w:t>
+        <w:t>打开 `https://vending.5gogogo.top/login`。</w:t>
       </w:r>
     </w:p>
     <w:p>
       <w:pPr>
-        <w:spacing w:before="0" w:after="80" w:line="300" w:lineRule="auto"/>
         <w:numPr>
           <w:ilvl w:val="0"/>
           <w:numId w:val="10"/>
@@ -400,16 +399,16 @@
       </w:pPr>
       <w:r>
         <w:rPr>
-          <w:rFonts w:ascii="Calibri" w:hAnsi="Calibri" w:eastAsia="Microsoft YaHei"/>
-          <w:color w:val="0B2545"/>
-          <w:sz w:val="22"/>
+          <w:rFonts w:ascii="Microsoft YaHei" w:hAnsi="Microsoft YaHei" w:eastAsia="微软雅黑"/>
+          <w:b w:val="0"/>
+          <w:color w:val="122737"/>
+          <w:sz w:val="21"/>
         </w:rPr>
-        <w:t>输入已经开通的后台账号和密码。</w:t>
+        <w:t>在“账号”和“密码”中填写已开通的后台凭据。</w:t>
       </w:r>
     </w:p>
     <w:p>
       <w:pPr>
-        <w:spacing w:before="0" w:after="80" w:line="300" w:lineRule="auto"/>
         <w:numPr>
           <w:ilvl w:val="0"/>
           <w:numId w:val="10"/>
@@ -417,16 +416,16 @@
       </w:pPr>
       <w:r>
         <w:rPr>
-          <w:rFonts w:ascii="Calibri" w:hAnsi="Calibri" w:eastAsia="Microsoft YaHei"/>
-          <w:color w:val="0B2545"/>
-          <w:sz w:val="22"/>
+          <w:rFonts w:ascii="Microsoft YaHei" w:hAnsi="Microsoft YaHei" w:eastAsia="微软雅黑"/>
+          <w:b w:val="0"/>
+          <w:color w:val="122737"/>
+          <w:sz w:val="21"/>
         </w:rPr>
-        <w:t>登录后确认页面身份显示为“实例管理员”。</w:t>
+        <w:t>选择“进入后台”。</w:t>
       </w:r>
     </w:p>
     <w:p>
       <w:pPr>
-        <w:spacing w:before="0" w:after="80" w:line="300" w:lineRule="auto"/>
         <w:numPr>
           <w:ilvl w:val="0"/>
           <w:numId w:val="10"/>
@@ -434,23 +433,24 @@
       </w:pPr>
       <w:r>
         <w:rPr>
-          <w:rFonts w:ascii="Calibri" w:hAnsi="Calibri" w:eastAsia="Microsoft YaHei"/>
-          <w:color w:val="0B2545"/>
-          <w:sz w:val="22"/>
+          <w:rFonts w:ascii="Microsoft YaHei" w:hAnsi="Microsoft YaHei" w:eastAsia="微软雅黑"/>
+          <w:b w:val="0"/>
+          <w:color w:val="122737"/>
+          <w:sz w:val="21"/>
         </w:rPr>
-        <w:t>核对当前实例或工作范围后再开始操作。</w:t>
+        <w:t>登录后核对页面顶部的实例名称和左侧显示的身份。</w:t>
       </w:r>
     </w:p>
     <w:p>
       <w:pPr>
-        <w:keepNext/>
+        <w:spacing w:before="80" w:after="40"/>
         <w:jc w:val="center"/>
       </w:pPr>
       <w:r>
         <w:drawing>
           <wp:inline xmlns:a="http://schemas.openxmlformats.org/drawingml/2006/main" xmlns:pic="http://schemas.openxmlformats.org/drawingml/2006/picture">
-            <wp:extent cx="4754880" cy="2674620"/>
-            <wp:docPr id="1" name="电脑后台登录页" title="电脑后台登录页" descr="公益智助柜电脑后台登录页，包含账号和密码输入框。"/>
+            <wp:extent cx="7023483" cy="4536000"/>
+            <wp:docPr id="1" name="Picture 1" descr="图 1　后台登录入口" title="图 1　后台登录入口"/>
             <wp:cNvGraphicFramePr>
               <a:graphicFrameLocks noChangeAspect="1"/>
             </wp:cNvGraphicFramePr>
@@ -458,7 +458,7 @@
               <a:graphicData uri="http://schemas.openxmlformats.org/drawingml/2006/picture">
                 <pic:pic>
                   <pic:nvPicPr>
-                    <pic:cNvPr id="0" name="backoffice-login-public-1280x720-20260729.png"/>
+                    <pic:cNvPr id="0" name="backoffice-login.png"/>
                     <pic:cNvPicPr/>
                   </pic:nvPicPr>
                   <pic:blipFill>
@@ -470,7 +470,7 @@
                   <pic:spPr>
                     <a:xfrm>
                       <a:off x="0" y="0"/>
-                      <a:ext cx="4754880" cy="2674620"/>
+                      <a:ext cx="7023483" cy="4536000"/>
                     </a:xfrm>
                     <a:prstGeom prst="rect"/>
                   </pic:spPr>
@@ -483,25 +483,113 @@
     </w:p>
     <w:p>
       <w:pPr>
-        <w:pStyle w:val="Caption"/>
-        <w:keepLines/>
+        <w:pStyle w:val="FigureCaption"/>
         <w:jc w:val="center"/>
       </w:pPr>
       <w:r>
-        <w:t>电脑后台登录页。请使用本人账号登录，账号和密码仅限本人保管。</w:t>
+        <w:t>图 1　后台登录入口</w:t>
       </w:r>
     </w:p>
     <w:p>
       <w:pPr>
-        <w:pStyle w:val="Heading1"/>
+        <w:spacing w:before="80" w:after="80"/>
+        <w:shd w:fill="EDF7F1"/>
+        <w:pBdr>
+          <w:top w:val="single" w:sz="7" w:space="7" w:color="087A63"/>
+          <w:left w:val="single" w:sz="7" w:space="7" w:color="087A63"/>
+          <w:bottom w:val="single" w:sz="7" w:space="7" w:color="087A63"/>
+          <w:right w:val="single" w:sz="7" w:space="7" w:color="087A63"/>
+        </w:pBdr>
       </w:pPr>
       <w:r>
-        <w:t>首次配置当前实例</w:t>
+        <w:rPr>
+          <w:rFonts w:ascii="Microsoft YaHei" w:hAnsi="Microsoft YaHei" w:eastAsia="微软雅黑"/>
+          <w:b/>
+          <w:color w:val="006C56"/>
+          <w:sz w:val="20"/>
+        </w:rPr>
+        <w:t xml:space="preserve">完成标志　</w:t>
+      </w:r>
+      <w:r>
+        <w:rPr>
+          <w:rFonts w:ascii="Microsoft YaHei" w:hAnsi="Microsoft YaHei" w:eastAsia="微软雅黑"/>
+          <w:b w:val="0"/>
+          <w:color w:val="122737"/>
+          <w:sz w:val="20"/>
+        </w:rPr>
+        <w:t>页面顶部显示目标实例，左侧身份为“实例管理员”。</w:t>
       </w:r>
     </w:p>
     <w:p>
-      <w:pPr>
-        <w:spacing w:before="0" w:after="80" w:line="300" w:lineRule="auto"/>
+      <w:r>
+        <w:br w:type="page"/>
+      </w:r>
+    </w:p>
+    <w:p>
+      <w:pPr>
+        <w:pStyle w:val="Heading1"/>
+        <w:keepNext/>
+        <w:spacing w:before="200" w:after="100"/>
+      </w:pPr>
+      <w:bookmarkStart w:id="3" w:name="manual_section_02"/>
+      <w:r>
+        <w:rPr>
+          <w:rFonts w:ascii="Microsoft YaHei" w:hAnsi="Microsoft YaHei" w:eastAsia="微软雅黑"/>
+          <w:b/>
+          <w:color w:val="122737"/>
+          <w:sz w:val="30"/>
+        </w:rPr>
+        <w:t>2. 设置领取方式与预约规则</w:t>
+      </w:r>
+      <w:bookmarkEnd w:id="3"/>
+    </w:p>
+    <w:p>
+      <w:pPr>
+        <w:spacing w:before="80" w:after="80"/>
+        <w:shd w:fill="EEF5F8"/>
+        <w:pBdr>
+          <w:top w:val="single" w:sz="7" w:space="7" w:color="087A63"/>
+          <w:left w:val="single" w:sz="7" w:space="7" w:color="087A63"/>
+          <w:bottom w:val="single" w:sz="7" w:space="7" w:color="087A63"/>
+          <w:right w:val="single" w:sz="7" w:space="7" w:color="087A63"/>
+        </w:pBdr>
+      </w:pPr>
+      <w:r>
+        <w:rPr>
+          <w:rFonts w:ascii="Microsoft YaHei" w:hAnsi="Microsoft YaHei" w:eastAsia="微软雅黑"/>
+          <w:b/>
+          <w:color w:val="006C56"/>
+          <w:sz w:val="20"/>
+        </w:rPr>
+        <w:t xml:space="preserve">用途　</w:t>
+      </w:r>
+      <w:r>
+        <w:rPr>
+          <w:rFonts w:ascii="Microsoft YaHei" w:hAnsi="Microsoft YaHei" w:eastAsia="微软雅黑"/>
+          <w:b w:val="0"/>
+          <w:color w:val="122737"/>
+          <w:sz w:val="20"/>
+        </w:rPr>
+        <w:t>确定用户按预约取货还是即时领取，并设置预约保留规则。</w:t>
+      </w:r>
+    </w:p>
+    <w:p>
+      <w:pPr>
+        <w:keepNext/>
+        <w:spacing w:before="120" w:after="60"/>
+      </w:pPr>
+      <w:r>
+        <w:rPr>
+          <w:rFonts w:ascii="Microsoft YaHei" w:hAnsi="Microsoft YaHei" w:eastAsia="微软雅黑"/>
+          <w:b/>
+          <w:color w:val="006C56"/>
+          <w:sz w:val="21"/>
+        </w:rPr>
+        <w:t>操作步骤</w:t>
+      </w:r>
+    </w:p>
+    <w:p>
+      <w:pPr>
         <w:numPr>
           <w:ilvl w:val="0"/>
           <w:numId w:val="11"/>
@@ -509,16 +597,16 @@
       </w:pPr>
       <w:r>
         <w:rPr>
-          <w:rFonts w:ascii="Calibri" w:hAnsi="Calibri" w:eastAsia="Microsoft YaHei"/>
-          <w:color w:val="0B2545"/>
-          <w:sz w:val="22"/>
+          <w:rFonts w:ascii="Microsoft YaHei" w:hAnsi="Microsoft YaHei" w:eastAsia="微软雅黑"/>
+          <w:b w:val="0"/>
+          <w:color w:val="122737"/>
+          <w:sz w:val="21"/>
         </w:rPr>
-        <w:t>打开“系统设置 → 领取与服务设置”。</w:t>
+        <w:t>打开“系统设置”。</w:t>
       </w:r>
     </w:p>
     <w:p>
       <w:pPr>
-        <w:spacing w:before="0" w:after="80" w:line="300" w:lineRule="auto"/>
         <w:numPr>
           <w:ilvl w:val="0"/>
           <w:numId w:val="11"/>
@@ -526,16 +614,16 @@
       </w:pPr>
       <w:r>
         <w:rPr>
-          <w:rFonts w:ascii="Calibri" w:hAnsi="Calibri" w:eastAsia="Microsoft YaHei"/>
-          <w:color w:val="0B2545"/>
-          <w:sz w:val="22"/>
+          <w:rFonts w:ascii="Microsoft YaHei" w:hAnsi="Microsoft YaHei" w:eastAsia="微软雅黑"/>
+          <w:b w:val="0"/>
+          <w:color w:val="122737"/>
+          <w:sz w:val="21"/>
         </w:rPr>
-        <w:t>开启或核对“预约取货”；预约取货不会创建支付步骤。</w:t>
+        <w:t>在“领取方式”中选择“预约后取货”或“即时领取”。</w:t>
       </w:r>
     </w:p>
     <w:p>
       <w:pPr>
-        <w:spacing w:before="0" w:after="80" w:line="300" w:lineRule="auto"/>
         <w:numPr>
           <w:ilvl w:val="0"/>
           <w:numId w:val="11"/>
@@ -543,16 +631,16 @@
       </w:pPr>
       <w:r>
         <w:rPr>
-          <w:rFonts w:ascii="Calibri" w:hAnsi="Calibri" w:eastAsia="Microsoft YaHei"/>
-          <w:color w:val="0B2545"/>
-          <w:sz w:val="22"/>
+          <w:rFonts w:ascii="Microsoft YaHei" w:hAnsi="Microsoft YaHei" w:eastAsia="微软雅黑"/>
+          <w:b w:val="0"/>
+          <w:color w:val="122737"/>
+          <w:sz w:val="21"/>
         </w:rPr>
-        <w:t>按业务规定选择额度差额归属；没有特殊规定时使用“自动”。</w:t>
+        <w:t>在“领取差异额度”中选择当前业务采用的归属方式。</w:t>
       </w:r>
     </w:p>
     <w:p>
       <w:pPr>
-        <w:spacing w:before="0" w:after="80" w:line="300" w:lineRule="auto"/>
         <w:numPr>
           <w:ilvl w:val="0"/>
           <w:numId w:val="11"/>
@@ -560,23 +648,41 @@
       </w:pPr>
       <w:r>
         <w:rPr>
-          <w:rFonts w:ascii="Calibri" w:hAnsi="Calibri" w:eastAsia="Microsoft YaHei"/>
-          <w:color w:val="0B2545"/>
-          <w:sz w:val="22"/>
+          <w:rFonts w:ascii="Microsoft YaHei" w:hAnsi="Microsoft YaHei" w:eastAsia="微软雅黑"/>
+          <w:b w:val="0"/>
+          <w:color w:val="122737"/>
+          <w:sz w:val="21"/>
         </w:rPr>
-        <w:t>核对当前 App 登录方式，保存后重新进入页面确认设置仍保持一致。</w:t>
+        <w:t>保存设置，再刷新页面核对结果。</w:t>
       </w:r>
     </w:p>
     <w:p>
       <w:pPr>
-        <w:keepNext/>
+        <w:numPr>
+          <w:ilvl w:val="0"/>
+          <w:numId w:val="11"/>
+        </w:numPr>
+      </w:pPr>
+      <w:r>
+        <w:rPr>
+          <w:rFonts w:ascii="Microsoft YaHei" w:hAnsi="Microsoft YaHei" w:eastAsia="微软雅黑"/>
+          <w:b w:val="0"/>
+          <w:color w:val="122737"/>
+          <w:sz w:val="21"/>
+        </w:rPr>
+        <w:t>使用预约取货时，在“人员管理”核对预约开关、保留分钟数和连续超时限制。</w:t>
+      </w:r>
+    </w:p>
+    <w:p>
+      <w:pPr>
+        <w:spacing w:before="80" w:after="40"/>
         <w:jc w:val="center"/>
       </w:pPr>
       <w:r>
         <w:drawing>
           <wp:inline xmlns:a="http://schemas.openxmlformats.org/drawingml/2006/main" xmlns:pic="http://schemas.openxmlformats.org/drawingml/2006/picture">
-            <wp:extent cx="4754880" cy="2973051"/>
-            <wp:docPr id="2" name="领取与服务设置" title="领取与服务设置" descr="实例后台的领取与服务设置页面，显示预约取货和额度归属选项。"/>
+            <wp:extent cx="6012000" cy="1995362"/>
+            <wp:docPr id="2" name="Picture 2" descr="图 2　领取方式与差异额度" title="图 2　领取方式与差异额度"/>
             <wp:cNvGraphicFramePr>
               <a:graphicFrameLocks noChangeAspect="1"/>
             </wp:cNvGraphicFramePr>
@@ -584,7 +690,7 @@
               <a:graphicData uri="http://schemas.openxmlformats.org/drawingml/2006/picture">
                 <pic:pic>
                   <pic:nvPicPr>
-                    <pic:cNvPr id="0" name="backoffice-instance-settings-live-1440x900-20260730.jpg"/>
+                    <pic:cNvPr id="0" name="settings.png"/>
                     <pic:cNvPicPr/>
                   </pic:nvPicPr>
                   <pic:blipFill>
@@ -596,7 +702,7 @@
                   <pic:spPr>
                     <a:xfrm>
                       <a:off x="0" y="0"/>
-                      <a:ext cx="4754880" cy="2973051"/>
+                      <a:ext cx="6012000" cy="1995362"/>
                     </a:xfrm>
                     <a:prstGeom prst="rect"/>
                   </pic:spPr>
@@ -609,25 +715,113 @@
     </w:p>
     <w:p>
       <w:pPr>
-        <w:pStyle w:val="Caption"/>
-        <w:keepLines/>
+        <w:pStyle w:val="FigureCaption"/>
         <w:jc w:val="center"/>
       </w:pPr>
       <w:r>
-        <w:t>领取与服务设置。保存后请重新进入页面复核。</w:t>
+        <w:t>图 2　领取方式与差异额度</w:t>
       </w:r>
     </w:p>
     <w:p>
       <w:pPr>
-        <w:pStyle w:val="Heading1"/>
+        <w:spacing w:before="80" w:after="80"/>
+        <w:shd w:fill="EDF7F1"/>
+        <w:pBdr>
+          <w:top w:val="single" w:sz="7" w:space="7" w:color="087A63"/>
+          <w:left w:val="single" w:sz="7" w:space="7" w:color="087A63"/>
+          <w:bottom w:val="single" w:sz="7" w:space="7" w:color="087A63"/>
+          <w:right w:val="single" w:sz="7" w:space="7" w:color="087A63"/>
+        </w:pBdr>
       </w:pPr>
       <w:r>
-        <w:t>从 Excel 批量导入人员</w:t>
+        <w:rPr>
+          <w:rFonts w:ascii="Microsoft YaHei" w:hAnsi="Microsoft YaHei" w:eastAsia="微软雅黑"/>
+          <w:b/>
+          <w:color w:val="006C56"/>
+          <w:sz w:val="20"/>
+        </w:rPr>
+        <w:t xml:space="preserve">完成标志　</w:t>
+      </w:r>
+      <w:r>
+        <w:rPr>
+          <w:rFonts w:ascii="Microsoft YaHei" w:hAnsi="Microsoft YaHei" w:eastAsia="微软雅黑"/>
+          <w:b w:val="0"/>
+          <w:color w:val="122737"/>
+          <w:sz w:val="20"/>
+        </w:rPr>
+        <w:t>页面显示“已同步”，刷新后仍保持选定的领取方式和规则。</w:t>
       </w:r>
     </w:p>
     <w:p>
-      <w:pPr>
-        <w:spacing w:before="0" w:after="80" w:line="300" w:lineRule="auto"/>
+      <w:r>
+        <w:br w:type="page"/>
+      </w:r>
+    </w:p>
+    <w:p>
+      <w:pPr>
+        <w:pStyle w:val="Heading1"/>
+        <w:keepNext/>
+        <w:spacing w:before="200" w:after="100"/>
+      </w:pPr>
+      <w:bookmarkStart w:id="4" w:name="manual_section_03"/>
+      <w:r>
+        <w:rPr>
+          <w:rFonts w:ascii="Microsoft YaHei" w:hAnsi="Microsoft YaHei" w:eastAsia="微软雅黑"/>
+          <w:b/>
+          <w:color w:val="122737"/>
+          <w:sz w:val="30"/>
+        </w:rPr>
+        <w:t>3. 审核注册申请</w:t>
+      </w:r>
+      <w:bookmarkEnd w:id="4"/>
+    </w:p>
+    <w:p>
+      <w:pPr>
+        <w:spacing w:before="80" w:after="80"/>
+        <w:shd w:fill="EEF5F8"/>
+        <w:pBdr>
+          <w:top w:val="single" w:sz="7" w:space="7" w:color="087A63"/>
+          <w:left w:val="single" w:sz="7" w:space="7" w:color="087A63"/>
+          <w:bottom w:val="single" w:sz="7" w:space="7" w:color="087A63"/>
+          <w:right w:val="single" w:sz="7" w:space="7" w:color="087A63"/>
+        </w:pBdr>
+      </w:pPr>
+      <w:r>
+        <w:rPr>
+          <w:rFonts w:ascii="Microsoft YaHei" w:hAnsi="Microsoft YaHei" w:eastAsia="微软雅黑"/>
+          <w:b/>
+          <w:color w:val="006C56"/>
+          <w:sz w:val="20"/>
+        </w:rPr>
+        <w:t xml:space="preserve">用途　</w:t>
+      </w:r>
+      <w:r>
+        <w:rPr>
+          <w:rFonts w:ascii="Microsoft YaHei" w:hAnsi="Microsoft YaHei" w:eastAsia="微软雅黑"/>
+          <w:b w:val="0"/>
+          <w:color w:val="122737"/>
+          <w:sz w:val="20"/>
+        </w:rPr>
+        <w:t>核对首次注册人员的身份资料，并决定是否准予进入当前实例。</w:t>
+      </w:r>
+    </w:p>
+    <w:p>
+      <w:pPr>
+        <w:keepNext/>
+        <w:spacing w:before="120" w:after="60"/>
+      </w:pPr>
+      <w:r>
+        <w:rPr>
+          <w:rFonts w:ascii="Microsoft YaHei" w:hAnsi="Microsoft YaHei" w:eastAsia="微软雅黑"/>
+          <w:b/>
+          <w:color w:val="006C56"/>
+          <w:sz w:val="21"/>
+        </w:rPr>
+        <w:t>操作步骤</w:t>
+      </w:r>
+    </w:p>
+    <w:p>
+      <w:pPr>
         <w:numPr>
           <w:ilvl w:val="0"/>
           <w:numId w:val="12"/>
@@ -635,28 +829,33 @@
       </w:pPr>
       <w:r>
         <w:rPr>
-          <w:rFonts w:ascii="Calibri" w:hAnsi="Calibri" w:eastAsia="Microsoft YaHei"/>
-          <w:color w:val="0B2545"/>
-          <w:sz w:val="22"/>
+          <w:rFonts w:ascii="Microsoft YaHei" w:hAnsi="Microsoft YaHei" w:eastAsia="微软雅黑"/>
+          <w:b w:val="0"/>
+          <w:color w:val="122737"/>
+          <w:sz w:val="21"/>
         </w:rPr>
-        <w:t>打开“人员管理”，点击“下载 Excel 模板”。</w:t>
+        <w:t>打开“人员管理”，定位“注册审核”。</w:t>
       </w:r>
     </w:p>
     <w:p>
       <w:pPr>
-        <w:spacing w:before="0" w:after="80" w:line="300" w:lineRule="auto"/>
         <w:numPr>
           <w:ilvl w:val="0"/>
           <w:numId w:val="12"/>
         </w:numPr>
       </w:pPr>
       <w:r>
-        <w:t>在第一张“人员导入”工作表填写资料，请保持第一行列名不变。姓名和手机号必填。</w:t>
+        <w:rPr>
+          <w:rFonts w:ascii="Microsoft YaHei" w:hAnsi="Microsoft YaHei" w:eastAsia="微软雅黑"/>
+          <w:b w:val="0"/>
+          <w:color w:val="122737"/>
+          <w:sz w:val="21"/>
+        </w:rPr>
+        <w:t>在“待审核”中核对姓名、手机号、身份和区域。</w:t>
       </w:r>
     </w:p>
     <w:p>
       <w:pPr>
-        <w:spacing w:before="0" w:after="80" w:line="300" w:lineRule="auto"/>
         <w:numPr>
           <w:ilvl w:val="0"/>
           <w:numId w:val="12"/>
@@ -664,28 +863,33 @@
       </w:pPr>
       <w:r>
         <w:rPr>
-          <w:rFonts w:ascii="Calibri" w:hAnsi="Calibri" w:eastAsia="Microsoft YaHei"/>
-          <w:color w:val="0B2545"/>
-          <w:sz w:val="22"/>
+          <w:rFonts w:ascii="Microsoft YaHei" w:hAnsi="Microsoft YaHei" w:eastAsia="微软雅黑"/>
+          <w:b w:val="0"/>
+          <w:color w:val="122737"/>
+          <w:sz w:val="21"/>
         </w:rPr>
-        <w:t>区域、区域编号和标签可选；多个标签使用逗号或分号分隔。</w:t>
+        <w:t>资料符合当前实例要求时选择“通过”。</w:t>
       </w:r>
     </w:p>
     <w:p>
       <w:pPr>
-        <w:spacing w:before="0" w:after="80" w:line="300" w:lineRule="auto"/>
         <w:numPr>
           <w:ilvl w:val="0"/>
           <w:numId w:val="12"/>
         </w:numPr>
       </w:pPr>
       <w:r>
-        <w:t>导入特殊群体时可填写每日总额度和分类额度；填写分类额度时需要同时填写每日总额度。</w:t>
+        <w:rPr>
+          <w:rFonts w:ascii="Microsoft YaHei" w:hAnsi="Microsoft YaHei" w:eastAsia="微软雅黑"/>
+          <w:b w:val="0"/>
+          <w:color w:val="122737"/>
+          <w:sz w:val="21"/>
+        </w:rPr>
+        <w:t>资料不完整或不符合要求时填写原因，再选择“驳回”。</w:t>
       </w:r>
     </w:p>
     <w:p>
       <w:pPr>
-        <w:spacing w:before="0" w:after="80" w:line="300" w:lineRule="auto"/>
         <w:numPr>
           <w:ilvl w:val="0"/>
           <w:numId w:val="12"/>
@@ -693,597 +897,2199 @@
       </w:pPr>
       <w:r>
         <w:rPr>
-          <w:rFonts w:ascii="Calibri" w:hAnsi="Calibri" w:eastAsia="Microsoft YaHei"/>
-          <w:color w:val="0B2545"/>
-          <w:sz w:val="22"/>
+          <w:rFonts w:ascii="Microsoft YaHei" w:hAnsi="Microsoft YaHei" w:eastAsia="微软雅黑"/>
+          <w:b w:val="0"/>
+          <w:color w:val="122737"/>
+          <w:sz w:val="21"/>
         </w:rPr>
-        <w:t>返回“人员管理”，点击“导入 Excel”，选择“特殊群体 / App 用户”或“商家”。</w:t>
+        <w:t>在“已登记”或“已驳回”中复核处理结果。</w:t>
       </w:r>
     </w:p>
     <w:p>
       <w:pPr>
-        <w:spacing w:before="0" w:after="80" w:line="300" w:lineRule="auto"/>
-        <w:numPr>
-          <w:ilvl w:val="0"/>
-          <w:numId w:val="12"/>
-        </w:numPr>
+        <w:spacing w:before="80" w:after="40"/>
+        <w:jc w:val="center"/>
       </w:pPr>
       <w:r>
-        <w:rPr>
-          <w:rFonts w:ascii="Calibri" w:hAnsi="Calibri" w:eastAsia="Microsoft YaHei"/>
-          <w:color w:val="0B2545"/>
-          <w:sz w:val="22"/>
-        </w:rPr>
-        <w:t>上传 .xlsx 文件，按行修正错误，核对前 10 行预览后确认导入。</w:t>
+        <w:drawing>
+          <wp:inline xmlns:a="http://schemas.openxmlformats.org/drawingml/2006/main" xmlns:pic="http://schemas.openxmlformats.org/drawingml/2006/picture">
+            <wp:extent cx="6012000" cy="2565465"/>
+            <wp:docPr id="3" name="Picture 3" descr="图 3　待审核申请与处理入口" title="图 3　待审核申请与处理入口"/>
+            <wp:cNvGraphicFramePr>
+              <a:graphicFrameLocks noChangeAspect="1"/>
+            </wp:cNvGraphicFramePr>
+            <a:graphic>
+              <a:graphicData uri="http://schemas.openxmlformats.org/drawingml/2006/picture">
+                <pic:pic>
+                  <pic:nvPicPr>
+                    <pic:cNvPr id="0" name="registration-review.png"/>
+                    <pic:cNvPicPr/>
+                  </pic:nvPicPr>
+                  <pic:blipFill>
+                    <a:blip r:embed="rId13"/>
+                    <a:stretch>
+                      <a:fillRect/>
+                    </a:stretch>
+                  </pic:blipFill>
+                  <pic:spPr>
+                    <a:xfrm>
+                      <a:off x="0" y="0"/>
+                      <a:ext cx="6012000" cy="2565465"/>
+                    </a:xfrm>
+                    <a:prstGeom prst="rect"/>
+                  </pic:spPr>
+                </pic:pic>
+              </a:graphicData>
+            </a:graphic>
+          </wp:inline>
+        </w:drawing>
       </w:r>
     </w:p>
     <w:p>
       <w:pPr>
-        <w:spacing w:before="0" w:after="80" w:line="300" w:lineRule="auto"/>
+        <w:pStyle w:val="FigureCaption"/>
+        <w:jc w:val="center"/>
+      </w:pPr>
+      <w:r>
+        <w:t>图 3　待审核申请与处理入口</w:t>
+      </w:r>
+    </w:p>
+    <w:p>
+      <w:pPr>
+        <w:spacing w:before="80" w:after="80"/>
+        <w:shd w:fill="EDF7F1"/>
+        <w:pBdr>
+          <w:top w:val="single" w:sz="7" w:space="7" w:color="087A63"/>
+          <w:left w:val="single" w:sz="7" w:space="7" w:color="087A63"/>
+          <w:bottom w:val="single" w:sz="7" w:space="7" w:color="087A63"/>
+          <w:right w:val="single" w:sz="7" w:space="7" w:color="087A63"/>
+        </w:pBdr>
+      </w:pPr>
+      <w:r>
+        <w:rPr>
+          <w:rFonts w:ascii="Microsoft YaHei" w:hAnsi="Microsoft YaHei" w:eastAsia="微软雅黑"/>
+          <w:b/>
+          <w:color w:val="006C56"/>
+          <w:sz w:val="20"/>
+        </w:rPr>
+        <w:t xml:space="preserve">完成标志　</w:t>
+      </w:r>
+      <w:r>
+        <w:rPr>
+          <w:rFonts w:ascii="Microsoft YaHei" w:hAnsi="Microsoft YaHei" w:eastAsia="微软雅黑"/>
+          <w:b w:val="0"/>
+          <w:color w:val="122737"/>
+          <w:sz w:val="20"/>
+        </w:rPr>
+        <w:t>申请不再停留在“待审核”；通过的申请已进入当前实例人员台账。</w:t>
+      </w:r>
+    </w:p>
+    <w:p>
+      <w:r>
+        <w:br w:type="page"/>
+      </w:r>
+    </w:p>
+    <w:p>
+      <w:pPr>
+        <w:pStyle w:val="Heading1"/>
+        <w:keepNext/>
+        <w:spacing w:before="200" w:after="100"/>
+      </w:pPr>
+      <w:bookmarkStart w:id="5" w:name="manual_section_04"/>
+      <w:r>
+        <w:rPr>
+          <w:rFonts w:ascii="Microsoft YaHei" w:hAnsi="Microsoft YaHei" w:eastAsia="微软雅黑"/>
+          <w:b/>
+          <w:color w:val="122737"/>
+          <w:sz w:val="30"/>
+        </w:rPr>
+        <w:t>4. 新建人员资料</w:t>
+      </w:r>
+      <w:bookmarkEnd w:id="5"/>
+    </w:p>
+    <w:p>
+      <w:pPr>
+        <w:spacing w:before="80" w:after="80"/>
+        <w:shd w:fill="EEF5F8"/>
+        <w:pBdr>
+          <w:top w:val="single" w:sz="7" w:space="7" w:color="087A63"/>
+          <w:left w:val="single" w:sz="7" w:space="7" w:color="087A63"/>
+          <w:bottom w:val="single" w:sz="7" w:space="7" w:color="087A63"/>
+          <w:right w:val="single" w:sz="7" w:space="7" w:color="087A63"/>
+        </w:pBdr>
+      </w:pPr>
+      <w:r>
+        <w:rPr>
+          <w:rFonts w:ascii="Microsoft YaHei" w:hAnsi="Microsoft YaHei" w:eastAsia="微软雅黑"/>
+          <w:b/>
+          <w:color w:val="006C56"/>
+          <w:sz w:val="20"/>
+        </w:rPr>
+        <w:t xml:space="preserve">用途　</w:t>
+      </w:r>
+      <w:r>
+        <w:rPr>
+          <w:rFonts w:ascii="Microsoft YaHei" w:hAnsi="Microsoft YaHei" w:eastAsia="微软雅黑"/>
+          <w:b w:val="0"/>
+          <w:color w:val="122737"/>
+          <w:sz w:val="20"/>
+        </w:rPr>
+        <w:t>为实例管理员、商家、补货员或特殊群体建立人员资料。</w:t>
+      </w:r>
+    </w:p>
+    <w:p>
+      <w:pPr>
+        <w:keepNext/>
+        <w:spacing w:before="120" w:after="60"/>
+      </w:pPr>
+      <w:r>
+        <w:rPr>
+          <w:rFonts w:ascii="Microsoft YaHei" w:hAnsi="Microsoft YaHei" w:eastAsia="微软雅黑"/>
+          <w:b/>
+          <w:color w:val="006C56"/>
+          <w:sz w:val="21"/>
+        </w:rPr>
+        <w:t>操作步骤</w:t>
+      </w:r>
+    </w:p>
+    <w:p>
+      <w:pPr>
         <w:numPr>
           <w:ilvl w:val="0"/>
-          <w:numId w:val="12"/>
+          <w:numId w:val="13"/>
         </w:numPr>
       </w:pPr>
       <w:r>
         <w:rPr>
-          <w:rFonts w:ascii="Calibri" w:hAnsi="Calibri" w:eastAsia="Microsoft YaHei"/>
-          <w:color w:val="0B2545"/>
-          <w:sz w:val="22"/>
+          <w:rFonts w:ascii="Microsoft YaHei" w:hAnsi="Microsoft YaHei" w:eastAsia="微软雅黑"/>
+          <w:b w:val="0"/>
+          <w:color w:val="122737"/>
+          <w:sz w:val="21"/>
         </w:rPr>
-        <w:t>导入商家后逐个分配柜机并开通后台账号；导入特殊群体后按业务需要配置每日物资规则。</w:t>
+        <w:t>打开“人员管理”，选择“新增人员”。</w:t>
+      </w:r>
+    </w:p>
+    <w:p>
+      <w:pPr>
+        <w:numPr>
+          <w:ilvl w:val="0"/>
+          <w:numId w:val="13"/>
+        </w:numPr>
+      </w:pPr>
+      <w:r>
+        <w:rPr>
+          <w:rFonts w:ascii="Microsoft YaHei" w:hAnsi="Microsoft YaHei" w:eastAsia="微软雅黑"/>
+          <w:b w:val="0"/>
+          <w:color w:val="122737"/>
+          <w:sz w:val="21"/>
+        </w:rPr>
+        <w:t>选择后台显示的岗位，并填写姓名、手机号、状态和区域。</w:t>
+      </w:r>
+    </w:p>
+    <w:p>
+      <w:pPr>
+        <w:numPr>
+          <w:ilvl w:val="0"/>
+          <w:numId w:val="13"/>
+        </w:numPr>
+      </w:pPr>
+      <w:r>
+        <w:rPr>
+          <w:rFonts w:ascii="Microsoft YaHei" w:hAnsi="Microsoft YaHei" w:eastAsia="微软雅黑"/>
+          <w:b w:val="0"/>
+          <w:color w:val="122737"/>
+          <w:sz w:val="21"/>
+        </w:rPr>
+        <w:t>特殊群体如需每日物资规则，选择“保存并配置每日物资”。</w:t>
+      </w:r>
+    </w:p>
+    <w:p>
+      <w:pPr>
+        <w:numPr>
+          <w:ilvl w:val="0"/>
+          <w:numId w:val="13"/>
+        </w:numPr>
+      </w:pPr>
+      <w:r>
+        <w:rPr>
+          <w:rFonts w:ascii="Microsoft YaHei" w:hAnsi="Microsoft YaHei" w:eastAsia="微软雅黑"/>
+          <w:b w:val="0"/>
+          <w:color w:val="122737"/>
+          <w:sz w:val="21"/>
+        </w:rPr>
+        <w:t>其他岗位选择“保存人员信息”。</w:t>
+      </w:r>
+    </w:p>
+    <w:p>
+      <w:pPr>
+        <w:numPr>
+          <w:ilvl w:val="0"/>
+          <w:numId w:val="13"/>
+        </w:numPr>
+      </w:pPr>
+      <w:r>
+        <w:rPr>
+          <w:rFonts w:ascii="Microsoft YaHei" w:hAnsi="Microsoft YaHei" w:eastAsia="微软雅黑"/>
+          <w:b w:val="0"/>
+          <w:color w:val="122737"/>
+          <w:sz w:val="21"/>
+        </w:rPr>
+        <w:t>返回人员台账，按姓名核对新记录。</w:t>
+      </w:r>
+    </w:p>
+    <w:p>
+      <w:pPr>
+        <w:spacing w:before="80" w:after="40"/>
+        <w:jc w:val="center"/>
+      </w:pPr>
+      <w:r>
+        <w:drawing>
+          <wp:inline xmlns:a="http://schemas.openxmlformats.org/drawingml/2006/main" xmlns:pic="http://schemas.openxmlformats.org/drawingml/2006/picture">
+            <wp:extent cx="3205077" cy="4536000"/>
+            <wp:docPr id="4" name="Picture 4" descr="图 4　新增人员面板" title="图 4　新增人员面板"/>
+            <wp:cNvGraphicFramePr>
+              <a:graphicFrameLocks noChangeAspect="1"/>
+            </wp:cNvGraphicFramePr>
+            <a:graphic>
+              <a:graphicData uri="http://schemas.openxmlformats.org/drawingml/2006/picture">
+                <pic:pic>
+                  <pic:nvPicPr>
+                    <pic:cNvPr id="0" name="create-person.png"/>
+                    <pic:cNvPicPr/>
+                  </pic:nvPicPr>
+                  <pic:blipFill>
+                    <a:blip r:embed="rId14"/>
+                    <a:stretch>
+                      <a:fillRect/>
+                    </a:stretch>
+                  </pic:blipFill>
+                  <pic:spPr>
+                    <a:xfrm>
+                      <a:off x="0" y="0"/>
+                      <a:ext cx="3205077" cy="4536000"/>
+                    </a:xfrm>
+                    <a:prstGeom prst="rect"/>
+                  </pic:spPr>
+                </pic:pic>
+              </a:graphicData>
+            </a:graphic>
+          </wp:inline>
+        </w:drawing>
+      </w:r>
+    </w:p>
+    <w:p>
+      <w:pPr>
+        <w:pStyle w:val="FigureCaption"/>
+        <w:jc w:val="center"/>
+      </w:pPr>
+      <w:r>
+        <w:t>图 4　新增人员面板</w:t>
+      </w:r>
+    </w:p>
+    <w:p>
+      <w:pPr>
+        <w:spacing w:before="80" w:after="80"/>
+        <w:shd w:fill="EDF7F1"/>
+        <w:pBdr>
+          <w:top w:val="single" w:sz="7" w:space="7" w:color="087A63"/>
+          <w:left w:val="single" w:sz="7" w:space="7" w:color="087A63"/>
+          <w:bottom w:val="single" w:sz="7" w:space="7" w:color="087A63"/>
+          <w:right w:val="single" w:sz="7" w:space="7" w:color="087A63"/>
+        </w:pBdr>
+      </w:pPr>
+      <w:r>
+        <w:rPr>
+          <w:rFonts w:ascii="Microsoft YaHei" w:hAnsi="Microsoft YaHei" w:eastAsia="微软雅黑"/>
+          <w:b/>
+          <w:color w:val="006C56"/>
+          <w:sz w:val="20"/>
+        </w:rPr>
+        <w:t xml:space="preserve">完成标志　</w:t>
+      </w:r>
+      <w:r>
+        <w:rPr>
+          <w:rFonts w:ascii="Microsoft YaHei" w:hAnsi="Microsoft YaHei" w:eastAsia="微软雅黑"/>
+          <w:b w:val="0"/>
+          <w:color w:val="122737"/>
+          <w:sz w:val="20"/>
+        </w:rPr>
+        <w:t>人员出现在当前实例台账中，岗位、状态和手机号均与录入内容一致。</w:t>
+      </w:r>
+    </w:p>
+    <w:p>
+      <w:r>
+        <w:br w:type="page"/>
+      </w:r>
+    </w:p>
+    <w:p>
+      <w:pPr>
+        <w:pStyle w:val="Heading1"/>
+        <w:keepNext/>
+        <w:spacing w:before="200" w:after="100"/>
+      </w:pPr>
+      <w:bookmarkStart w:id="6" w:name="manual_section_05"/>
+      <w:r>
+        <w:rPr>
+          <w:rFonts w:ascii="Microsoft YaHei" w:hAnsi="Microsoft YaHei" w:eastAsia="微软雅黑"/>
+          <w:b/>
+          <w:color w:val="122737"/>
+          <w:sz w:val="30"/>
+        </w:rPr>
+        <w:t>5. 使用 Excel 批量导入人员</w:t>
+      </w:r>
+      <w:bookmarkEnd w:id="6"/>
+    </w:p>
+    <w:p>
+      <w:pPr>
+        <w:spacing w:before="80" w:after="80"/>
+        <w:shd w:fill="EEF5F8"/>
+        <w:pBdr>
+          <w:top w:val="single" w:sz="7" w:space="7" w:color="087A63"/>
+          <w:left w:val="single" w:sz="7" w:space="7" w:color="087A63"/>
+          <w:bottom w:val="single" w:sz="7" w:space="7" w:color="087A63"/>
+          <w:right w:val="single" w:sz="7" w:space="7" w:color="087A63"/>
+        </w:pBdr>
+      </w:pPr>
+      <w:r>
+        <w:rPr>
+          <w:rFonts w:ascii="Microsoft YaHei" w:hAnsi="Microsoft YaHei" w:eastAsia="微软雅黑"/>
+          <w:b/>
+          <w:color w:val="006C56"/>
+          <w:sz w:val="20"/>
+        </w:rPr>
+        <w:t xml:space="preserve">用途　</w:t>
+      </w:r>
+      <w:r>
+        <w:rPr>
+          <w:rFonts w:ascii="Microsoft YaHei" w:hAnsi="Microsoft YaHei" w:eastAsia="微软雅黑"/>
+          <w:b w:val="0"/>
+          <w:color w:val="122737"/>
+          <w:sz w:val="20"/>
+        </w:rPr>
+        <w:t>批量建立特殊群体或商家资料，并在写入前处理格式错误。</w:t>
+      </w:r>
+    </w:p>
+    <w:p>
+      <w:pPr>
+        <w:keepNext/>
+        <w:spacing w:before="120" w:after="60"/>
+      </w:pPr>
+      <w:r>
+        <w:rPr>
+          <w:rFonts w:ascii="Microsoft YaHei" w:hAnsi="Microsoft YaHei" w:eastAsia="微软雅黑"/>
+          <w:b/>
+          <w:color w:val="006C56"/>
+          <w:sz w:val="21"/>
+        </w:rPr>
+        <w:t>操作步骤</w:t>
+      </w:r>
+    </w:p>
+    <w:p>
+      <w:pPr>
+        <w:numPr>
+          <w:ilvl w:val="0"/>
+          <w:numId w:val="14"/>
+        </w:numPr>
+      </w:pPr>
+      <w:r>
+        <w:rPr>
+          <w:rFonts w:ascii="Microsoft YaHei" w:hAnsi="Microsoft YaHei" w:eastAsia="微软雅黑"/>
+          <w:b w:val="0"/>
+          <w:color w:val="122737"/>
+          <w:sz w:val="21"/>
+        </w:rPr>
+        <w:t>在“人员管理”选择“下载 Excel 模板”。</w:t>
+      </w:r>
+    </w:p>
+    <w:p>
+      <w:pPr>
+        <w:numPr>
+          <w:ilvl w:val="0"/>
+          <w:numId w:val="14"/>
+        </w:numPr>
+      </w:pPr>
+      <w:r>
+        <w:rPr>
+          <w:rFonts w:ascii="Microsoft YaHei" w:hAnsi="Microsoft YaHei" w:eastAsia="微软雅黑"/>
+          <w:b w:val="0"/>
+          <w:color w:val="122737"/>
+          <w:sz w:val="21"/>
+        </w:rPr>
+        <w:t>在模板的人员工作表填写资料，保留首行列名。</w:t>
+      </w:r>
+    </w:p>
+    <w:p>
+      <w:pPr>
+        <w:numPr>
+          <w:ilvl w:val="0"/>
+          <w:numId w:val="14"/>
+        </w:numPr>
+      </w:pPr>
+      <w:r>
+        <w:rPr>
+          <w:rFonts w:ascii="Microsoft YaHei" w:hAnsi="Microsoft YaHei" w:eastAsia="微软雅黑"/>
+          <w:b w:val="0"/>
+          <w:color w:val="122737"/>
+          <w:sz w:val="21"/>
+        </w:rPr>
+        <w:t>返回页面选择“导入 Excel”，并指定导入岗位。</w:t>
+      </w:r>
+    </w:p>
+    <w:p>
+      <w:pPr>
+        <w:numPr>
+          <w:ilvl w:val="0"/>
+          <w:numId w:val="14"/>
+        </w:numPr>
+      </w:pPr>
+      <w:r>
+        <w:rPr>
+          <w:rFonts w:ascii="Microsoft YaHei" w:hAnsi="Microsoft YaHei" w:eastAsia="微软雅黑"/>
+          <w:b w:val="0"/>
+          <w:color w:val="122737"/>
+          <w:sz w:val="21"/>
+        </w:rPr>
+        <w:t>上传 `.xlsx` 文件，先查看错误行和前十行预览。</w:t>
+      </w:r>
+    </w:p>
+    <w:p>
+      <w:pPr>
+        <w:numPr>
+          <w:ilvl w:val="0"/>
+          <w:numId w:val="14"/>
+        </w:numPr>
+      </w:pPr>
+      <w:r>
+        <w:rPr>
+          <w:rFonts w:ascii="Microsoft YaHei" w:hAnsi="Microsoft YaHei" w:eastAsia="微软雅黑"/>
+          <w:b w:val="0"/>
+          <w:color w:val="122737"/>
+          <w:sz w:val="21"/>
+        </w:rPr>
+        <w:t>修正全部错误后再确认导入。</w:t>
+      </w:r>
+    </w:p>
+    <w:p>
+      <w:pPr>
+        <w:numPr>
+          <w:ilvl w:val="0"/>
+          <w:numId w:val="14"/>
+        </w:numPr>
+      </w:pPr>
+      <w:r>
+        <w:rPr>
+          <w:rFonts w:ascii="Microsoft YaHei" w:hAnsi="Microsoft YaHei" w:eastAsia="微软雅黑"/>
+          <w:b w:val="0"/>
+          <w:color w:val="122737"/>
+          <w:sz w:val="21"/>
+        </w:rPr>
+        <w:t>导入商家后，逐个配置后台账号和柜机范围。</w:t>
+      </w:r>
+    </w:p>
+    <w:p>
+      <w:pPr>
+        <w:spacing w:before="80" w:after="40"/>
+        <w:jc w:val="center"/>
+      </w:pPr>
+      <w:r>
+        <w:drawing>
+          <wp:inline xmlns:a="http://schemas.openxmlformats.org/drawingml/2006/main" xmlns:pic="http://schemas.openxmlformats.org/drawingml/2006/picture">
+            <wp:extent cx="6012000" cy="1477086"/>
+            <wp:docPr id="5" name="Picture 5" descr="图 5　Excel 模板、导入和新增入口" title="图 5　Excel 模板、导入和新增入口"/>
+            <wp:cNvGraphicFramePr>
+              <a:graphicFrameLocks noChangeAspect="1"/>
+            </wp:cNvGraphicFramePr>
+            <a:graphic>
+              <a:graphicData uri="http://schemas.openxmlformats.org/drawingml/2006/picture">
+                <pic:pic>
+                  <pic:nvPicPr>
+                    <pic:cNvPr id="0" name="excel-import.png"/>
+                    <pic:cNvPicPr/>
+                  </pic:nvPicPr>
+                  <pic:blipFill>
+                    <a:blip r:embed="rId15"/>
+                    <a:stretch>
+                      <a:fillRect/>
+                    </a:stretch>
+                  </pic:blipFill>
+                  <pic:spPr>
+                    <a:xfrm>
+                      <a:off x="0" y="0"/>
+                      <a:ext cx="6012000" cy="1477086"/>
+                    </a:xfrm>
+                    <a:prstGeom prst="rect"/>
+                  </pic:spPr>
+                </pic:pic>
+              </a:graphicData>
+            </a:graphic>
+          </wp:inline>
+        </w:drawing>
+      </w:r>
+    </w:p>
+    <w:p>
+      <w:pPr>
+        <w:pStyle w:val="FigureCaption"/>
+        <w:jc w:val="center"/>
+      </w:pPr>
+      <w:r>
+        <w:t>图 5　Excel 模板、导入和新增入口</w:t>
+      </w:r>
+    </w:p>
+    <w:p>
+      <w:pPr>
+        <w:spacing w:before="80" w:after="80"/>
+        <w:shd w:fill="EDF7F1"/>
+        <w:pBdr>
+          <w:top w:val="single" w:sz="7" w:space="7" w:color="087A63"/>
+          <w:left w:val="single" w:sz="7" w:space="7" w:color="087A63"/>
+          <w:bottom w:val="single" w:sz="7" w:space="7" w:color="087A63"/>
+          <w:right w:val="single" w:sz="7" w:space="7" w:color="087A63"/>
+        </w:pBdr>
+      </w:pPr>
+      <w:r>
+        <w:rPr>
+          <w:rFonts w:ascii="Microsoft YaHei" w:hAnsi="Microsoft YaHei" w:eastAsia="微软雅黑"/>
+          <w:b/>
+          <w:color w:val="006C56"/>
+          <w:sz w:val="20"/>
+        </w:rPr>
+        <w:t xml:space="preserve">完成标志　</w:t>
+      </w:r>
+      <w:r>
+        <w:rPr>
+          <w:rFonts w:ascii="Microsoft YaHei" w:hAnsi="Microsoft YaHei" w:eastAsia="微软雅黑"/>
+          <w:b w:val="0"/>
+          <w:color w:val="122737"/>
+          <w:sz w:val="20"/>
+        </w:rPr>
+        <w:t>错误预览为空，页面报告导入成功；抽查人员台账与表格内容一致。</w:t>
+      </w:r>
+    </w:p>
+    <w:p>
+      <w:r>
+        <w:br w:type="page"/>
+      </w:r>
+    </w:p>
+    <w:p>
+      <w:pPr>
+        <w:pStyle w:val="Heading1"/>
+        <w:keepNext/>
+        <w:spacing w:before="200" w:after="100"/>
+      </w:pPr>
+      <w:bookmarkStart w:id="7" w:name="manual_section_06"/>
+      <w:r>
+        <w:rPr>
+          <w:rFonts w:ascii="Microsoft YaHei" w:hAnsi="Microsoft YaHei" w:eastAsia="微软雅黑"/>
+          <w:b/>
+          <w:color w:val="122737"/>
+          <w:sz w:val="30"/>
+        </w:rPr>
+        <w:t>6. 创建岗位与后台账号</w:t>
+      </w:r>
+      <w:bookmarkEnd w:id="7"/>
+    </w:p>
+    <w:p>
+      <w:pPr>
+        <w:spacing w:before="80" w:after="80"/>
+        <w:shd w:fill="EEF5F8"/>
+        <w:pBdr>
+          <w:top w:val="single" w:sz="7" w:space="7" w:color="087A63"/>
+          <w:left w:val="single" w:sz="7" w:space="7" w:color="087A63"/>
+          <w:bottom w:val="single" w:sz="7" w:space="7" w:color="087A63"/>
+          <w:right w:val="single" w:sz="7" w:space="7" w:color="087A63"/>
+        </w:pBdr>
+      </w:pPr>
+      <w:r>
+        <w:rPr>
+          <w:rFonts w:ascii="Microsoft YaHei" w:hAnsi="Microsoft YaHei" w:eastAsia="微软雅黑"/>
+          <w:b/>
+          <w:color w:val="006C56"/>
+          <w:sz w:val="20"/>
+        </w:rPr>
+        <w:t xml:space="preserve">用途　</w:t>
+      </w:r>
+      <w:r>
+        <w:rPr>
+          <w:rFonts w:ascii="Microsoft YaHei" w:hAnsi="Microsoft YaHei" w:eastAsia="微软雅黑"/>
+          <w:b w:val="0"/>
+          <w:color w:val="122737"/>
+          <w:sz w:val="20"/>
+        </w:rPr>
+        <w:t>为使用电脑后台的人员开通与岗位一致的菜单和操作权限。</w:t>
+      </w:r>
+    </w:p>
+    <w:p>
+      <w:pPr>
+        <w:keepNext/>
+        <w:spacing w:before="120" w:after="60"/>
+      </w:pPr>
+      <w:r>
+        <w:rPr>
+          <w:rFonts w:ascii="Microsoft YaHei" w:hAnsi="Microsoft YaHei" w:eastAsia="微软雅黑"/>
+          <w:b/>
+          <w:color w:val="006C56"/>
+          <w:sz w:val="21"/>
+        </w:rPr>
+        <w:t>操作步骤</w:t>
+      </w:r>
+    </w:p>
+    <w:p>
+      <w:pPr>
+        <w:numPr>
+          <w:ilvl w:val="0"/>
+          <w:numId w:val="15"/>
+        </w:numPr>
+      </w:pPr>
+      <w:r>
+        <w:rPr>
+          <w:rFonts w:ascii="Microsoft YaHei" w:hAnsi="Microsoft YaHei" w:eastAsia="微软雅黑"/>
+          <w:b w:val="0"/>
+          <w:color w:val="122737"/>
+          <w:sz w:val="21"/>
+        </w:rPr>
+        <w:t>在人员台账找到目标人员，打开“配置权限”。</w:t>
+      </w:r>
+    </w:p>
+    <w:p>
+      <w:pPr>
+        <w:numPr>
+          <w:ilvl w:val="0"/>
+          <w:numId w:val="15"/>
+        </w:numPr>
+      </w:pPr>
+      <w:r>
+        <w:rPr>
+          <w:rFonts w:ascii="Microsoft YaHei" w:hAnsi="Microsoft YaHei" w:eastAsia="微软雅黑"/>
+          <w:b w:val="0"/>
+          <w:color w:val="122737"/>
+          <w:sz w:val="21"/>
+        </w:rPr>
+        <w:t>核对后台身份为实例管理员、商家或补货员。</w:t>
+      </w:r>
+    </w:p>
+    <w:p>
+      <w:pPr>
+        <w:numPr>
+          <w:ilvl w:val="0"/>
+          <w:numId w:val="15"/>
+        </w:numPr>
+      </w:pPr>
+      <w:r>
+        <w:rPr>
+          <w:rFonts w:ascii="Microsoft YaHei" w:hAnsi="Microsoft YaHei" w:eastAsia="微软雅黑"/>
+          <w:b w:val="0"/>
+          <w:color w:val="122737"/>
+          <w:sz w:val="21"/>
+        </w:rPr>
+        <w:t>填写登录账号；首次开通时设置临时密码。</w:t>
+      </w:r>
+    </w:p>
+    <w:p>
+      <w:pPr>
+        <w:numPr>
+          <w:ilvl w:val="0"/>
+          <w:numId w:val="15"/>
+        </w:numPr>
+      </w:pPr>
+      <w:r>
+        <w:rPr>
+          <w:rFonts w:ascii="Microsoft YaHei" w:hAnsi="Microsoft YaHei" w:eastAsia="微软雅黑"/>
+          <w:b w:val="0"/>
+          <w:color w:val="122737"/>
+          <w:sz w:val="21"/>
+        </w:rPr>
+        <w:t>仅勾选该岗位实际需要的权限。</w:t>
+      </w:r>
+    </w:p>
+    <w:p>
+      <w:pPr>
+        <w:numPr>
+          <w:ilvl w:val="0"/>
+          <w:numId w:val="15"/>
+        </w:numPr>
+      </w:pPr>
+      <w:r>
+        <w:rPr>
+          <w:rFonts w:ascii="Microsoft YaHei" w:hAnsi="Microsoft YaHei" w:eastAsia="微软雅黑"/>
+          <w:b w:val="0"/>
+          <w:color w:val="122737"/>
+          <w:sz w:val="21"/>
+        </w:rPr>
+        <w:t>保存后使用该账号重新登录，核对可见菜单。</w:t>
+      </w:r>
+    </w:p>
+    <w:p>
+      <w:pPr>
+        <w:spacing w:before="80" w:after="40"/>
+        <w:jc w:val="center"/>
+      </w:pPr>
+      <w:r>
+        <w:drawing>
+          <wp:inline xmlns:a="http://schemas.openxmlformats.org/drawingml/2006/main" xmlns:pic="http://schemas.openxmlformats.org/drawingml/2006/picture">
+            <wp:extent cx="3616540" cy="4536000"/>
+            <wp:docPr id="6" name="Picture 6" descr="图 6　后台身份、账号和权限" title="图 6　后台身份、账号和权限"/>
+            <wp:cNvGraphicFramePr>
+              <a:graphicFrameLocks noChangeAspect="1"/>
+            </wp:cNvGraphicFramePr>
+            <a:graphic>
+              <a:graphicData uri="http://schemas.openxmlformats.org/drawingml/2006/picture">
+                <pic:pic>
+                  <pic:nvPicPr>
+                    <pic:cNvPr id="0" name="role-account.png"/>
+                    <pic:cNvPicPr/>
+                  </pic:nvPicPr>
+                  <pic:blipFill>
+                    <a:blip r:embed="rId16"/>
+                    <a:stretch>
+                      <a:fillRect/>
+                    </a:stretch>
+                  </pic:blipFill>
+                  <pic:spPr>
+                    <a:xfrm>
+                      <a:off x="0" y="0"/>
+                      <a:ext cx="3616540" cy="4536000"/>
+                    </a:xfrm>
+                    <a:prstGeom prst="rect"/>
+                  </pic:spPr>
+                </pic:pic>
+              </a:graphicData>
+            </a:graphic>
+          </wp:inline>
+        </w:drawing>
+      </w:r>
+    </w:p>
+    <w:p>
+      <w:pPr>
+        <w:pStyle w:val="FigureCaption"/>
+        <w:jc w:val="center"/>
+      </w:pPr>
+      <w:r>
+        <w:t>图 6　后台身份、账号和权限</w:t>
+      </w:r>
+    </w:p>
+    <w:p>
+      <w:pPr>
+        <w:spacing w:before="80" w:after="80"/>
+        <w:shd w:fill="EDF7F1"/>
+        <w:pBdr>
+          <w:top w:val="single" w:sz="7" w:space="7" w:color="087A63"/>
+          <w:left w:val="single" w:sz="7" w:space="7" w:color="087A63"/>
+          <w:bottom w:val="single" w:sz="7" w:space="7" w:color="087A63"/>
+          <w:right w:val="single" w:sz="7" w:space="7" w:color="087A63"/>
+        </w:pBdr>
+      </w:pPr>
+      <w:r>
+        <w:rPr>
+          <w:rFonts w:ascii="Microsoft YaHei" w:hAnsi="Microsoft YaHei" w:eastAsia="微软雅黑"/>
+          <w:b/>
+          <w:color w:val="006C56"/>
+          <w:sz w:val="20"/>
+        </w:rPr>
+        <w:t xml:space="preserve">完成标志　</w:t>
+      </w:r>
+      <w:r>
+        <w:rPr>
+          <w:rFonts w:ascii="Microsoft YaHei" w:hAnsi="Microsoft YaHei" w:eastAsia="微软雅黑"/>
+          <w:b w:val="0"/>
+          <w:color w:val="122737"/>
+          <w:sz w:val="20"/>
+        </w:rPr>
+        <w:t>目标账号可登录，页面只显示已配置的工作台和业务菜单。</w:t>
+      </w:r>
+    </w:p>
+    <w:p>
+      <w:r>
+        <w:br w:type="page"/>
+      </w:r>
+    </w:p>
+    <w:p>
+      <w:pPr>
+        <w:pStyle w:val="Heading1"/>
+        <w:keepNext/>
+        <w:spacing w:before="200" w:after="100"/>
+      </w:pPr>
+      <w:bookmarkStart w:id="8" w:name="manual_section_07"/>
+      <w:r>
+        <w:rPr>
+          <w:rFonts w:ascii="Microsoft YaHei" w:hAnsi="Microsoft YaHei" w:eastAsia="微软雅黑"/>
+          <w:b/>
+          <w:color w:val="122737"/>
+          <w:sz w:val="30"/>
+        </w:rPr>
+        <w:t>7. 分配可管理柜机</w:t>
+      </w:r>
+      <w:bookmarkEnd w:id="8"/>
+    </w:p>
+    <w:p>
+      <w:pPr>
+        <w:spacing w:before="80" w:after="80"/>
+        <w:shd w:fill="EEF5F8"/>
+        <w:pBdr>
+          <w:top w:val="single" w:sz="7" w:space="7" w:color="087A63"/>
+          <w:left w:val="single" w:sz="7" w:space="7" w:color="087A63"/>
+          <w:bottom w:val="single" w:sz="7" w:space="7" w:color="087A63"/>
+          <w:right w:val="single" w:sz="7" w:space="7" w:color="087A63"/>
+        </w:pBdr>
+      </w:pPr>
+      <w:r>
+        <w:rPr>
+          <w:rFonts w:ascii="Microsoft YaHei" w:hAnsi="Microsoft YaHei" w:eastAsia="微软雅黑"/>
+          <w:b/>
+          <w:color w:val="006C56"/>
+          <w:sz w:val="20"/>
+        </w:rPr>
+        <w:t xml:space="preserve">用途　</w:t>
+      </w:r>
+      <w:r>
+        <w:rPr>
+          <w:rFonts w:ascii="Microsoft YaHei" w:hAnsi="Microsoft YaHei" w:eastAsia="微软雅黑"/>
+          <w:b w:val="0"/>
+          <w:color w:val="122737"/>
+          <w:sz w:val="20"/>
+        </w:rPr>
+        <w:t>限定商家或补货员可以查看和操作的柜机范围。</w:t>
+      </w:r>
+    </w:p>
+    <w:p>
+      <w:pPr>
+        <w:keepNext/>
+        <w:spacing w:before="120" w:after="60"/>
+      </w:pPr>
+      <w:r>
+        <w:rPr>
+          <w:rFonts w:ascii="Microsoft YaHei" w:hAnsi="Microsoft YaHei" w:eastAsia="微软雅黑"/>
+          <w:b/>
+          <w:color w:val="006C56"/>
+          <w:sz w:val="21"/>
+        </w:rPr>
+        <w:t>操作步骤</w:t>
+      </w:r>
+    </w:p>
+    <w:p>
+      <w:pPr>
+        <w:numPr>
+          <w:ilvl w:val="0"/>
+          <w:numId w:val="16"/>
+        </w:numPr>
+      </w:pPr>
+      <w:r>
+        <w:rPr>
+          <w:rFonts w:ascii="Microsoft YaHei" w:hAnsi="Microsoft YaHei" w:eastAsia="微软雅黑"/>
+          <w:b w:val="0"/>
+          <w:color w:val="122737"/>
+          <w:sz w:val="21"/>
+        </w:rPr>
+        <w:t>在人员台账找到目标商家或补货员。</w:t>
+      </w:r>
+    </w:p>
+    <w:p>
+      <w:pPr>
+        <w:numPr>
+          <w:ilvl w:val="0"/>
+          <w:numId w:val="16"/>
+        </w:numPr>
+      </w:pPr>
+      <w:r>
+        <w:rPr>
+          <w:rFonts w:ascii="Microsoft YaHei" w:hAnsi="Microsoft YaHei" w:eastAsia="微软雅黑"/>
+          <w:b w:val="0"/>
+          <w:color w:val="122737"/>
+          <w:sz w:val="21"/>
+        </w:rPr>
+        <w:t>选择“分配柜机”。</w:t>
+      </w:r>
+    </w:p>
+    <w:p>
+      <w:pPr>
+        <w:numPr>
+          <w:ilvl w:val="0"/>
+          <w:numId w:val="16"/>
+        </w:numPr>
+      </w:pPr>
+      <w:r>
+        <w:rPr>
+          <w:rFonts w:ascii="Microsoft YaHei" w:hAnsi="Microsoft YaHei" w:eastAsia="微软雅黑"/>
+          <w:b w:val="0"/>
+          <w:color w:val="122737"/>
+          <w:sz w:val="21"/>
+        </w:rPr>
+        <w:t>勾选其负责的柜机。</w:t>
+      </w:r>
+    </w:p>
+    <w:p>
+      <w:pPr>
+        <w:numPr>
+          <w:ilvl w:val="0"/>
+          <w:numId w:val="16"/>
+        </w:numPr>
+      </w:pPr>
+      <w:r>
+        <w:rPr>
+          <w:rFonts w:ascii="Microsoft YaHei" w:hAnsi="Microsoft YaHei" w:eastAsia="微软雅黑"/>
+          <w:b w:val="0"/>
+          <w:color w:val="122737"/>
+          <w:sz w:val="21"/>
+        </w:rPr>
+        <w:t>保存柜机范围。</w:t>
+      </w:r>
+    </w:p>
+    <w:p>
+      <w:pPr>
+        <w:numPr>
+          <w:ilvl w:val="0"/>
+          <w:numId w:val="16"/>
+        </w:numPr>
+      </w:pPr>
+      <w:r>
+        <w:rPr>
+          <w:rFonts w:ascii="Microsoft YaHei" w:hAnsi="Microsoft YaHei" w:eastAsia="微软雅黑"/>
+          <w:b w:val="0"/>
+          <w:color w:val="122737"/>
+          <w:sz w:val="21"/>
+        </w:rPr>
+        <w:t>使用目标账号打开柜机列表，核对只出现已分配柜机。</w:t>
+      </w:r>
+    </w:p>
+    <w:p>
+      <w:pPr>
+        <w:spacing w:before="80" w:after="40"/>
+        <w:jc w:val="center"/>
+      </w:pPr>
+      <w:r>
+        <w:drawing>
+          <wp:inline xmlns:a="http://schemas.openxmlformats.org/drawingml/2006/main" xmlns:pic="http://schemas.openxmlformats.org/drawingml/2006/picture">
+            <wp:extent cx="6012000" cy="4381627"/>
+            <wp:docPr id="7" name="Picture 7" descr="图 7　分配柜机范围" title="图 7　分配柜机范围"/>
+            <wp:cNvGraphicFramePr>
+              <a:graphicFrameLocks noChangeAspect="1"/>
+            </wp:cNvGraphicFramePr>
+            <a:graphic>
+              <a:graphicData uri="http://schemas.openxmlformats.org/drawingml/2006/picture">
+                <pic:pic>
+                  <pic:nvPicPr>
+                    <pic:cNvPr id="0" name="device-assignment.png"/>
+                    <pic:cNvPicPr/>
+                  </pic:nvPicPr>
+                  <pic:blipFill>
+                    <a:blip r:embed="rId17"/>
+                    <a:stretch>
+                      <a:fillRect/>
+                    </a:stretch>
+                  </pic:blipFill>
+                  <pic:spPr>
+                    <a:xfrm>
+                      <a:off x="0" y="0"/>
+                      <a:ext cx="6012000" cy="4381627"/>
+                    </a:xfrm>
+                    <a:prstGeom prst="rect"/>
+                  </pic:spPr>
+                </pic:pic>
+              </a:graphicData>
+            </a:graphic>
+          </wp:inline>
+        </w:drawing>
+      </w:r>
+    </w:p>
+    <w:p>
+      <w:pPr>
+        <w:pStyle w:val="FigureCaption"/>
+        <w:jc w:val="center"/>
+      </w:pPr>
+      <w:r>
+        <w:t>图 7　分配柜机范围</w:t>
+      </w:r>
+    </w:p>
+    <w:p>
+      <w:pPr>
+        <w:spacing w:before="80" w:after="80"/>
+        <w:shd w:fill="EDF7F1"/>
+        <w:pBdr>
+          <w:top w:val="single" w:sz="7" w:space="7" w:color="087A63"/>
+          <w:left w:val="single" w:sz="7" w:space="7" w:color="087A63"/>
+          <w:bottom w:val="single" w:sz="7" w:space="7" w:color="087A63"/>
+          <w:right w:val="single" w:sz="7" w:space="7" w:color="087A63"/>
+        </w:pBdr>
+      </w:pPr>
+      <w:r>
+        <w:rPr>
+          <w:rFonts w:ascii="Microsoft YaHei" w:hAnsi="Microsoft YaHei" w:eastAsia="微软雅黑"/>
+          <w:b/>
+          <w:color w:val="006C56"/>
+          <w:sz w:val="20"/>
+        </w:rPr>
+        <w:t xml:space="preserve">完成标志　</w:t>
+      </w:r>
+      <w:r>
+        <w:rPr>
+          <w:rFonts w:ascii="Microsoft YaHei" w:hAnsi="Microsoft YaHei" w:eastAsia="微软雅黑"/>
+          <w:b w:val="0"/>
+          <w:color w:val="122737"/>
+          <w:sz w:val="20"/>
+        </w:rPr>
+        <w:t>人员台账显示正确的柜机数量，目标账号无法看到未分配柜机。</w:t>
+      </w:r>
+    </w:p>
+    <w:p>
+      <w:r>
+        <w:br w:type="page"/>
+      </w:r>
+    </w:p>
+    <w:p>
+      <w:pPr>
+        <w:pStyle w:val="Heading1"/>
+        <w:keepNext/>
+        <w:spacing w:before="200" w:after="100"/>
+      </w:pPr>
+      <w:bookmarkStart w:id="9" w:name="manual_section_08"/>
+      <w:r>
+        <w:rPr>
+          <w:rFonts w:ascii="Microsoft YaHei" w:hAnsi="Microsoft YaHei" w:eastAsia="微软雅黑"/>
+          <w:b/>
+          <w:color w:val="122737"/>
+          <w:sz w:val="30"/>
+        </w:rPr>
+        <w:t>8. 管理一次性人工验证码</w:t>
+      </w:r>
+      <w:bookmarkEnd w:id="9"/>
+    </w:p>
+    <w:p>
+      <w:pPr>
+        <w:spacing w:before="80" w:after="80"/>
+        <w:shd w:fill="EEF5F8"/>
+        <w:pBdr>
+          <w:top w:val="single" w:sz="7" w:space="7" w:color="087A63"/>
+          <w:left w:val="single" w:sz="7" w:space="7" w:color="087A63"/>
+          <w:bottom w:val="single" w:sz="7" w:space="7" w:color="087A63"/>
+          <w:right w:val="single" w:sz="7" w:space="7" w:color="087A63"/>
+        </w:pBdr>
+      </w:pPr>
+      <w:r>
+        <w:rPr>
+          <w:rFonts w:ascii="Microsoft YaHei" w:hAnsi="Microsoft YaHei" w:eastAsia="微软雅黑"/>
+          <w:b/>
+          <w:color w:val="006C56"/>
+          <w:sz w:val="20"/>
+        </w:rPr>
+        <w:t xml:space="preserve">用途　</w:t>
+      </w:r>
+      <w:r>
+        <w:rPr>
+          <w:rFonts w:ascii="Microsoft YaHei" w:hAnsi="Microsoft YaHei" w:eastAsia="微软雅黑"/>
+          <w:b w:val="0"/>
+          <w:color w:val="122737"/>
+          <w:sz w:val="20"/>
+        </w:rPr>
+        <w:t>在短信暂时不可用等特殊情况下，为已启用账号提供一次性备用登录码。</w:t>
+      </w:r>
+    </w:p>
+    <w:p>
+      <w:pPr>
+        <w:keepNext/>
+        <w:spacing w:before="120" w:after="60"/>
+      </w:pPr>
+      <w:r>
+        <w:rPr>
+          <w:rFonts w:ascii="Microsoft YaHei" w:hAnsi="Microsoft YaHei" w:eastAsia="微软雅黑"/>
+          <w:b/>
+          <w:color w:val="006C56"/>
+          <w:sz w:val="21"/>
+        </w:rPr>
+        <w:t>操作步骤</w:t>
+      </w:r>
+    </w:p>
+    <w:p>
+      <w:pPr>
+        <w:numPr>
+          <w:ilvl w:val="0"/>
+          <w:numId w:val="17"/>
+        </w:numPr>
+      </w:pPr>
+      <w:r>
+        <w:rPr>
+          <w:rFonts w:ascii="Microsoft YaHei" w:hAnsi="Microsoft YaHei" w:eastAsia="微软雅黑"/>
+          <w:b w:val="0"/>
+          <w:color w:val="122737"/>
+          <w:sz w:val="21"/>
+        </w:rPr>
+        <w:t>在人员台账选择目标人员的“签发验证码”。</w:t>
+      </w:r>
+    </w:p>
+    <w:p>
+      <w:pPr>
+        <w:numPr>
+          <w:ilvl w:val="0"/>
+          <w:numId w:val="17"/>
+        </w:numPr>
+      </w:pPr>
+      <w:r>
+        <w:rPr>
+          <w:rFonts w:ascii="Microsoft YaHei" w:hAnsi="Microsoft YaHei" w:eastAsia="微软雅黑"/>
+          <w:b w:val="0"/>
+          <w:color w:val="122737"/>
+          <w:sz w:val="21"/>
+        </w:rPr>
+        <w:t>选择“APP / 小程序登录”或“后台密码重置”。</w:t>
+      </w:r>
+    </w:p>
+    <w:p>
+      <w:pPr>
+        <w:numPr>
+          <w:ilvl w:val="0"/>
+          <w:numId w:val="17"/>
+        </w:numPr>
+      </w:pPr>
+      <w:r>
+        <w:rPr>
+          <w:rFonts w:ascii="Microsoft YaHei" w:hAnsi="Microsoft YaHei" w:eastAsia="微软雅黑"/>
+          <w:b w:val="0"/>
+          <w:color w:val="122737"/>
+          <w:sz w:val="21"/>
+        </w:rPr>
+        <w:t>默认选择 10 分钟有效期；只有经明确批准的特殊场景才调整为更长时间。</w:t>
+      </w:r>
+    </w:p>
+    <w:p>
+      <w:pPr>
+        <w:numPr>
+          <w:ilvl w:val="0"/>
+          <w:numId w:val="17"/>
+        </w:numPr>
+      </w:pPr>
+      <w:r>
+        <w:rPr>
+          <w:rFonts w:ascii="Microsoft YaHei" w:hAnsi="Microsoft YaHei" w:eastAsia="微软雅黑"/>
+          <w:b w:val="0"/>
+          <w:color w:val="122737"/>
+          <w:sz w:val="21"/>
+        </w:rPr>
+        <w:t>选择“签发一次性验证码”，并通过约定渠道交付本人。</w:t>
+      </w:r>
+    </w:p>
+    <w:p>
+      <w:pPr>
+        <w:numPr>
+          <w:ilvl w:val="0"/>
+          <w:numId w:val="17"/>
+        </w:numPr>
+      </w:pPr>
+      <w:r>
+        <w:rPr>
+          <w:rFonts w:ascii="Microsoft YaHei" w:hAnsi="Microsoft YaHei" w:eastAsia="微软雅黑"/>
+          <w:b w:val="0"/>
+          <w:color w:val="122737"/>
+          <w:sz w:val="21"/>
+        </w:rPr>
+        <w:t>尚未使用的记录可选择“撤销”。</w:t>
+      </w:r>
+    </w:p>
+    <w:p>
+      <w:pPr>
+        <w:numPr>
+          <w:ilvl w:val="0"/>
+          <w:numId w:val="17"/>
+        </w:numPr>
+      </w:pPr>
+      <w:r>
+        <w:rPr>
+          <w:rFonts w:ascii="Microsoft YaHei" w:hAnsi="Microsoft YaHei" w:eastAsia="微软雅黑"/>
+          <w:b w:val="0"/>
+          <w:color w:val="122737"/>
+          <w:sz w:val="21"/>
+        </w:rPr>
+        <w:t>已使用、已过期或已撤销的记录可选择“清除记录”。</w:t>
+      </w:r>
+    </w:p>
+    <w:p>
+      <w:pPr>
+        <w:spacing w:before="80" w:after="40"/>
+        <w:jc w:val="center"/>
+      </w:pPr>
+      <w:r>
+        <w:drawing>
+          <wp:inline xmlns:a="http://schemas.openxmlformats.org/drawingml/2006/main" xmlns:pic="http://schemas.openxmlformats.org/drawingml/2006/picture">
+            <wp:extent cx="2844000" cy="2458372"/>
+            <wp:docPr id="8" name="Picture 8" descr="图 8　签发用途和默认有效期" title="图 8　签发用途和默认有效期"/>
+            <wp:cNvGraphicFramePr>
+              <a:graphicFrameLocks noChangeAspect="1"/>
+            </wp:cNvGraphicFramePr>
+            <a:graphic>
+              <a:graphicData uri="http://schemas.openxmlformats.org/drawingml/2006/picture">
+                <pic:pic>
+                  <pic:nvPicPr>
+                    <pic:cNvPr id="0" name="manual-code.png"/>
+                    <pic:cNvPicPr/>
+                  </pic:nvPicPr>
+                  <pic:blipFill>
+                    <a:blip r:embed="rId18"/>
+                    <a:stretch>
+                      <a:fillRect/>
+                    </a:stretch>
+                  </pic:blipFill>
+                  <pic:spPr>
+                    <a:xfrm>
+                      <a:off x="0" y="0"/>
+                      <a:ext cx="2844000" cy="2458372"/>
+                    </a:xfrm>
+                    <a:prstGeom prst="rect"/>
+                  </pic:spPr>
+                </pic:pic>
+              </a:graphicData>
+            </a:graphic>
+          </wp:inline>
+        </w:drawing>
+      </w:r>
+      <w:r>
+        <w:rPr>
+          <w:rFonts w:ascii="Microsoft YaHei" w:hAnsi="Microsoft YaHei" w:eastAsia="微软雅黑"/>
+          <w:b w:val="0"/>
+          <w:color w:val="586C7C"/>
+          <w:sz w:val="17"/>
+        </w:rPr>
+        <w:t xml:space="preserve">　</w:t>
+      </w:r>
+      <w:r>
+        <w:drawing>
+          <wp:inline xmlns:a="http://schemas.openxmlformats.org/drawingml/2006/main" xmlns:pic="http://schemas.openxmlformats.org/drawingml/2006/picture">
+            <wp:extent cx="2844000" cy="821327"/>
+            <wp:docPr id="9" name="Picture 9" descr="图 9　验证码状态与撤销入口" title="图 9　验证码状态与撤销入口"/>
+            <wp:cNvGraphicFramePr>
+              <a:graphicFrameLocks noChangeAspect="1"/>
+            </wp:cNvGraphicFramePr>
+            <a:graphic>
+              <a:graphicData uri="http://schemas.openxmlformats.org/drawingml/2006/picture">
+                <pic:pic>
+                  <pic:nvPicPr>
+                    <pic:cNvPr id="0" name="code-records.png"/>
+                    <pic:cNvPicPr/>
+                  </pic:nvPicPr>
+                  <pic:blipFill>
+                    <a:blip r:embed="rId19"/>
+                    <a:stretch>
+                      <a:fillRect/>
+                    </a:stretch>
+                  </pic:blipFill>
+                  <pic:spPr>
+                    <a:xfrm>
+                      <a:off x="0" y="0"/>
+                      <a:ext cx="2844000" cy="821327"/>
+                    </a:xfrm>
+                    <a:prstGeom prst="rect"/>
+                  </pic:spPr>
+                </pic:pic>
+              </a:graphicData>
+            </a:graphic>
+          </wp:inline>
+        </w:drawing>
+      </w:r>
+    </w:p>
+    <w:p>
+      <w:pPr>
+        <w:pStyle w:val="FigureCaption"/>
+        <w:jc w:val="center"/>
+      </w:pPr>
+      <w:r>
+        <w:t>图 8　签发用途和默认有效期　｜　图 9　验证码状态与撤销入口</w:t>
+      </w:r>
+    </w:p>
+    <w:p>
+      <w:pPr>
+        <w:spacing w:before="80" w:after="80"/>
+        <w:shd w:fill="EDF7F1"/>
+        <w:pBdr>
+          <w:top w:val="single" w:sz="7" w:space="7" w:color="087A63"/>
+          <w:left w:val="single" w:sz="7" w:space="7" w:color="087A63"/>
+          <w:bottom w:val="single" w:sz="7" w:space="7" w:color="087A63"/>
+          <w:right w:val="single" w:sz="7" w:space="7" w:color="087A63"/>
+        </w:pBdr>
+      </w:pPr>
+      <w:r>
+        <w:rPr>
+          <w:rFonts w:ascii="Microsoft YaHei" w:hAnsi="Microsoft YaHei" w:eastAsia="微软雅黑"/>
+          <w:b/>
+          <w:color w:val="006C56"/>
+          <w:sz w:val="20"/>
+        </w:rPr>
+        <w:t xml:space="preserve">完成标志　</w:t>
+      </w:r>
+      <w:r>
+        <w:rPr>
+          <w:rFonts w:ascii="Microsoft YaHei" w:hAnsi="Microsoft YaHei" w:eastAsia="微软雅黑"/>
+          <w:b w:val="0"/>
+          <w:color w:val="122737"/>
+          <w:sz w:val="20"/>
+        </w:rPr>
+        <w:t>新记录显示用途、状态和有效期；撤销后不能登录，清除后不再出现在记录列表。</w:t>
+      </w:r>
+    </w:p>
+    <w:p>
+      <w:r>
+        <w:br w:type="page"/>
+      </w:r>
+    </w:p>
+    <w:p>
+      <w:pPr>
+        <w:pStyle w:val="Heading1"/>
+        <w:keepNext/>
+        <w:spacing w:before="200" w:after="100"/>
+      </w:pPr>
+      <w:bookmarkStart w:id="10" w:name="manual_section_09"/>
+      <w:r>
+        <w:rPr>
+          <w:rFonts w:ascii="Microsoft YaHei" w:hAnsi="Microsoft YaHei" w:eastAsia="微软雅黑"/>
+          <w:b/>
+          <w:color w:val="122737"/>
+          <w:sz w:val="30"/>
+        </w:rPr>
+        <w:t>9. 维护货品与本地仓库</w:t>
+      </w:r>
+      <w:bookmarkEnd w:id="10"/>
+    </w:p>
+    <w:p>
+      <w:pPr>
+        <w:spacing w:before="80" w:after="80"/>
+        <w:shd w:fill="EEF5F8"/>
+        <w:pBdr>
+          <w:top w:val="single" w:sz="7" w:space="7" w:color="087A63"/>
+          <w:left w:val="single" w:sz="7" w:space="7" w:color="087A63"/>
+          <w:bottom w:val="single" w:sz="7" w:space="7" w:color="087A63"/>
+          <w:right w:val="single" w:sz="7" w:space="7" w:color="087A63"/>
+        </w:pBdr>
+      </w:pPr>
+      <w:r>
+        <w:rPr>
+          <w:rFonts w:ascii="Microsoft YaHei" w:hAnsi="Microsoft YaHei" w:eastAsia="微软雅黑"/>
+          <w:b/>
+          <w:color w:val="006C56"/>
+          <w:sz w:val="20"/>
+        </w:rPr>
+        <w:t xml:space="preserve">用途　</w:t>
+      </w:r>
+      <w:r>
+        <w:rPr>
+          <w:rFonts w:ascii="Microsoft YaHei" w:hAnsi="Microsoft YaHei" w:eastAsia="微软雅黑"/>
+          <w:b w:val="0"/>
+          <w:color w:val="122737"/>
+          <w:sz w:val="20"/>
+        </w:rPr>
+        <w:t>维护可领取物资资料，并核对进入柜机前的库存批次。</w:t>
+      </w:r>
+    </w:p>
+    <w:p>
+      <w:pPr>
+        <w:keepNext/>
+        <w:spacing w:before="120" w:after="60"/>
+      </w:pPr>
+      <w:r>
+        <w:rPr>
+          <w:rFonts w:ascii="Microsoft YaHei" w:hAnsi="Microsoft YaHei" w:eastAsia="微软雅黑"/>
+          <w:b/>
+          <w:color w:val="006C56"/>
+          <w:sz w:val="21"/>
+        </w:rPr>
+        <w:t>操作步骤</w:t>
+      </w:r>
+    </w:p>
+    <w:p>
+      <w:pPr>
+        <w:numPr>
+          <w:ilvl w:val="0"/>
+          <w:numId w:val="18"/>
+        </w:numPr>
+      </w:pPr>
+      <w:r>
+        <w:rPr>
+          <w:rFonts w:ascii="Microsoft YaHei" w:hAnsi="Microsoft YaHei" w:eastAsia="微软雅黑"/>
+          <w:b w:val="0"/>
+          <w:color w:val="122737"/>
+          <w:sz w:val="21"/>
+        </w:rPr>
+        <w:t>在“货品总览”新增或编辑货品名称、分类和状态。</w:t>
+      </w:r>
+    </w:p>
+    <w:p>
+      <w:pPr>
+        <w:numPr>
+          <w:ilvl w:val="0"/>
+          <w:numId w:val="18"/>
+        </w:numPr>
+      </w:pPr>
+      <w:r>
+        <w:rPr>
+          <w:rFonts w:ascii="Microsoft YaHei" w:hAnsi="Microsoft YaHei" w:eastAsia="微软雅黑"/>
+          <w:b w:val="0"/>
+          <w:color w:val="122737"/>
+          <w:sz w:val="21"/>
+        </w:rPr>
+        <w:t>保存后按货品名称检索一次。</w:t>
+      </w:r>
+    </w:p>
+    <w:p>
+      <w:pPr>
+        <w:numPr>
+          <w:ilvl w:val="0"/>
+          <w:numId w:val="18"/>
+        </w:numPr>
+      </w:pPr>
+      <w:r>
+        <w:rPr>
+          <w:rFonts w:ascii="Microsoft YaHei" w:hAnsi="Microsoft YaHei" w:eastAsia="微软雅黑"/>
+          <w:b w:val="0"/>
+          <w:color w:val="122737"/>
+          <w:sz w:val="21"/>
+        </w:rPr>
+        <w:t>打开“本地仓库”，核对批次、数量和到期时间。</w:t>
+      </w:r>
+    </w:p>
+    <w:p>
+      <w:pPr>
+        <w:numPr>
+          <w:ilvl w:val="0"/>
+          <w:numId w:val="18"/>
+        </w:numPr>
+      </w:pPr>
+      <w:r>
+        <w:rPr>
+          <w:rFonts w:ascii="Microsoft YaHei" w:hAnsi="Microsoft YaHei" w:eastAsia="微软雅黑"/>
+          <w:b w:val="0"/>
+          <w:color w:val="122737"/>
+          <w:sz w:val="21"/>
+        </w:rPr>
+        <w:t>发生入库、调拨或报损后，重新打开批次确认数量变化。</w:t>
+      </w:r>
+    </w:p>
+    <w:p>
+      <w:pPr>
+        <w:spacing w:before="80" w:after="40"/>
+        <w:jc w:val="center"/>
+      </w:pPr>
+      <w:r>
+        <w:drawing>
+          <wp:inline xmlns:a="http://schemas.openxmlformats.org/drawingml/2006/main" xmlns:pic="http://schemas.openxmlformats.org/drawingml/2006/picture">
+            <wp:extent cx="2844000" cy="1887827"/>
+            <wp:docPr id="10" name="Picture 10" descr="图 10　货品资料" title="图 10　货品资料"/>
+            <wp:cNvGraphicFramePr>
+              <a:graphicFrameLocks noChangeAspect="1"/>
+            </wp:cNvGraphicFramePr>
+            <a:graphic>
+              <a:graphicData uri="http://schemas.openxmlformats.org/drawingml/2006/picture">
+                <pic:pic>
+                  <pic:nvPicPr>
+                    <pic:cNvPr id="0" name="goods.png"/>
+                    <pic:cNvPicPr/>
+                  </pic:nvPicPr>
+                  <pic:blipFill>
+                    <a:blip r:embed="rId20"/>
+                    <a:stretch>
+                      <a:fillRect/>
+                    </a:stretch>
+                  </pic:blipFill>
+                  <pic:spPr>
+                    <a:xfrm>
+                      <a:off x="0" y="0"/>
+                      <a:ext cx="2844000" cy="1887827"/>
+                    </a:xfrm>
+                    <a:prstGeom prst="rect"/>
+                  </pic:spPr>
+                </pic:pic>
+              </a:graphicData>
+            </a:graphic>
+          </wp:inline>
+        </w:drawing>
+      </w:r>
+      <w:r>
+        <w:rPr>
+          <w:rFonts w:ascii="Microsoft YaHei" w:hAnsi="Microsoft YaHei" w:eastAsia="微软雅黑"/>
+          <w:b w:val="0"/>
+          <w:color w:val="586C7C"/>
+          <w:sz w:val="17"/>
+        </w:rPr>
+        <w:t xml:space="preserve">　</w:t>
+      </w:r>
+      <w:r>
+        <w:drawing>
+          <wp:inline xmlns:a="http://schemas.openxmlformats.org/drawingml/2006/main" xmlns:pic="http://schemas.openxmlformats.org/drawingml/2006/picture">
+            <wp:extent cx="2844000" cy="1887827"/>
+            <wp:docPr id="11" name="Picture 11" descr="图 11　本地仓库批次" title="图 11　本地仓库批次"/>
+            <wp:cNvGraphicFramePr>
+              <a:graphicFrameLocks noChangeAspect="1"/>
+            </wp:cNvGraphicFramePr>
+            <a:graphic>
+              <a:graphicData uri="http://schemas.openxmlformats.org/drawingml/2006/picture">
+                <pic:pic>
+                  <pic:nvPicPr>
+                    <pic:cNvPr id="0" name="warehouse.png"/>
+                    <pic:cNvPicPr/>
+                  </pic:nvPicPr>
+                  <pic:blipFill>
+                    <a:blip r:embed="rId21"/>
+                    <a:stretch>
+                      <a:fillRect/>
+                    </a:stretch>
+                  </pic:blipFill>
+                  <pic:spPr>
+                    <a:xfrm>
+                      <a:off x="0" y="0"/>
+                      <a:ext cx="2844000" cy="1887827"/>
+                    </a:xfrm>
+                    <a:prstGeom prst="rect"/>
+                  </pic:spPr>
+                </pic:pic>
+              </a:graphicData>
+            </a:graphic>
+          </wp:inline>
+        </w:drawing>
+      </w:r>
+    </w:p>
+    <w:p>
+      <w:pPr>
+        <w:pStyle w:val="FigureCaption"/>
+        <w:jc w:val="center"/>
+      </w:pPr>
+      <w:r>
+        <w:t>图 10　货品资料　｜　图 11　本地仓库批次</w:t>
+      </w:r>
+    </w:p>
+    <w:p>
+      <w:pPr>
+        <w:spacing w:before="80" w:after="80"/>
+        <w:shd w:fill="EDF7F1"/>
+        <w:pBdr>
+          <w:top w:val="single" w:sz="7" w:space="7" w:color="087A63"/>
+          <w:left w:val="single" w:sz="7" w:space="7" w:color="087A63"/>
+          <w:bottom w:val="single" w:sz="7" w:space="7" w:color="087A63"/>
+          <w:right w:val="single" w:sz="7" w:space="7" w:color="087A63"/>
+        </w:pBdr>
+      </w:pPr>
+      <w:r>
+        <w:rPr>
+          <w:rFonts w:ascii="Microsoft YaHei" w:hAnsi="Microsoft YaHei" w:eastAsia="微软雅黑"/>
+          <w:b/>
+          <w:color w:val="006C56"/>
+          <w:sz w:val="20"/>
+        </w:rPr>
+        <w:t xml:space="preserve">完成标志　</w:t>
+      </w:r>
+      <w:r>
+        <w:rPr>
+          <w:rFonts w:ascii="Microsoft YaHei" w:hAnsi="Microsoft YaHei" w:eastAsia="微软雅黑"/>
+          <w:b w:val="0"/>
+          <w:color w:val="122737"/>
+          <w:sz w:val="20"/>
+        </w:rPr>
+        <w:t>货品资料可检索，仓库数量与最新业务单据一致。</w:t>
+      </w:r>
+    </w:p>
+    <w:p>
+      <w:r>
+        <w:br w:type="page"/>
+      </w:r>
+    </w:p>
+    <w:p>
+      <w:pPr>
+        <w:pStyle w:val="Heading1"/>
+        <w:keepNext/>
+        <w:spacing w:before="200" w:after="100"/>
+      </w:pPr>
+      <w:bookmarkStart w:id="11" w:name="manual_section_10"/>
+      <w:r>
+        <w:rPr>
+          <w:rFonts w:ascii="Microsoft YaHei" w:hAnsi="Microsoft YaHei" w:eastAsia="微软雅黑"/>
+          <w:b/>
+          <w:color w:val="122737"/>
+          <w:sz w:val="30"/>
+        </w:rPr>
+        <w:t>10. 查看柜机状态</w:t>
+      </w:r>
+      <w:bookmarkEnd w:id="11"/>
+    </w:p>
+    <w:p>
+      <w:pPr>
+        <w:spacing w:before="80" w:after="80"/>
+        <w:shd w:fill="EEF5F8"/>
+        <w:pBdr>
+          <w:top w:val="single" w:sz="7" w:space="7" w:color="087A63"/>
+          <w:left w:val="single" w:sz="7" w:space="7" w:color="087A63"/>
+          <w:bottom w:val="single" w:sz="7" w:space="7" w:color="087A63"/>
+          <w:right w:val="single" w:sz="7" w:space="7" w:color="087A63"/>
+        </w:pBdr>
+      </w:pPr>
+      <w:r>
+        <w:rPr>
+          <w:rFonts w:ascii="Microsoft YaHei" w:hAnsi="Microsoft YaHei" w:eastAsia="微软雅黑"/>
+          <w:b/>
+          <w:color w:val="006C56"/>
+          <w:sz w:val="20"/>
+        </w:rPr>
+        <w:t xml:space="preserve">用途　</w:t>
+      </w:r>
+      <w:r>
+        <w:rPr>
+          <w:rFonts w:ascii="Microsoft YaHei" w:hAnsi="Microsoft YaHei" w:eastAsia="微软雅黑"/>
+          <w:b w:val="0"/>
+          <w:color w:val="122737"/>
+          <w:sz w:val="20"/>
+        </w:rPr>
+        <w:t>在安排补货或领取前核对柜机状态和最近平台确认时间。</w:t>
+      </w:r>
+    </w:p>
+    <w:p>
+      <w:pPr>
+        <w:keepNext/>
+        <w:spacing w:before="120" w:after="60"/>
+      </w:pPr>
+      <w:r>
+        <w:rPr>
+          <w:rFonts w:ascii="Microsoft YaHei" w:hAnsi="Microsoft YaHei" w:eastAsia="微软雅黑"/>
+          <w:b/>
+          <w:color w:val="006C56"/>
+          <w:sz w:val="21"/>
+        </w:rPr>
+        <w:t>操作步骤</w:t>
+      </w:r>
+    </w:p>
+    <w:p>
+      <w:pPr>
+        <w:numPr>
+          <w:ilvl w:val="0"/>
+          <w:numId w:val="19"/>
+        </w:numPr>
+      </w:pPr>
+      <w:r>
+        <w:rPr>
+          <w:rFonts w:ascii="Microsoft YaHei" w:hAnsi="Microsoft YaHei" w:eastAsia="微软雅黑"/>
+          <w:b w:val="0"/>
+          <w:color w:val="122737"/>
+          <w:sz w:val="21"/>
+        </w:rPr>
+        <w:t>打开“柜机监控”。</w:t>
+      </w:r>
+    </w:p>
+    <w:p>
+      <w:pPr>
+        <w:numPr>
+          <w:ilvl w:val="0"/>
+          <w:numId w:val="19"/>
+        </w:numPr>
+      </w:pPr>
+      <w:r>
+        <w:rPr>
+          <w:rFonts w:ascii="Microsoft YaHei" w:hAnsi="Microsoft YaHei" w:eastAsia="微软雅黑"/>
+          <w:b w:val="0"/>
+          <w:color w:val="122737"/>
+          <w:sz w:val="21"/>
+        </w:rPr>
+        <w:t>查看目标柜机的在线状态、最近平台确认和门状态。</w:t>
+      </w:r>
+    </w:p>
+    <w:p>
+      <w:pPr>
+        <w:numPr>
+          <w:ilvl w:val="0"/>
+          <w:numId w:val="19"/>
+        </w:numPr>
+      </w:pPr>
+      <w:r>
+        <w:rPr>
+          <w:rFonts w:ascii="Microsoft YaHei" w:hAnsi="Microsoft YaHei" w:eastAsia="微软雅黑"/>
+          <w:b w:val="0"/>
+          <w:color w:val="122737"/>
+          <w:sz w:val="21"/>
+        </w:rPr>
+        <w:t>进入详情核对库存和待处理任务。</w:t>
+      </w:r>
+    </w:p>
+    <w:p>
+      <w:pPr>
+        <w:numPr>
+          <w:ilvl w:val="0"/>
+          <w:numId w:val="19"/>
+        </w:numPr>
+      </w:pPr>
+      <w:r>
+        <w:rPr>
+          <w:rFonts w:ascii="Microsoft YaHei" w:hAnsi="Microsoft YaHei" w:eastAsia="微软雅黑"/>
+          <w:b w:val="0"/>
+          <w:color w:val="122737"/>
+          <w:sz w:val="21"/>
+        </w:rPr>
+        <w:t>状态过期或显示离线时先执行刷新。</w:t>
+      </w:r>
+    </w:p>
+    <w:p>
+      <w:pPr>
+        <w:numPr>
+          <w:ilvl w:val="0"/>
+          <w:numId w:val="19"/>
+        </w:numPr>
+      </w:pPr>
+      <w:r>
+        <w:rPr>
+          <w:rFonts w:ascii="Microsoft YaHei" w:hAnsi="Microsoft YaHei" w:eastAsia="微软雅黑"/>
+          <w:b w:val="0"/>
+          <w:color w:val="122737"/>
+          <w:sz w:val="21"/>
+        </w:rPr>
+        <w:t>平台返回新状态后，再判断是否可以继续现场操作。</w:t>
+      </w:r>
+    </w:p>
+    <w:p>
+      <w:pPr>
+        <w:spacing w:before="80" w:after="40"/>
+        <w:jc w:val="center"/>
+      </w:pPr>
+      <w:r>
+        <w:drawing>
+          <wp:inline xmlns:a="http://schemas.openxmlformats.org/drawingml/2006/main" xmlns:pic="http://schemas.openxmlformats.org/drawingml/2006/picture">
+            <wp:extent cx="6012000" cy="3990724"/>
+            <wp:docPr id="12" name="Picture 12" descr="图 12　柜机监控列表" title="图 12　柜机监控列表"/>
+            <wp:cNvGraphicFramePr>
+              <a:graphicFrameLocks noChangeAspect="1"/>
+            </wp:cNvGraphicFramePr>
+            <a:graphic>
+              <a:graphicData uri="http://schemas.openxmlformats.org/drawingml/2006/picture">
+                <pic:pic>
+                  <pic:nvPicPr>
+                    <pic:cNvPr id="0" name="operations.png"/>
+                    <pic:cNvPicPr/>
+                  </pic:nvPicPr>
+                  <pic:blipFill>
+                    <a:blip r:embed="rId22"/>
+                    <a:stretch>
+                      <a:fillRect/>
+                    </a:stretch>
+                  </pic:blipFill>
+                  <pic:spPr>
+                    <a:xfrm>
+                      <a:off x="0" y="0"/>
+                      <a:ext cx="6012000" cy="3990724"/>
+                    </a:xfrm>
+                    <a:prstGeom prst="rect"/>
+                  </pic:spPr>
+                </pic:pic>
+              </a:graphicData>
+            </a:graphic>
+          </wp:inline>
+        </w:drawing>
+      </w:r>
+    </w:p>
+    <w:p>
+      <w:pPr>
+        <w:pStyle w:val="FigureCaption"/>
+        <w:jc w:val="center"/>
+      </w:pPr>
+      <w:r>
+        <w:t>图 12　柜机监控列表</w:t>
+      </w:r>
+    </w:p>
+    <w:p>
+      <w:pPr>
+        <w:spacing w:before="80" w:after="80"/>
+        <w:shd w:fill="EDF7F1"/>
+        <w:pBdr>
+          <w:top w:val="single" w:sz="7" w:space="7" w:color="087A63"/>
+          <w:left w:val="single" w:sz="7" w:space="7" w:color="087A63"/>
+          <w:bottom w:val="single" w:sz="7" w:space="7" w:color="087A63"/>
+          <w:right w:val="single" w:sz="7" w:space="7" w:color="087A63"/>
+        </w:pBdr>
+      </w:pPr>
+      <w:r>
+        <w:rPr>
+          <w:rFonts w:ascii="Microsoft YaHei" w:hAnsi="Microsoft YaHei" w:eastAsia="微软雅黑"/>
+          <w:b/>
+          <w:color w:val="006C56"/>
+          <w:sz w:val="20"/>
+        </w:rPr>
+        <w:t xml:space="preserve">完成标志　</w:t>
+      </w:r>
+      <w:r>
+        <w:rPr>
+          <w:rFonts w:ascii="Microsoft YaHei" w:hAnsi="Microsoft YaHei" w:eastAsia="微软雅黑"/>
+          <w:b w:val="0"/>
+          <w:color w:val="122737"/>
+          <w:sz w:val="20"/>
+        </w:rPr>
+        <w:t>已识别柜机当前状态；最近确认时间有效时，门状态和库存信息均可核对。</w:t>
+      </w:r>
+    </w:p>
+    <w:p>
+      <w:r>
+        <w:br w:type="page"/>
+      </w:r>
+    </w:p>
+    <w:p>
+      <w:pPr>
+        <w:pStyle w:val="Heading1"/>
+        <w:keepNext/>
+        <w:spacing w:before="200" w:after="100"/>
+      </w:pPr>
+      <w:bookmarkStart w:id="12" w:name="manual_section_11"/>
+      <w:r>
+        <w:rPr>
+          <w:rFonts w:ascii="Microsoft YaHei" w:hAnsi="Microsoft YaHei" w:eastAsia="微软雅黑"/>
+          <w:b/>
+          <w:color w:val="122737"/>
+          <w:sz w:val="30"/>
+        </w:rPr>
+        <w:t>11. 查日志与处理密码</w:t>
+      </w:r>
+      <w:bookmarkEnd w:id="12"/>
+    </w:p>
+    <w:p>
+      <w:pPr>
+        <w:spacing w:before="80" w:after="80"/>
+        <w:shd w:fill="EEF5F8"/>
+        <w:pBdr>
+          <w:top w:val="single" w:sz="7" w:space="7" w:color="087A63"/>
+          <w:left w:val="single" w:sz="7" w:space="7" w:color="087A63"/>
+          <w:bottom w:val="single" w:sz="7" w:space="7" w:color="087A63"/>
+          <w:right w:val="single" w:sz="7" w:space="7" w:color="087A63"/>
+        </w:pBdr>
+      </w:pPr>
+      <w:r>
+        <w:rPr>
+          <w:rFonts w:ascii="Microsoft YaHei" w:hAnsi="Microsoft YaHei" w:eastAsia="微软雅黑"/>
+          <w:b/>
+          <w:color w:val="006C56"/>
+          <w:sz w:val="20"/>
+        </w:rPr>
+        <w:t xml:space="preserve">用途　</w:t>
+      </w:r>
+      <w:r>
+        <w:rPr>
+          <w:rFonts w:ascii="Microsoft YaHei" w:hAnsi="Microsoft YaHei" w:eastAsia="微软雅黑"/>
+          <w:b w:val="0"/>
+          <w:color w:val="122737"/>
+          <w:sz w:val="20"/>
+        </w:rPr>
+        <w:t>追查人员、货品、柜机和账号变更，并恢复后台访问。</w:t>
+      </w:r>
+    </w:p>
+    <w:p>
+      <w:pPr>
+        <w:keepNext/>
+        <w:spacing w:before="120" w:after="60"/>
+      </w:pPr>
+      <w:r>
+        <w:rPr>
+          <w:rFonts w:ascii="Microsoft YaHei" w:hAnsi="Microsoft YaHei" w:eastAsia="微软雅黑"/>
+          <w:b/>
+          <w:color w:val="006C56"/>
+          <w:sz w:val="21"/>
+        </w:rPr>
+        <w:t>操作步骤</w:t>
+      </w:r>
+    </w:p>
+    <w:p>
+      <w:pPr>
+        <w:numPr>
+          <w:ilvl w:val="0"/>
+          <w:numId w:val="20"/>
+        </w:numPr>
+      </w:pPr>
+      <w:r>
+        <w:rPr>
+          <w:rFonts w:ascii="Microsoft YaHei" w:hAnsi="Microsoft YaHei" w:eastAsia="微软雅黑"/>
+          <w:b w:val="0"/>
+          <w:color w:val="122737"/>
+          <w:sz w:val="21"/>
+        </w:rPr>
+        <w:t>打开“日志总览”，按时间或对象查找操作。</w:t>
+      </w:r>
+    </w:p>
+    <w:p>
+      <w:pPr>
+        <w:numPr>
+          <w:ilvl w:val="0"/>
+          <w:numId w:val="20"/>
+        </w:numPr>
+      </w:pPr>
+      <w:r>
+        <w:rPr>
+          <w:rFonts w:ascii="Microsoft YaHei" w:hAnsi="Microsoft YaHei" w:eastAsia="微软雅黑"/>
+          <w:b w:val="0"/>
+          <w:color w:val="122737"/>
+          <w:sz w:val="21"/>
+        </w:rPr>
+        <w:t>进入详情核对动作人、对象、结果和时间。</w:t>
+      </w:r>
+    </w:p>
+    <w:p>
+      <w:pPr>
+        <w:numPr>
+          <w:ilvl w:val="0"/>
+          <w:numId w:val="20"/>
+        </w:numPr>
+      </w:pPr>
+      <w:r>
+        <w:rPr>
+          <w:rFonts w:ascii="Microsoft YaHei" w:hAnsi="Microsoft YaHei" w:eastAsia="微软雅黑"/>
+          <w:b w:val="0"/>
+          <w:color w:val="122737"/>
+          <w:sz w:val="21"/>
+        </w:rPr>
+        <w:t>已登录且知道当前密码时，从侧栏选择“修改密码”。</w:t>
+      </w:r>
+    </w:p>
+    <w:p>
+      <w:pPr>
+        <w:numPr>
+          <w:ilvl w:val="0"/>
+          <w:numId w:val="20"/>
+        </w:numPr>
+      </w:pPr>
+      <w:r>
+        <w:rPr>
+          <w:rFonts w:ascii="Microsoft YaHei" w:hAnsi="Microsoft YaHei" w:eastAsia="微软雅黑"/>
+          <w:b w:val="0"/>
+          <w:color w:val="122737"/>
+          <w:sz w:val="21"/>
+        </w:rPr>
+        <w:t>无法登录时，从登录页选择“忘记密码”，使用绑定手机号和密码重置验证码完成重置。</w:t>
+      </w:r>
+    </w:p>
+    <w:p>
+      <w:pPr>
+        <w:numPr>
+          <w:ilvl w:val="0"/>
+          <w:numId w:val="20"/>
+        </w:numPr>
+      </w:pPr>
+      <w:r>
+        <w:rPr>
+          <w:rFonts w:ascii="Microsoft YaHei" w:hAnsi="Microsoft YaHei" w:eastAsia="微软雅黑"/>
+          <w:b w:val="0"/>
+          <w:color w:val="122737"/>
+          <w:sz w:val="21"/>
+        </w:rPr>
+        <w:t>重置后使用新密码登录一次。</w:t>
+      </w:r>
+    </w:p>
+    <w:p>
+      <w:pPr>
+        <w:spacing w:before="80" w:after="40"/>
+        <w:jc w:val="center"/>
+      </w:pPr>
+      <w:r>
+        <w:drawing>
+          <wp:inline xmlns:a="http://schemas.openxmlformats.org/drawingml/2006/main" xmlns:pic="http://schemas.openxmlformats.org/drawingml/2006/picture">
+            <wp:extent cx="2844000" cy="1887827"/>
+            <wp:docPr id="13" name="Picture 13" descr="图 13　操作日志" title="图 13　操作日志"/>
+            <wp:cNvGraphicFramePr>
+              <a:graphicFrameLocks noChangeAspect="1"/>
+            </wp:cNvGraphicFramePr>
+            <a:graphic>
+              <a:graphicData uri="http://schemas.openxmlformats.org/drawingml/2006/picture">
+                <pic:pic>
+                  <pic:nvPicPr>
+                    <pic:cNvPr id="0" name="logs.png"/>
+                    <pic:cNvPicPr/>
+                  </pic:nvPicPr>
+                  <pic:blipFill>
+                    <a:blip r:embed="rId23"/>
+                    <a:stretch>
+                      <a:fillRect/>
+                    </a:stretch>
+                  </pic:blipFill>
+                  <pic:spPr>
+                    <a:xfrm>
+                      <a:off x="0" y="0"/>
+                      <a:ext cx="2844000" cy="1887827"/>
+                    </a:xfrm>
+                    <a:prstGeom prst="rect"/>
+                  </pic:spPr>
+                </pic:pic>
+              </a:graphicData>
+            </a:graphic>
+          </wp:inline>
+        </w:drawing>
+      </w:r>
+      <w:r>
+        <w:rPr>
+          <w:rFonts w:ascii="Microsoft YaHei" w:hAnsi="Microsoft YaHei" w:eastAsia="微软雅黑"/>
+          <w:b w:val="0"/>
+          <w:color w:val="586C7C"/>
+          <w:sz w:val="17"/>
+        </w:rPr>
+        <w:t xml:space="preserve">　</w:t>
+      </w:r>
+      <w:r>
+        <w:drawing>
+          <wp:inline xmlns:a="http://schemas.openxmlformats.org/drawingml/2006/main" xmlns:pic="http://schemas.openxmlformats.org/drawingml/2006/picture">
+            <wp:extent cx="2844000" cy="1836750"/>
+            <wp:docPr id="14" name="Picture 14" descr="图 14　登录页的密码恢复入口" title="图 14　登录页的密码恢复入口"/>
+            <wp:cNvGraphicFramePr>
+              <a:graphicFrameLocks noChangeAspect="1"/>
+            </wp:cNvGraphicFramePr>
+            <a:graphic>
+              <a:graphicData uri="http://schemas.openxmlformats.org/drawingml/2006/picture">
+                <pic:pic>
+                  <pic:nvPicPr>
+                    <pic:cNvPr id="0" name="backoffice-login.png"/>
+                    <pic:cNvPicPr/>
+                  </pic:nvPicPr>
+                  <pic:blipFill>
+                    <a:blip r:embed="rId11"/>
+                    <a:stretch>
+                      <a:fillRect/>
+                    </a:stretch>
+                  </pic:blipFill>
+                  <pic:spPr>
+                    <a:xfrm>
+                      <a:off x="0" y="0"/>
+                      <a:ext cx="2844000" cy="1836750"/>
+                    </a:xfrm>
+                    <a:prstGeom prst="rect"/>
+                  </pic:spPr>
+                </pic:pic>
+              </a:graphicData>
+            </a:graphic>
+          </wp:inline>
+        </w:drawing>
+      </w:r>
+    </w:p>
+    <w:p>
+      <w:pPr>
+        <w:pStyle w:val="FigureCaption"/>
+        <w:jc w:val="center"/>
+      </w:pPr>
+      <w:r>
+        <w:t>图 13　操作日志　｜　图 14　登录页的密码恢复入口</w:t>
+      </w:r>
+    </w:p>
+    <w:p>
+      <w:pPr>
+        <w:spacing w:before="80" w:after="80"/>
+        <w:shd w:fill="EDF7F1"/>
+        <w:pBdr>
+          <w:top w:val="single" w:sz="7" w:space="7" w:color="087A63"/>
+          <w:left w:val="single" w:sz="7" w:space="7" w:color="087A63"/>
+          <w:bottom w:val="single" w:sz="7" w:space="7" w:color="087A63"/>
+          <w:right w:val="single" w:sz="7" w:space="7" w:color="087A63"/>
+        </w:pBdr>
+      </w:pPr>
+      <w:r>
+        <w:rPr>
+          <w:rFonts w:ascii="Microsoft YaHei" w:hAnsi="Microsoft YaHei" w:eastAsia="微软雅黑"/>
+          <w:b/>
+          <w:color w:val="006C56"/>
+          <w:sz w:val="20"/>
+        </w:rPr>
+        <w:t xml:space="preserve">完成标志　</w:t>
+      </w:r>
+      <w:r>
+        <w:rPr>
+          <w:rFonts w:ascii="Microsoft YaHei" w:hAnsi="Microsoft YaHei" w:eastAsia="微软雅黑"/>
+          <w:b w:val="0"/>
+          <w:color w:val="122737"/>
+          <w:sz w:val="20"/>
+        </w:rPr>
+        <w:t>日志能够定位到目标操作；新密码可登录，旧会话已经失效。</w:t>
+      </w:r>
+    </w:p>
+    <w:p>
+      <w:r>
+        <w:br w:type="page"/>
+      </w:r>
+    </w:p>
+    <w:p>
+      <w:pPr>
+        <w:pStyle w:val="Heading1"/>
+        <w:spacing w:after="160"/>
+      </w:pPr>
+      <w:bookmarkStart w:id="13" w:name="manual_section_12"/>
+      <w:r>
+        <w:rPr>
+          <w:rFonts w:ascii="Microsoft YaHei" w:hAnsi="Microsoft YaHei" w:eastAsia="微软雅黑"/>
+          <w:b/>
+          <w:color w:val="122737"/>
+          <w:sz w:val="32"/>
+        </w:rPr>
+        <w:t>遇到问题</w:t>
+      </w:r>
+      <w:bookmarkEnd w:id="13"/>
+    </w:p>
+    <w:p>
+      <w:r>
+        <w:rPr>
+          <w:rFonts w:ascii="Microsoft YaHei" w:hAnsi="Microsoft YaHei" w:eastAsia="微软雅黑"/>
+          <w:b w:val="0"/>
+          <w:color w:val="586C7C"/>
+          <w:sz w:val="21"/>
+        </w:rPr>
+        <w:t>只保留会阻塞当前操作的问题。先按对应处理方式核对，再继续原任务。</w:t>
       </w:r>
     </w:p>
     <w:tbl>
       <w:tblPr>
-        <w:tblW w:type="dxa" w:w="9360"/>
-        <w:jc w:val="left"/>
+        <w:tblW w:type="dxa" w:w="10028"/>
         <w:tblLayout w:type="fixed"/>
         <w:tblLook w:firstColumn="1" w:firstRow="1" w:lastColumn="0" w:lastRow="0" w:noHBand="0" w:noVBand="1" w:val="04A0"/>
+        <w:jc w:val="left"/>
         <w:tblInd w:w="120" w:type="dxa"/>
-        <w:tblBorders>
-          <w:top w:val="single" w:sz="4" w:space="0" w:color="B8D7C8"/>
-          <w:left w:val="single" w:sz="4" w:space="0" w:color="B8D7C8"/>
-          <w:bottom w:val="single" w:sz="4" w:space="0" w:color="B8D7C8"/>
-          <w:right w:val="single" w:sz="4" w:space="0" w:color="B8D7C8"/>
-          <w:insideH w:val="single" w:sz="4" w:space="0" w:color="B8D7C8"/>
-          <w:insideV w:val="single" w:sz="4" w:space="0" w:color="B8D7C8"/>
-        </w:tblBorders>
       </w:tblPr>
       <w:tblGrid>
-        <w:gridCol w:w="9360"/>
+        <w:gridCol w:w="2950"/>
+        <w:gridCol w:w="7078"/>
       </w:tblGrid>
       <w:tr>
+        <w:trPr>
+          <w:tblHeader w:val="true"/>
+        </w:trPr>
         <w:tc>
           <w:tcPr>
-            <w:tcW w:type="dxa" w:w="9360"/>
+            <w:tcW w:type="dxa" w:w="2950"/>
             <w:tcMar>
               <w:top w:w="80" w:type="dxa"/>
               <w:bottom w:w="80" w:type="dxa"/>
               <w:start w:w="120" w:type="dxa"/>
               <w:end w:w="120" w:type="dxa"/>
             </w:tcMar>
-            <w:vAlign w:val="top"/>
-            <w:shd w:fill="FFF7E6"/>
+            <w:shd w:fill="075C4D"/>
+            <w:tcBorders>
+              <w:top w:val="single" w:sz="8" w:color="075C4D"/>
+              <w:left w:val="single" w:sz="8" w:color="075C4D"/>
+              <w:bottom w:val="single" w:sz="8" w:color="075C4D"/>
+              <w:right w:val="single" w:sz="8" w:color="075C4D"/>
+            </w:tcBorders>
           </w:tcPr>
           <w:p>
-            <w:pPr>
-              <w:spacing w:before="40" w:after="40" w:line="300" w:lineRule="auto"/>
-            </w:pPr>
             <w:r>
               <w:rPr>
-                <w:rFonts w:ascii="Calibri" w:hAnsi="Calibri" w:eastAsia="Microsoft YaHei"/>
+                <w:rFonts w:ascii="Microsoft YaHei" w:hAnsi="Microsoft YaHei" w:eastAsia="微软雅黑"/>
                 <w:b/>
-                <w:color w:val="0F766E"/>
-                <w:sz w:val="21"/>
+                <w:color w:val="FFFFFF"/>
+                <w:sz w:val="20"/>
               </w:rPr>
-              <w:t>每个文件不超过 2 MB，每次最多 500 人。实例管理员和补货员需要逐个创建，不能通过 Excel 批量开通。</w:t>
+              <w:t>现象</w:t>
             </w:r>
           </w:p>
         </w:tc>
-      </w:tr>
-    </w:tbl>
-    <w:p>
-      <w:pPr>
-        <w:spacing w:after="0"/>
-      </w:pPr>
-    </w:p>
-    <w:p>
-      <w:pPr>
-        <w:pStyle w:val="Heading1"/>
-      </w:pPr>
-      <w:r>
-        <w:t>逐个建档和分配权限</w:t>
-      </w:r>
-    </w:p>
-    <w:p>
-      <w:pPr>
-        <w:spacing w:before="0" w:after="80" w:line="300" w:lineRule="auto"/>
-        <w:numPr>
-          <w:ilvl w:val="0"/>
-          <w:numId w:val="13"/>
-        </w:numPr>
-      </w:pPr>
-      <w:r>
-        <w:rPr>
-          <w:rFonts w:ascii="Calibri" w:hAnsi="Calibri" w:eastAsia="Microsoft YaHei"/>
-          <w:color w:val="0B2545"/>
-          <w:sz w:val="22"/>
-        </w:rPr>
-        <w:t>在“人员管理”新建人员，或处理待审核的注册申请。</w:t>
-      </w:r>
-    </w:p>
-    <w:p>
-      <w:pPr>
-        <w:spacing w:before="0" w:after="80" w:line="300" w:lineRule="auto"/>
-        <w:numPr>
-          <w:ilvl w:val="0"/>
-          <w:numId w:val="13"/>
-        </w:numPr>
-      </w:pPr>
-      <w:r>
-        <w:rPr>
-          <w:rFonts w:ascii="Calibri" w:hAnsi="Calibri" w:eastAsia="Microsoft YaHei"/>
-          <w:color w:val="0B2545"/>
-          <w:sz w:val="22"/>
-        </w:rPr>
-        <w:t>核对姓名、手机号和申请身份。</w:t>
-      </w:r>
-    </w:p>
-    <w:p>
-      <w:pPr>
-        <w:spacing w:before="0" w:after="80" w:line="300" w:lineRule="auto"/>
-        <w:numPr>
-          <w:ilvl w:val="0"/>
-          <w:numId w:val="13"/>
-        </w:numPr>
-      </w:pPr>
-      <w:r>
-        <w:t>需要使用电脑后台的人员请开通对应后台账号。普通 App 用户不需要后台账号。</w:t>
-      </w:r>
-    </w:p>
-    <w:p>
-      <w:pPr>
-        <w:spacing w:before="0" w:after="80" w:line="300" w:lineRule="auto"/>
-        <w:numPr>
-          <w:ilvl w:val="0"/>
-          <w:numId w:val="13"/>
-        </w:numPr>
-      </w:pPr>
-      <w:r>
-        <w:rPr>
-          <w:rFonts w:ascii="Calibri" w:hAnsi="Calibri" w:eastAsia="Microsoft YaHei"/>
-          <w:color w:val="0B2545"/>
-          <w:sz w:val="22"/>
-        </w:rPr>
-        <w:t>给商户和补货员分配可查看、可操作的柜机。</w:t>
-      </w:r>
-    </w:p>
-    <w:p>
-      <w:pPr>
-        <w:spacing w:before="0" w:after="80" w:line="300" w:lineRule="auto"/>
-        <w:numPr>
-          <w:ilvl w:val="0"/>
-          <w:numId w:val="13"/>
-        </w:numPr>
-      </w:pPr>
-      <w:r>
-        <w:rPr>
-          <w:rFonts w:ascii="Calibri" w:hAnsi="Calibri" w:eastAsia="Microsoft YaHei"/>
-          <w:color w:val="0B2545"/>
-          <w:sz w:val="22"/>
-        </w:rPr>
-        <w:t>保存后重新打开人员详情，核对角色、账号状态和柜机范围。</w:t>
-      </w:r>
-    </w:p>
-    <w:p>
-      <w:pPr>
-        <w:pStyle w:val="Heading1"/>
-      </w:pPr>
-      <w:r>
-        <w:t>签发 App 一次性验证码</w:t>
-      </w:r>
-    </w:p>
-    <w:p>
-      <w:pPr>
-        <w:spacing w:before="0" w:after="80" w:line="300" w:lineRule="auto"/>
-        <w:numPr>
-          <w:ilvl w:val="0"/>
-          <w:numId w:val="14"/>
-        </w:numPr>
-      </w:pPr>
-      <w:r>
-        <w:rPr>
-          <w:rFonts w:ascii="Calibri" w:hAnsi="Calibri" w:eastAsia="Microsoft YaHei"/>
-          <w:color w:val="0B2545"/>
-          <w:sz w:val="22"/>
-        </w:rPr>
-        <w:t>在“人员管理”找到已经建档、审核并启用的 App 用户。</w:t>
-      </w:r>
-    </w:p>
-    <w:p>
-      <w:pPr>
-        <w:spacing w:before="0" w:after="80" w:line="300" w:lineRule="auto"/>
-        <w:numPr>
-          <w:ilvl w:val="0"/>
-          <w:numId w:val="14"/>
-        </w:numPr>
-      </w:pPr>
-      <w:r>
-        <w:rPr>
-          <w:rFonts w:ascii="Calibri" w:hAnsi="Calibri" w:eastAsia="Microsoft YaHei"/>
-          <w:color w:val="0B2545"/>
-          <w:sz w:val="22"/>
-        </w:rPr>
-        <w:t>打开“人工验证码”，用途选择“APP / 小程序登录”。</w:t>
-      </w:r>
-    </w:p>
-    <w:p>
-      <w:pPr>
-        <w:spacing w:before="0" w:after="80" w:line="300" w:lineRule="auto"/>
-        <w:numPr>
-          <w:ilvl w:val="0"/>
-          <w:numId w:val="14"/>
-        </w:numPr>
-      </w:pPr>
-      <w:r>
-        <w:rPr>
-          <w:rFonts w:ascii="Calibri" w:hAnsi="Calibri" w:eastAsia="Microsoft YaHei"/>
-          <w:color w:val="0B2545"/>
-          <w:sz w:val="22"/>
-        </w:rPr>
-        <w:t>输入本次使用的 6 位验证码并设置有效期。</w:t>
-      </w:r>
-    </w:p>
-    <w:p>
-      <w:pPr>
-        <w:spacing w:before="0" w:after="80" w:line="300" w:lineRule="auto"/>
-        <w:numPr>
-          <w:ilvl w:val="0"/>
-          <w:numId w:val="14"/>
-        </w:numPr>
-      </w:pPr>
-      <w:r>
-        <w:rPr>
-          <w:rFonts w:ascii="Calibri" w:hAnsi="Calibri" w:eastAsia="Microsoft YaHei"/>
-          <w:color w:val="0B2545"/>
-          <w:sz w:val="22"/>
-        </w:rPr>
-        <w:t>通过私下渠道交给本人；验证码不能多人共用。</w:t>
-      </w:r>
-    </w:p>
-    <w:p>
-      <w:pPr>
-        <w:spacing w:before="0" w:after="80" w:line="300" w:lineRule="auto"/>
-        <w:numPr>
-          <w:ilvl w:val="0"/>
-          <w:numId w:val="14"/>
-        </w:numPr>
-      </w:pPr>
-      <w:r>
-        <w:rPr>
-          <w:rFonts w:ascii="Calibri" w:hAnsi="Calibri" w:eastAsia="Microsoft YaHei"/>
-          <w:color w:val="0B2545"/>
-          <w:sz w:val="22"/>
-        </w:rPr>
-        <w:t>用户登录后检查状态。已使用、过期、撤销或输错达到上限的验证码不能继续使用。</w:t>
-      </w:r>
-    </w:p>
-    <w:p>
-      <w:pPr>
-        <w:pStyle w:val="Heading1"/>
-      </w:pPr>
-      <w:r>
-        <w:t>管理货品、库存和柜机</w:t>
-      </w:r>
-    </w:p>
-    <w:p>
-      <w:pPr>
-        <w:spacing w:before="0" w:after="80" w:line="300" w:lineRule="auto"/>
-        <w:numPr>
-          <w:ilvl w:val="0"/>
-          <w:numId w:val="15"/>
-        </w:numPr>
-      </w:pPr>
-      <w:r>
-        <w:rPr>
-          <w:rFonts w:ascii="Calibri" w:hAnsi="Calibri" w:eastAsia="Microsoft YaHei"/>
-          <w:color w:val="0B2545"/>
-          <w:sz w:val="22"/>
-        </w:rPr>
-        <w:t>在“货品总览”维护货品资料和图片。</w:t>
-      </w:r>
-    </w:p>
-    <w:p>
-      <w:pPr>
-        <w:spacing w:before="0" w:after="80" w:line="300" w:lineRule="auto"/>
-        <w:numPr>
-          <w:ilvl w:val="0"/>
-          <w:numId w:val="15"/>
-        </w:numPr>
-      </w:pPr>
-      <w:r>
-        <w:rPr>
-          <w:rFonts w:ascii="Calibri" w:hAnsi="Calibri" w:eastAsia="Microsoft YaHei"/>
-          <w:color w:val="0B2545"/>
-          <w:sz w:val="22"/>
-        </w:rPr>
-        <w:t>在“本地仓库”核对批次、可用库存和到期时间。</w:t>
-      </w:r>
-    </w:p>
-    <w:p>
-      <w:pPr>
-        <w:spacing w:before="0" w:after="80" w:line="300" w:lineRule="auto"/>
-        <w:numPr>
-          <w:ilvl w:val="0"/>
-          <w:numId w:val="15"/>
-        </w:numPr>
-      </w:pPr>
-      <w:r>
-        <w:rPr>
-          <w:rFonts w:ascii="Calibri" w:hAnsi="Calibri" w:eastAsia="Microsoft YaHei"/>
-          <w:color w:val="0B2545"/>
-          <w:sz w:val="22"/>
-        </w:rPr>
-        <w:t>在“柜机监控”查看柜机在线状态、货门和柜内库存。</w:t>
-      </w:r>
-    </w:p>
-    <w:p>
-      <w:pPr>
-        <w:spacing w:before="0" w:after="80" w:line="300" w:lineRule="auto"/>
-        <w:numPr>
-          <w:ilvl w:val="0"/>
-          <w:numId w:val="15"/>
-        </w:numPr>
-      </w:pPr>
-      <w:r>
-        <w:rPr>
-          <w:rFonts w:ascii="Calibri" w:hAnsi="Calibri" w:eastAsia="Microsoft YaHei"/>
-          <w:color w:val="0B2545"/>
-          <w:sz w:val="22"/>
-        </w:rPr>
-        <w:t>完成新增、编辑或调拨后，重新打开详情确认结果。</w:t>
-      </w:r>
-    </w:p>
-    <w:p>
-      <w:pPr>
-        <w:spacing w:before="0" w:after="80" w:line="300" w:lineRule="auto"/>
-        <w:numPr>
-          <w:ilvl w:val="0"/>
-          <w:numId w:val="15"/>
-        </w:numPr>
-      </w:pPr>
-      <w:r>
-        <w:rPr>
-          <w:rFonts w:ascii="Calibri" w:hAnsi="Calibri" w:eastAsia="Microsoft YaHei"/>
-          <w:color w:val="0B2545"/>
-          <w:sz w:val="22"/>
-        </w:rPr>
-        <w:t>在“日志总览”核对关键操作的时间、对象和结果。</w:t>
-      </w:r>
-    </w:p>
-    <w:tbl>
-      <w:tblPr>
-        <w:tblW w:type="dxa" w:w="9360"/>
-        <w:jc w:val="left"/>
-        <w:tblLayout w:type="fixed"/>
-        <w:tblLook w:firstColumn="1" w:firstRow="1" w:lastColumn="0" w:lastRow="0" w:noHBand="0" w:noVBand="1" w:val="04A0"/>
-        <w:tblInd w:w="120" w:type="dxa"/>
-        <w:tblBorders>
-          <w:top w:val="single" w:sz="4" w:space="0" w:color="B8D7C8"/>
-          <w:left w:val="single" w:sz="4" w:space="0" w:color="B8D7C8"/>
-          <w:bottom w:val="single" w:sz="4" w:space="0" w:color="B8D7C8"/>
-          <w:right w:val="single" w:sz="4" w:space="0" w:color="B8D7C8"/>
-          <w:insideH w:val="single" w:sz="4" w:space="0" w:color="B8D7C8"/>
-          <w:insideV w:val="single" w:sz="4" w:space="0" w:color="B8D7C8"/>
-        </w:tblBorders>
-      </w:tblPr>
-      <w:tblGrid>
-        <w:gridCol w:w="9360"/>
-      </w:tblGrid>
-      <w:tr>
         <w:tc>
           <w:tcPr>
-            <w:tcW w:type="dxa" w:w="9360"/>
+            <w:tcW w:type="dxa" w:w="7078"/>
             <w:tcMar>
               <w:top w:w="80" w:type="dxa"/>
               <w:bottom w:w="80" w:type="dxa"/>
               <w:start w:w="120" w:type="dxa"/>
               <w:end w:w="120" w:type="dxa"/>
             </w:tcMar>
-            <w:vAlign w:val="top"/>
-            <w:shd w:fill="E8F5EE"/>
+            <w:shd w:fill="075C4D"/>
+            <w:tcBorders>
+              <w:top w:val="single" w:sz="8" w:color="075C4D"/>
+              <w:left w:val="single" w:sz="8" w:color="075C4D"/>
+              <w:bottom w:val="single" w:sz="8" w:color="075C4D"/>
+              <w:right w:val="single" w:sz="8" w:color="075C4D"/>
+            </w:tcBorders>
           </w:tcPr>
           <w:p>
-            <w:pPr>
-              <w:spacing w:before="40" w:after="40" w:line="300" w:lineRule="auto"/>
-            </w:pPr>
-            <w:r>
-              <w:t>未接入真实柜机或没有可用库存时，请暂缓引导用户到现场领取。出现付款要求时，请暂停流程并复核预约设置。</w:t>
-            </w:r>
-          </w:p>
-        </w:tc>
-      </w:tr>
-    </w:tbl>
-    <w:p>
-      <w:pPr>
-        <w:spacing w:after="0"/>
-      </w:pPr>
-    </w:p>
-    <w:p>
-      <w:pPr>
-        <w:pStyle w:val="Heading1"/>
-      </w:pPr>
-      <w:r>
-        <w:t>修改或找回密码</w:t>
-      </w:r>
-    </w:p>
-    <w:p>
-      <w:pPr>
-        <w:spacing w:before="0" w:after="80" w:line="300" w:lineRule="auto"/>
-        <w:numPr>
-          <w:ilvl w:val="0"/>
-          <w:numId w:val="16"/>
-        </w:numPr>
-      </w:pPr>
-      <w:r>
-        <w:rPr>
-          <w:rFonts w:ascii="Calibri" w:hAnsi="Calibri" w:eastAsia="Microsoft YaHei"/>
-          <w:color w:val="0B2545"/>
-          <w:sz w:val="22"/>
-        </w:rPr>
-        <w:t>知道当前密码时，从登录后的侧栏进入“修改密码”，输入当前密码和两次新密码。</w:t>
-      </w:r>
-    </w:p>
-    <w:p>
-      <w:pPr>
-        <w:spacing w:before="0" w:after="80" w:line="300" w:lineRule="auto"/>
-        <w:numPr>
-          <w:ilvl w:val="0"/>
-          <w:numId w:val="16"/>
-        </w:numPr>
-      </w:pPr>
-      <w:r>
-        <w:rPr>
-          <w:rFonts w:ascii="Calibri" w:hAnsi="Calibri" w:eastAsia="Microsoft YaHei"/>
-          <w:color w:val="0B2545"/>
-          <w:sz w:val="22"/>
-        </w:rPr>
-        <w:t>忘记密码时，从登录页进入“忘记密码”，填写后台账号和资料中绑定的手机号。</w:t>
-      </w:r>
-    </w:p>
-    <w:p>
-      <w:pPr>
-        <w:spacing w:before="0" w:after="80" w:line="300" w:lineRule="auto"/>
-        <w:numPr>
-          <w:ilvl w:val="0"/>
-          <w:numId w:val="16"/>
-        </w:numPr>
-      </w:pPr>
-      <w:r>
-        <w:rPr>
-          <w:rFonts w:ascii="Calibri" w:hAnsi="Calibri" w:eastAsia="Microsoft YaHei"/>
-          <w:color w:val="0B2545"/>
-          <w:sz w:val="22"/>
-        </w:rPr>
-        <w:t>取得“后台密码重置”用途的验证码后，输入验证码和两次新密码。</w:t>
-      </w:r>
-    </w:p>
-    <w:p>
-      <w:pPr>
-        <w:spacing w:before="0" w:after="80" w:line="300" w:lineRule="auto"/>
-        <w:numPr>
-          <w:ilvl w:val="0"/>
-          <w:numId w:val="16"/>
-        </w:numPr>
-      </w:pPr>
-      <w:r>
-        <w:rPr>
-          <w:rFonts w:ascii="Calibri" w:hAnsi="Calibri" w:eastAsia="Microsoft YaHei"/>
-          <w:color w:val="0B2545"/>
-          <w:sz w:val="22"/>
-        </w:rPr>
-        <w:t>重置成功后重新登录；旧登录会话会失效。</w:t>
-      </w:r>
-    </w:p>
-    <w:p>
-      <w:pPr>
-        <w:spacing w:before="0" w:after="80" w:line="300" w:lineRule="auto"/>
-        <w:numPr>
-          <w:ilvl w:val="0"/>
-          <w:numId w:val="16"/>
-        </w:numPr>
-      </w:pPr>
-      <w:r>
-        <w:rPr>
-          <w:rFonts w:ascii="Calibri" w:hAnsi="Calibri" w:eastAsia="Microsoft YaHei"/>
-          <w:color w:val="0B2545"/>
-          <w:sz w:val="22"/>
-        </w:rPr>
-        <w:t>无法自行找回时，请另一名实例管理员核对人员身份后执行受控重置。</w:t>
-      </w:r>
-    </w:p>
-    <w:p>
-      <w:pPr>
-        <w:pStyle w:val="Heading1"/>
-      </w:pPr>
-      <w:r>
-        <w:t>常见问题</w:t>
-      </w:r>
-    </w:p>
-    <w:tbl>
-      <w:tblPr>
-        <w:tblW w:type="dxa" w:w="9360"/>
-        <w:jc w:val="left"/>
-        <w:tblLayout w:type="fixed"/>
-        <w:tblLook w:firstColumn="1" w:firstRow="1" w:lastColumn="0" w:lastRow="0" w:noHBand="0" w:noVBand="1" w:val="04A0"/>
-        <w:tblInd w:w="120" w:type="dxa"/>
-        <w:tblBorders>
-          <w:top w:val="single" w:sz="4" w:space="0" w:color="D6DEE6"/>
-          <w:left w:val="single" w:sz="4" w:space="0" w:color="D6DEE6"/>
-          <w:bottom w:val="single" w:sz="4" w:space="0" w:color="D6DEE6"/>
-          <w:right w:val="single" w:sz="4" w:space="0" w:color="D6DEE6"/>
-          <w:insideH w:val="single" w:sz="4" w:space="0" w:color="D6DEE6"/>
-          <w:insideV w:val="single" w:sz="4" w:space="0" w:color="D6DEE6"/>
-        </w:tblBorders>
-      </w:tblPr>
-      <w:tblGrid>
-        <w:gridCol w:w="2700"/>
-        <w:gridCol w:w="6660"/>
-      </w:tblGrid>
-      <w:tr>
-        <w:trPr>
-          <w:tblHeader/>
-        </w:trPr>
-        <w:tc>
-          <w:tcPr>
-            <w:tcW w:type="dxa" w:w="2700"/>
-            <w:tcMar>
-              <w:top w:w="80" w:type="dxa"/>
-              <w:bottom w:w="80" w:type="dxa"/>
-              <w:start w:w="120" w:type="dxa"/>
-              <w:end w:w="120" w:type="dxa"/>
-            </w:tcMar>
-            <w:vAlign w:val="top"/>
-            <w:shd w:fill="E8EEF5"/>
-          </w:tcPr>
-          <w:p>
-            <w:pPr>
-              <w:spacing w:after="0"/>
-            </w:pPr>
             <w:r>
               <w:rPr>
-                <w:rFonts w:ascii="Calibri" w:hAnsi="Calibri" w:eastAsia="Microsoft YaHei"/>
+                <w:rFonts w:ascii="Microsoft YaHei" w:hAnsi="Microsoft YaHei" w:eastAsia="微软雅黑"/>
                 <w:b/>
-                <w:color w:val="1F4D78"/>
-                <w:sz w:val="21"/>
+                <w:color w:val="FFFFFF"/>
+                <w:sz w:val="20"/>
               </w:rPr>
-              <w:t>人员保存失败</w:t>
-            </w:r>
-          </w:p>
-        </w:tc>
-        <w:tc>
-          <w:tcPr>
-            <w:tcW w:type="dxa" w:w="6660"/>
-            <w:tcMar>
-              <w:top w:w="80" w:type="dxa"/>
-              <w:bottom w:w="80" w:type="dxa"/>
-              <w:start w:w="120" w:type="dxa"/>
-              <w:end w:w="120" w:type="dxa"/>
-            </w:tcMar>
-            <w:vAlign w:val="top"/>
-          </w:tcPr>
-          <w:p>
-            <w:pPr>
-              <w:spacing w:after="0" w:line="288" w:lineRule="auto"/>
-            </w:pPr>
-            <w:r>
-              <w:rPr>
-                <w:rFonts w:ascii="Calibri" w:hAnsi="Calibri" w:eastAsia="Microsoft YaHei"/>
-                <w:color w:val="0B2545"/>
-                <w:sz w:val="21"/>
-              </w:rPr>
-              <w:t>确认当前账号已登录、人员资料完整且手机号没有跨实例或跨角色冲突。</w:t>
+              <w:t>处理方式</w:t>
             </w:r>
           </w:p>
         </w:tc>
@@ -1291,54 +3097,67 @@
       <w:tr>
         <w:tc>
           <w:tcPr>
-            <w:tcW w:type="dxa" w:w="2700"/>
+            <w:tcW w:type="dxa" w:w="2950"/>
             <w:tcMar>
               <w:top w:w="80" w:type="dxa"/>
               <w:bottom w:w="80" w:type="dxa"/>
               <w:start w:w="120" w:type="dxa"/>
               <w:end w:w="120" w:type="dxa"/>
             </w:tcMar>
+            <w:shd w:fill="FFF7EA"/>
+            <w:tcBorders>
+              <w:top w:val="single" w:sz="6" w:color="D7E6DF"/>
+              <w:left w:val="single" w:sz="6" w:color="D7E6DF"/>
+              <w:bottom w:val="single" w:sz="6" w:color="D7E6DF"/>
+              <w:right w:val="single" w:sz="6" w:color="D7E6DF"/>
+            </w:tcBorders>
             <w:vAlign w:val="top"/>
-            <w:shd w:fill="E8EEF5"/>
           </w:tcPr>
           <w:p>
             <w:pPr>
-              <w:spacing w:after="0"/>
+              <w:spacing w:before="60" w:after="60"/>
             </w:pPr>
             <w:r>
               <w:rPr>
-                <w:rFonts w:ascii="Calibri" w:hAnsi="Calibri" w:eastAsia="Microsoft YaHei"/>
+                <w:rFonts w:ascii="Microsoft YaHei" w:hAnsi="Microsoft YaHei" w:eastAsia="微软雅黑"/>
                 <w:b/>
-                <w:color w:val="1F4D78"/>
-                <w:sz w:val="21"/>
+                <w:color w:val="122737"/>
+                <w:sz w:val="19"/>
               </w:rPr>
-              <w:t>导入整批失败</w:t>
+              <w:t>页面提示无权限</w:t>
             </w:r>
           </w:p>
         </w:tc>
         <w:tc>
           <w:tcPr>
-            <w:tcW w:type="dxa" w:w="6660"/>
+            <w:tcW w:type="dxa" w:w="7078"/>
             <w:tcMar>
               <w:top w:w="80" w:type="dxa"/>
               <w:bottom w:w="80" w:type="dxa"/>
               <w:start w:w="120" w:type="dxa"/>
               <w:end w:w="120" w:type="dxa"/>
             </w:tcMar>
+            <w:shd w:fill="FFF7EA"/>
+            <w:tcBorders>
+              <w:top w:val="single" w:sz="6" w:color="D7E6DF"/>
+              <w:left w:val="single" w:sz="6" w:color="D7E6DF"/>
+              <w:bottom w:val="single" w:sz="6" w:color="D7E6DF"/>
+              <w:right w:val="single" w:sz="6" w:color="D7E6DF"/>
+            </w:tcBorders>
             <w:vAlign w:val="top"/>
-            <w:shd w:fill="FAFBFC"/>
           </w:tcPr>
           <w:p>
             <w:pPr>
-              <w:spacing w:after="0" w:line="288" w:lineRule="auto"/>
+              <w:spacing w:before="60" w:after="60"/>
             </w:pPr>
             <w:r>
               <w:rPr>
-                <w:rFonts w:ascii="Calibri" w:hAnsi="Calibri" w:eastAsia="Microsoft YaHei"/>
-                <w:color w:val="0B2545"/>
-                <w:sz w:val="21"/>
+                <w:rFonts w:ascii="Microsoft YaHei" w:hAnsi="Microsoft YaHei" w:eastAsia="微软雅黑"/>
+                <w:b w:val="0"/>
+                <w:color w:val="122737"/>
+                <w:sz w:val="19"/>
               </w:rPr>
-              <w:t>按页面行号修正模板；跨实例、跨角色或保留账号冲突会使整批失败。</w:t>
+              <w:t>核对当前身份和实例；由同一实例的其他管理员检查后台权限。</w:t>
             </w:r>
           </w:p>
         </w:tc>
@@ -1346,53 +3165,67 @@
       <w:tr>
         <w:tc>
           <w:tcPr>
-            <w:tcW w:type="dxa" w:w="2700"/>
+            <w:tcW w:type="dxa" w:w="2950"/>
             <w:tcMar>
               <w:top w:w="80" w:type="dxa"/>
               <w:bottom w:w="80" w:type="dxa"/>
               <w:start w:w="120" w:type="dxa"/>
               <w:end w:w="120" w:type="dxa"/>
             </w:tcMar>
+            <w:shd w:fill="FFFFFF"/>
+            <w:tcBorders>
+              <w:top w:val="single" w:sz="6" w:color="D7E6DF"/>
+              <w:left w:val="single" w:sz="6" w:color="D7E6DF"/>
+              <w:bottom w:val="single" w:sz="6" w:color="D7E6DF"/>
+              <w:right w:val="single" w:sz="6" w:color="D7E6DF"/>
+            </w:tcBorders>
             <w:vAlign w:val="top"/>
-            <w:shd w:fill="E8EEF5"/>
           </w:tcPr>
           <w:p>
             <w:pPr>
-              <w:spacing w:after="0"/>
+              <w:spacing w:before="60" w:after="60"/>
             </w:pPr>
             <w:r>
               <w:rPr>
-                <w:rFonts w:ascii="Calibri" w:hAnsi="Calibri" w:eastAsia="Microsoft YaHei"/>
+                <w:rFonts w:ascii="Microsoft YaHei" w:hAnsi="Microsoft YaHei" w:eastAsia="微软雅黑"/>
                 <w:b/>
-                <w:color w:val="1F4D78"/>
-                <w:sz w:val="21"/>
+                <w:color w:val="122737"/>
+                <w:sz w:val="19"/>
               </w:rPr>
-              <w:t>用户不能预约</w:t>
+              <w:t>Excel 无法确认导入</w:t>
             </w:r>
           </w:p>
         </w:tc>
         <w:tc>
           <w:tcPr>
-            <w:tcW w:type="dxa" w:w="6660"/>
+            <w:tcW w:type="dxa" w:w="7078"/>
             <w:tcMar>
               <w:top w:w="80" w:type="dxa"/>
               <w:bottom w:w="80" w:type="dxa"/>
               <w:start w:w="120" w:type="dxa"/>
               <w:end w:w="120" w:type="dxa"/>
             </w:tcMar>
+            <w:shd w:fill="FFFFFF"/>
+            <w:tcBorders>
+              <w:top w:val="single" w:sz="6" w:color="D7E6DF"/>
+              <w:left w:val="single" w:sz="6" w:color="D7E6DF"/>
+              <w:bottom w:val="single" w:sz="6" w:color="D7E6DF"/>
+              <w:right w:val="single" w:sz="6" w:color="D7E6DF"/>
+            </w:tcBorders>
             <w:vAlign w:val="top"/>
           </w:tcPr>
           <w:p>
             <w:pPr>
-              <w:spacing w:after="0" w:line="288" w:lineRule="auto"/>
+              <w:spacing w:before="60" w:after="60"/>
             </w:pPr>
             <w:r>
               <w:rPr>
-                <w:rFonts w:ascii="Calibri" w:hAnsi="Calibri" w:eastAsia="Microsoft YaHei"/>
-                <w:color w:val="0B2545"/>
-                <w:sz w:val="21"/>
+                <w:rFonts w:ascii="Microsoft YaHei" w:hAnsi="Microsoft YaHei" w:eastAsia="微软雅黑"/>
+                <w:b w:val="0"/>
+                <w:color w:val="122737"/>
+                <w:sz w:val="19"/>
               </w:rPr>
-              <w:t>核对用户状态、预约时段、可用额度、在线柜机和可预约库存。</w:t>
+              <w:t>按错误预览逐行修正，保留模板列名，文件使用 `.xlsx` 格式。</w:t>
             </w:r>
           </w:p>
         </w:tc>
@@ -1400,26 +3233,100 @@
       <w:tr>
         <w:tc>
           <w:tcPr>
-            <w:tcW w:type="dxa" w:w="2700"/>
+            <w:tcW w:type="dxa" w:w="2950"/>
             <w:tcMar>
               <w:top w:w="80" w:type="dxa"/>
               <w:bottom w:w="80" w:type="dxa"/>
               <w:start w:w="120" w:type="dxa"/>
               <w:end w:w="120" w:type="dxa"/>
             </w:tcMar>
+            <w:shd w:fill="FFF7EA"/>
+            <w:tcBorders>
+              <w:top w:val="single" w:sz="6" w:color="D7E6DF"/>
+              <w:left w:val="single" w:sz="6" w:color="D7E6DF"/>
+              <w:bottom w:val="single" w:sz="6" w:color="D7E6DF"/>
+              <w:right w:val="single" w:sz="6" w:color="D7E6DF"/>
+            </w:tcBorders>
             <w:vAlign w:val="top"/>
-            <w:shd w:fill="E8EEF5"/>
           </w:tcPr>
           <w:p>
             <w:pPr>
-              <w:spacing w:after="0"/>
+              <w:spacing w:before="60" w:after="60"/>
             </w:pPr>
             <w:r>
               <w:rPr>
-                <w:rFonts w:ascii="Calibri" w:hAnsi="Calibri" w:eastAsia="Microsoft YaHei"/>
+                <w:rFonts w:ascii="Microsoft YaHei" w:hAnsi="Microsoft YaHei" w:eastAsia="微软雅黑"/>
                 <w:b/>
-                <w:color w:val="1F4D78"/>
-                <w:sz w:val="21"/>
+                <w:color w:val="122737"/>
+                <w:sz w:val="19"/>
+              </w:rPr>
+              <w:t>验证码无法使用</w:t>
+            </w:r>
+          </w:p>
+        </w:tc>
+        <w:tc>
+          <w:tcPr>
+            <w:tcW w:type="dxa" w:w="7078"/>
+            <w:tcMar>
+              <w:top w:w="80" w:type="dxa"/>
+              <w:bottom w:w="80" w:type="dxa"/>
+              <w:start w:w="120" w:type="dxa"/>
+              <w:end w:w="120" w:type="dxa"/>
+            </w:tcMar>
+            <w:shd w:fill="FFF7EA"/>
+            <w:tcBorders>
+              <w:top w:val="single" w:sz="6" w:color="D7E6DF"/>
+              <w:left w:val="single" w:sz="6" w:color="D7E6DF"/>
+              <w:bottom w:val="single" w:sz="6" w:color="D7E6DF"/>
+              <w:right w:val="single" w:sz="6" w:color="D7E6DF"/>
+            </w:tcBorders>
+            <w:vAlign w:val="top"/>
+          </w:tcPr>
+          <w:p>
+            <w:pPr>
+              <w:spacing w:before="60" w:after="60"/>
+            </w:pPr>
+            <w:r>
+              <w:rPr>
+                <w:rFonts w:ascii="Microsoft YaHei" w:hAnsi="Microsoft YaHei" w:eastAsia="微软雅黑"/>
+                <w:b w:val="0"/>
+                <w:color w:val="122737"/>
+                <w:sz w:val="19"/>
+              </w:rPr>
+              <w:t>核对用途、状态和有效期；已使用、撤销、锁定或过期的记录需重新签发。</w:t>
+            </w:r>
+          </w:p>
+        </w:tc>
+      </w:tr>
+      <w:tr>
+        <w:tc>
+          <w:tcPr>
+            <w:tcW w:type="dxa" w:w="2950"/>
+            <w:tcMar>
+              <w:top w:w="80" w:type="dxa"/>
+              <w:bottom w:w="80" w:type="dxa"/>
+              <w:start w:w="120" w:type="dxa"/>
+              <w:end w:w="120" w:type="dxa"/>
+            </w:tcMar>
+            <w:shd w:fill="FFFFFF"/>
+            <w:tcBorders>
+              <w:top w:val="single" w:sz="6" w:color="D7E6DF"/>
+              <w:left w:val="single" w:sz="6" w:color="D7E6DF"/>
+              <w:bottom w:val="single" w:sz="6" w:color="D7E6DF"/>
+              <w:right w:val="single" w:sz="6" w:color="D7E6DF"/>
+            </w:tcBorders>
+            <w:vAlign w:val="top"/>
+          </w:tcPr>
+          <w:p>
+            <w:pPr>
+              <w:spacing w:before="60" w:after="60"/>
+            </w:pPr>
+            <w:r>
+              <w:rPr>
+                <w:rFonts w:ascii="Microsoft YaHei" w:hAnsi="Microsoft YaHei" w:eastAsia="微软雅黑"/>
+                <w:b/>
+                <w:color w:val="122737"/>
+                <w:sz w:val="19"/>
               </w:rPr>
               <w:t>柜机离线或门状态未知</w:t>
             </w:r>
@@ -1427,37 +3334,112 @@
         </w:tc>
         <w:tc>
           <w:tcPr>
-            <w:tcW w:type="dxa" w:w="6660"/>
+            <w:tcW w:type="dxa" w:w="7078"/>
             <w:tcMar>
               <w:top w:w="80" w:type="dxa"/>
               <w:bottom w:w="80" w:type="dxa"/>
               <w:start w:w="120" w:type="dxa"/>
               <w:end w:w="120" w:type="dxa"/>
             </w:tcMar>
+            <w:shd w:fill="FFFFFF"/>
+            <w:tcBorders>
+              <w:top w:val="single" w:sz="6" w:color="D7E6DF"/>
+              <w:left w:val="single" w:sz="6" w:color="D7E6DF"/>
+              <w:bottom w:val="single" w:sz="6" w:color="D7E6DF"/>
+              <w:right w:val="single" w:sz="6" w:color="D7E6DF"/>
+            </w:tcBorders>
             <w:vAlign w:val="top"/>
-            <w:shd w:fill="FAFBFC"/>
           </w:tcPr>
           <w:p>
             <w:pPr>
-              <w:spacing w:after="0" w:line="288" w:lineRule="auto"/>
+              <w:spacing w:before="60" w:after="60"/>
             </w:pPr>
             <w:r>
-              <w:t>暂不继续远程操作，记录柜机编号和时间，检查设备连接后再处理。</w:t>
+              <w:rPr>
+                <w:rFonts w:ascii="Microsoft YaHei" w:hAnsi="Microsoft YaHei" w:eastAsia="微软雅黑"/>
+                <w:b w:val="0"/>
+                <w:color w:val="122737"/>
+                <w:sz w:val="19"/>
+              </w:rPr>
+              <w:t>刷新后仍未恢复时暂停远程操作，记录柜机和时间并安排现场检查。</w:t>
+            </w:r>
+          </w:p>
+        </w:tc>
+      </w:tr>
+      <w:tr>
+        <w:tc>
+          <w:tcPr>
+            <w:tcW w:type="dxa" w:w="2950"/>
+            <w:tcMar>
+              <w:top w:w="80" w:type="dxa"/>
+              <w:bottom w:w="80" w:type="dxa"/>
+              <w:start w:w="120" w:type="dxa"/>
+              <w:end w:w="120" w:type="dxa"/>
+            </w:tcMar>
+            <w:shd w:fill="FFF7EA"/>
+            <w:tcBorders>
+              <w:top w:val="single" w:sz="6" w:color="D7E6DF"/>
+              <w:left w:val="single" w:sz="6" w:color="D7E6DF"/>
+              <w:bottom w:val="single" w:sz="6" w:color="D7E6DF"/>
+              <w:right w:val="single" w:sz="6" w:color="D7E6DF"/>
+            </w:tcBorders>
+            <w:vAlign w:val="top"/>
+          </w:tcPr>
+          <w:p>
+            <w:pPr>
+              <w:spacing w:before="60" w:after="60"/>
+            </w:pPr>
+            <w:r>
+              <w:rPr>
+                <w:rFonts w:ascii="Microsoft YaHei" w:hAnsi="Microsoft YaHei" w:eastAsia="微软雅黑"/>
+                <w:b/>
+                <w:color w:val="122737"/>
+                <w:sz w:val="19"/>
+              </w:rPr>
+              <w:t>密码重置失败</w:t>
+            </w:r>
+          </w:p>
+        </w:tc>
+        <w:tc>
+          <w:tcPr>
+            <w:tcW w:type="dxa" w:w="7078"/>
+            <w:tcMar>
+              <w:top w:w="80" w:type="dxa"/>
+              <w:bottom w:w="80" w:type="dxa"/>
+              <w:start w:w="120" w:type="dxa"/>
+              <w:end w:w="120" w:type="dxa"/>
+            </w:tcMar>
+            <w:shd w:fill="FFF7EA"/>
+            <w:tcBorders>
+              <w:top w:val="single" w:sz="6" w:color="D7E6DF"/>
+              <w:left w:val="single" w:sz="6" w:color="D7E6DF"/>
+              <w:bottom w:val="single" w:sz="6" w:color="D7E6DF"/>
+              <w:right w:val="single" w:sz="6" w:color="D7E6DF"/>
+            </w:tcBorders>
+            <w:vAlign w:val="top"/>
+          </w:tcPr>
+          <w:p>
+            <w:pPr>
+              <w:spacing w:before="60" w:after="60"/>
+            </w:pPr>
+            <w:r>
+              <w:rPr>
+                <w:rFonts w:ascii="Microsoft YaHei" w:hAnsi="Microsoft YaHei" w:eastAsia="微软雅黑"/>
+                <w:b w:val="0"/>
+                <w:color w:val="122737"/>
+                <w:sz w:val="19"/>
+              </w:rPr>
+              <w:t>核对登录账号与绑定手机号；验证码失效时重新获取，避免连续重复提交。</w:t>
             </w:r>
           </w:p>
         </w:tc>
       </w:tr>
     </w:tbl>
-    <w:p>
-      <w:pPr>
-        <w:spacing w:after="0"/>
-      </w:pPr>
-    </w:p>
     <w:sectPr>
       <w:headerReference w:type="default" r:id="rId9"/>
       <w:footerReference w:type="default" r:id="rId10"/>
-      <w:pgSz w:w="12240" w:h="15840"/>
-      <w:pgMar w:top="1440" w:right="1440" w:bottom="1440" w:left="1440" w:header="708" w:footer="708" w:gutter="0"/>
+      <w:pgSz w:w="11906" w:h="16838"/>
+      <w:pgMar w:top="822" w:right="879" w:bottom="822" w:left="879" w:header="369" w:footer="369" w:gutter="0"/>
       <w:cols w:space="720"/>
       <w:docGrid w:linePitch="360"/>
     </w:sectPr>
@@ -1470,22 +3452,26 @@
   <w:p>
     <w:pPr>
       <w:pStyle w:val="Footer"/>
-      <w:jc w:val="right"/>
+      <w:jc w:val="center"/>
     </w:pPr>
     <w:r>
       <w:rPr>
-        <w:rFonts w:ascii="Calibri" w:hAnsi="Calibri" w:eastAsia="Microsoft YaHei"/>
-        <w:color w:val="5B6C7E"/>
-        <w:sz w:val="18"/>
+        <w:rFonts w:ascii="Microsoft YaHei" w:hAnsi="Microsoft YaHei" w:eastAsia="微软雅黑"/>
+        <w:b w:val="0"/>
+        <w:color w:val="586C7C"/>
+        <w:sz w:val="17"/>
       </w:rPr>
       <w:t xml:space="preserve">第 </w:t>
+      <w:fldChar w:fldCharType="begin"/>
+      <w:instrText xml:space="preserve"> PAGE </w:instrText>
+      <w:fldChar w:fldCharType="end"/>
     </w:r>
-    <w:fldSimple w:instr="PAGE"/>
     <w:r>
       <w:rPr>
-        <w:rFonts w:ascii="Calibri" w:hAnsi="Calibri" w:eastAsia="Microsoft YaHei"/>
-        <w:color w:val="5B6C7E"/>
-        <w:sz w:val="18"/>
+        <w:rFonts w:ascii="Microsoft YaHei" w:hAnsi="Microsoft YaHei" w:eastAsia="微软雅黑"/>
+        <w:b w:val="0"/>
+        <w:color w:val="586C7C"/>
+        <w:sz w:val="17"/>
       </w:rPr>
       <w:t xml:space="preserve"> 页</w:t>
     </w:r>
@@ -1498,16 +3484,16 @@
   <w:p>
     <w:pPr>
       <w:pStyle w:val="Header"/>
-      <w:jc w:val="left"/>
+      <w:jc w:val="right"/>
     </w:pPr>
     <w:r>
       <w:rPr>
-        <w:rFonts w:ascii="Calibri" w:hAnsi="Calibri" w:eastAsia="Microsoft YaHei"/>
-        <w:b/>
-        <w:color w:val="5B6C7E"/>
-        <w:sz w:val="18"/>
-      </w:rPr>
-      <w:t>公益智助柜 · 实例管理员使用手册</w:t>
+        <w:rFonts w:ascii="Microsoft YaHei" w:hAnsi="Microsoft YaHei" w:eastAsia="微软雅黑"/>
+        <w:b/>
+        <w:color w:val="326F5E"/>
+        <w:sz w:val="17"/>
+      </w:rPr>
+      <w:t>公益智助柜　实例管理员使用手册</w:t>
     </w:r>
   </w:p>
 </w:hdr>
@@ -1515,6 +3501,27 @@
 
 <file path=word/numbering.xml><?xml version="1.0" encoding="utf-8"?>
 <w:numbering xmlns:wpc="http://schemas.microsoft.com/office/word/2010/wordprocessingCanvas" xmlns:mo="http://schemas.microsoft.com/office/mac/office/2008/main" xmlns:mc="http://schemas.openxmlformats.org/markup-compatibility/2006" xmlns:mv="urn:schemas-microsoft-com:mac:vml" xmlns:o="urn:schemas-microsoft-com:office:office" xmlns:r="http://schemas.openxmlformats.org/officeDocument/2006/relationships" xmlns:m="http://schemas.openxmlformats.org/officeDocument/2006/math" xmlns:v="urn:schemas-microsoft-com:vml" xmlns:wp14="http://schemas.microsoft.com/office/word/2010/wordprocessingDrawing" xmlns:wp="http://schemas.openxmlformats.org/drawingml/2006/wordprocessingDrawing" xmlns:w10="urn:schemas-microsoft-com:office:word" xmlns:w="http://schemas.openxmlformats.org/wordprocessingml/2006/main" xmlns:w14="http://schemas.microsoft.com/office/word/2010/wordml" xmlns:wpg="http://schemas.microsoft.com/office/word/2010/wordprocessingGroup" xmlns:wpi="http://schemas.microsoft.com/office/word/2010/wordprocessingInk" xmlns:wne="http://schemas.microsoft.com/office/word/2006/wordml" xmlns:wps="http://schemas.microsoft.com/office/word/2010/wordprocessingShape" mc:Ignorable="w14 wp14">
+  <w:abstractNum w:abstractNumId="9">
+    <w:multiLevelType w:val="singleLevel"/>
+    <w:lvl w:ilvl="0">
+      <w:start w:val="1"/>
+      <w:numFmt w:val="decimal"/>
+      <w:lvlText w:val="%1."/>
+      <w:lvlJc w:val="left"/>
+      <w:pPr>
+        <w:tabs>
+          <w:tab w:val="num" w:pos="540"/>
+        </w:tabs>
+        <w:ind w:left="540" w:hanging="270"/>
+        <w:spacing w:after="80" w:line="300" w:lineRule="auto"/>
+      </w:pPr>
+      <w:rPr>
+        <w:rFonts w:ascii="Microsoft YaHei" w:hAnsi="Microsoft YaHei" w:eastAsia="微软雅黑"/>
+        <w:b/>
+        <w:color w:val="087A63"/>
+      </w:rPr>
+    </w:lvl>
+  </w:abstractNum>
   <w:abstractNum w:abstractNumId="0">
     <w:nsid w:val="FFFFFF7C"/>
     <w:multiLevelType w:val="singleLevel"/>
@@ -1713,166 +3720,38 @@
   <w:num w:numId="9">
     <w:abstractNumId w:val="0"/>
   </w:num>
-  <w:abstractNum w:abstractNumId="9">
-    <w:nsid w:val="00000009"/>
-    <w:tmpl w:val="10000009"/>
-    <w:multiLevelType w:val="singleLevel"/>
-    <w:lvl w:ilvl="0">
-      <w:start w:val="1"/>
-      <w:numFmt w:val="decimal"/>
-      <w:lvlText w:val="%1."/>
-      <w:suff w:val="tab"/>
-      <w:pPr>
-        <w:tabs>
-          <w:tab w:val="num" w:pos="540"/>
-        </w:tabs>
-        <w:ind w:left="540" w:hanging="270"/>
-      </w:pPr>
-    </w:lvl>
-  </w:abstractNum>
   <w:num w:numId="10">
     <w:abstractNumId w:val="9"/>
-    <w:lvlOverride w:ilvl="0">
-      <w:startOverride w:val="1"/>
-    </w:lvlOverride>
   </w:num>
-  <w:abstractNum w:abstractNumId="10">
-    <w:nsid w:val="0000000A"/>
-    <w:tmpl w:val="1000000A"/>
-    <w:multiLevelType w:val="singleLevel"/>
-    <w:lvl w:ilvl="0">
-      <w:start w:val="1"/>
-      <w:numFmt w:val="decimal"/>
-      <w:lvlText w:val="%1."/>
-      <w:suff w:val="tab"/>
-      <w:pPr>
-        <w:tabs>
-          <w:tab w:val="num" w:pos="540"/>
-        </w:tabs>
-        <w:ind w:left="540" w:hanging="270"/>
-      </w:pPr>
-    </w:lvl>
-  </w:abstractNum>
   <w:num w:numId="11">
-    <w:abstractNumId w:val="10"/>
-    <w:lvlOverride w:ilvl="0">
-      <w:startOverride w:val="1"/>
-    </w:lvlOverride>
+    <w:abstractNumId w:val="9"/>
   </w:num>
-  <w:abstractNum w:abstractNumId="11">
-    <w:nsid w:val="0000000B"/>
-    <w:tmpl w:val="1000000B"/>
-    <w:multiLevelType w:val="singleLevel"/>
-    <w:lvl w:ilvl="0">
-      <w:start w:val="1"/>
-      <w:numFmt w:val="decimal"/>
-      <w:lvlText w:val="%1."/>
-      <w:suff w:val="tab"/>
-      <w:pPr>
-        <w:tabs>
-          <w:tab w:val="num" w:pos="540"/>
-        </w:tabs>
-        <w:ind w:left="540" w:hanging="270"/>
-      </w:pPr>
-    </w:lvl>
-  </w:abstractNum>
   <w:num w:numId="12">
-    <w:abstractNumId w:val="11"/>
-    <w:lvlOverride w:ilvl="0">
-      <w:startOverride w:val="1"/>
-    </w:lvlOverride>
+    <w:abstractNumId w:val="9"/>
   </w:num>
-  <w:abstractNum w:abstractNumId="12">
-    <w:nsid w:val="0000000C"/>
-    <w:tmpl w:val="1000000C"/>
-    <w:multiLevelType w:val="singleLevel"/>
-    <w:lvl w:ilvl="0">
-      <w:start w:val="1"/>
-      <w:numFmt w:val="decimal"/>
-      <w:lvlText w:val="%1."/>
-      <w:suff w:val="tab"/>
-      <w:pPr>
-        <w:tabs>
-          <w:tab w:val="num" w:pos="540"/>
-        </w:tabs>
-        <w:ind w:left="540" w:hanging="270"/>
-      </w:pPr>
-    </w:lvl>
-  </w:abstractNum>
   <w:num w:numId="13">
-    <w:abstractNumId w:val="12"/>
-    <w:lvlOverride w:ilvl="0">
-      <w:startOverride w:val="1"/>
-    </w:lvlOverride>
+    <w:abstractNumId w:val="9"/>
   </w:num>
-  <w:abstractNum w:abstractNumId="13">
-    <w:nsid w:val="0000000D"/>
-    <w:tmpl w:val="1000000D"/>
-    <w:multiLevelType w:val="singleLevel"/>
-    <w:lvl w:ilvl="0">
-      <w:start w:val="1"/>
-      <w:numFmt w:val="decimal"/>
-      <w:lvlText w:val="%1."/>
-      <w:suff w:val="tab"/>
-      <w:pPr>
-        <w:tabs>
-          <w:tab w:val="num" w:pos="540"/>
-        </w:tabs>
-        <w:ind w:left="540" w:hanging="270"/>
-      </w:pPr>
-    </w:lvl>
-  </w:abstractNum>
   <w:num w:numId="14">
-    <w:abstractNumId w:val="13"/>
-    <w:lvlOverride w:ilvl="0">
-      <w:startOverride w:val="1"/>
-    </w:lvlOverride>
+    <w:abstractNumId w:val="9"/>
   </w:num>
-  <w:abstractNum w:abstractNumId="14">
-    <w:nsid w:val="0000000E"/>
-    <w:tmpl w:val="1000000E"/>
-    <w:multiLevelType w:val="singleLevel"/>
-    <w:lvl w:ilvl="0">
-      <w:start w:val="1"/>
-      <w:numFmt w:val="decimal"/>
-      <w:lvlText w:val="%1."/>
-      <w:suff w:val="tab"/>
-      <w:pPr>
-        <w:tabs>
-          <w:tab w:val="num" w:pos="540"/>
-        </w:tabs>
-        <w:ind w:left="540" w:hanging="270"/>
-      </w:pPr>
-    </w:lvl>
-  </w:abstractNum>
   <w:num w:numId="15">
-    <w:abstractNumId w:val="14"/>
-    <w:lvlOverride w:ilvl="0">
-      <w:startOverride w:val="1"/>
-    </w:lvlOverride>
+    <w:abstractNumId w:val="9"/>
   </w:num>
-  <w:abstractNum w:abstractNumId="15">
-    <w:nsid w:val="0000000F"/>
-    <w:tmpl w:val="1000000F"/>
-    <w:multiLevelType w:val="singleLevel"/>
-    <w:lvl w:ilvl="0">
-      <w:start w:val="1"/>
-      <w:numFmt w:val="decimal"/>
-      <w:lvlText w:val="%1."/>
-      <w:suff w:val="tab"/>
-      <w:pPr>
-        <w:tabs>
-          <w:tab w:val="num" w:pos="540"/>
-        </w:tabs>
-        <w:ind w:left="540" w:hanging="270"/>
-      </w:pPr>
-    </w:lvl>
-  </w:abstractNum>
   <w:num w:numId="16">
-    <w:abstractNumId w:val="15"/>
-    <w:lvlOverride w:ilvl="0">
-      <w:startOverride w:val="1"/>
-    </w:lvlOverride>
+    <w:abstractNumId w:val="9"/>
+  </w:num>
+  <w:num w:numId="17">
+    <w:abstractNumId w:val="9"/>
+  </w:num>
+  <w:num w:numId="18">
+    <w:abstractNumId w:val="9"/>
+  </w:num>
+  <w:num w:numId="19">
+    <w:abstractNumId w:val="9"/>
+  </w:num>
+  <w:num w:numId="20">
+    <w:abstractNumId w:val="9"/>
   </w:num>
 </w:numbering>
 </file>
@@ -2038,11 +3917,12 @@
     <w:qFormat/>
     <w:rsid w:val="00FC693F"/>
     <w:pPr>
-      <w:spacing w:before="0" w:after="120" w:line="300" w:lineRule="auto"/>
+      <w:spacing w:after="80" w:line="300" w:lineRule="auto"/>
     </w:pPr>
     <w:rPr>
-      <w:rFonts w:ascii="Calibri" w:hAnsi="Calibri" w:eastAsia="Microsoft YaHei"/>
-      <w:sz w:val="22"/>
+      <w:rFonts w:ascii="Microsoft YaHei" w:hAnsi="Microsoft YaHei" w:eastAsia="微软雅黑"/>
+      <w:color w:val="122737"/>
+      <w:sz w:val="21"/>
     </w:rPr>
   </w:style>
   <w:style w:type="paragraph" w:styleId="Header">
@@ -2100,15 +3980,15 @@
     <w:pPr>
       <w:keepNext/>
       <w:keepLines/>
-      <w:spacing w:before="360" w:after="200" w:line="240" w:lineRule="auto"/>
+      <w:spacing w:before="480" w:after="0"/>
       <w:outlineLvl w:val="0"/>
     </w:pPr>
     <w:rPr>
-      <w:rFonts w:asciiTheme="majorHAnsi" w:eastAsiaTheme="majorEastAsia" w:hAnsiTheme="majorHAnsi" w:cstheme="majorBidi" w:ascii="Calibri" w:hAnsi="Calibri" w:eastAsia="Microsoft YaHei"/>
+      <w:rFonts w:asciiTheme="majorHAnsi" w:eastAsiaTheme="majorEastAsia" w:hAnsiTheme="majorHAnsi" w:cstheme="majorBidi" w:ascii="Microsoft YaHei" w:hAnsi="Microsoft YaHei" w:eastAsia="微软雅黑"/>
       <w:b/>
       <w:bCs/>
-      <w:color w:val="2E74B5"/>
-      <w:sz w:val="32"/>
+      <w:color w:val="122737"/>
+      <w:sz w:val="30"/>
       <w:szCs w:val="28"/>
     </w:rPr>
   </w:style>
@@ -2124,14 +4004,14 @@
     <w:pPr>
       <w:keepNext/>
       <w:keepLines/>
-      <w:spacing w:before="280" w:after="140" w:line="240" w:lineRule="auto"/>
+      <w:spacing w:before="200" w:after="0"/>
       <w:outlineLvl w:val="1"/>
     </w:pPr>
     <w:rPr>
-      <w:rFonts w:asciiTheme="majorHAnsi" w:eastAsiaTheme="majorEastAsia" w:hAnsiTheme="majorHAnsi" w:cstheme="majorBidi" w:ascii="Calibri" w:hAnsi="Calibri" w:eastAsia="Microsoft YaHei"/>
+      <w:rFonts w:asciiTheme="majorHAnsi" w:eastAsiaTheme="majorEastAsia" w:hAnsiTheme="majorHAnsi" w:cstheme="majorBidi" w:ascii="Microsoft YaHei" w:hAnsi="Microsoft YaHei" w:eastAsia="微软雅黑"/>
       <w:b/>
       <w:bCs/>
-      <w:color w:val="2E74B5"/>
+      <w:color w:val="122737"/>
       <w:sz w:val="26"/>
       <w:szCs w:val="26"/>
     </w:rPr>
@@ -2148,15 +4028,14 @@
     <w:pPr>
       <w:keepNext/>
       <w:keepLines/>
-      <w:spacing w:before="200" w:after="100" w:line="240" w:lineRule="auto"/>
+      <w:spacing w:before="200" w:after="0"/>
       <w:outlineLvl w:val="2"/>
     </w:pPr>
     <w:rPr>
-      <w:rFonts w:asciiTheme="majorHAnsi" w:eastAsiaTheme="majorEastAsia" w:hAnsiTheme="majorHAnsi" w:cstheme="majorBidi" w:ascii="Calibri" w:hAnsi="Calibri" w:eastAsia="Microsoft YaHei"/>
+      <w:rFonts w:asciiTheme="majorHAnsi" w:eastAsiaTheme="majorEastAsia" w:hAnsiTheme="majorHAnsi" w:cstheme="majorBidi"/>
       <w:b/>
       <w:bCs/>
-      <w:color w:val="1F4D78"/>
-      <w:sz w:val="24"/>
+      <w:color w:val="4F81BD" w:themeColor="accent1"/>
     </w:rPr>
   </w:style>
   <w:style w:type="paragraph" w:styleId="Heading4">
@@ -2394,11 +4273,12 @@
       <w:contextualSpacing/>
     </w:pPr>
     <w:rPr>
-      <w:rFonts w:asciiTheme="majorHAnsi" w:eastAsiaTheme="majorEastAsia" w:hAnsiTheme="majorHAnsi" w:cstheme="majorBidi"/>
-      <w:color w:val="17365D" w:themeColor="text2" w:themeShade="BF"/>
+      <w:rFonts w:asciiTheme="majorHAnsi" w:eastAsiaTheme="majorEastAsia" w:hAnsiTheme="majorHAnsi" w:cstheme="majorBidi" w:ascii="Microsoft YaHei" w:hAnsi="Microsoft YaHei" w:eastAsia="微软雅黑"/>
+      <w:b/>
+      <w:color w:val="122737"/>
       <w:spacing w:val="5"/>
       <w:kern w:val="28"/>
-      <w:sz w:val="52"/>
+      <w:sz w:val="40"/>
       <w:szCs w:val="52"/>
     </w:rPr>
   </w:style>
@@ -2833,14 +4713,12 @@
     <w:qFormat/>
     <w:rsid w:val="00FC693F"/>
     <w:pPr>
-      <w:spacing w:line="240" w:lineRule="auto" w:before="80" w:after="160"/>
-      <w:jc w:val="center"/>
+      <w:spacing w:line="240" w:lineRule="auto"/>
     </w:pPr>
     <w:rPr>
-      <w:rFonts w:ascii="Calibri" w:hAnsi="Calibri" w:eastAsia="Microsoft YaHei"/>
       <w:b/>
       <w:bCs/>
-      <w:color w:val="5B6C7E"/>
+      <w:color w:val="4F81BD" w:themeColor="accent1"/>
       <w:sz w:val="18"/>
       <w:szCs w:val="18"/>
     </w:rPr>
@@ -13729,6 +15607,17 @@
         <w:shd w:val="clear" w:color="auto" w:fill="FBCAA2" w:themeFill="accent6" w:themeFillTint="7F"/>
       </w:tcPr>
     </w:tblStylePr>
+  </w:style>
+  <w:style w:type="paragraph" w:customStyle="1" w:styleId="FigureCaption">
+    <w:name w:val="Figure Caption"/>
+    <w:pPr>
+      <w:spacing w:after="140"/>
+    </w:pPr>
+    <w:rPr>
+      <w:rFonts w:ascii="Microsoft YaHei" w:hAnsi="Microsoft YaHei" w:eastAsia="微软雅黑"/>
+      <w:color w:val="586C7C"/>
+      <w:sz w:val="17"/>
+    </w:rPr>
   </w:style>
 </w:styles>
 </file>

--- a/docs/用户手册/公益智助柜实例管理员使用手册.docx
+++ b/docs/用户手册/公益智助柜实例管理员使用手册.docx
@@ -54,7 +54,7 @@
           <w:color w:val="586C7C"/>
           <w:sz w:val="17"/>
         </w:rPr>
-        <w:t>版本日期：2026 年 8 月 7 日　｜　按任务查找，图中编号对应操作顺序</w:t>
+        <w:t>版本日期：2026 年 8 月 9 日　｜　按任务查找，图中编号对应操作顺序</w:t>
       </w:r>
     </w:p>
     <w:p>
@@ -283,7 +283,7 @@
             <w:sz w:val="21"/>
             <w:u w:val="none"/>
           </w:rPr>
-          <w:t>11. 查日志与处理密码</w:t>
+          <w:t>11. 处理缺失结算</w:t>
         </w:r>
       </w:hyperlink>
     </w:p>
@@ -293,6 +293,24 @@
         <w:ind w:left="198"/>
       </w:pPr>
       <w:hyperlink w:anchor="manual_section_12" w:history="1">
+        <w:r>
+          <w:rPr>
+            <w:rFonts w:ascii="Microsoft YaHei" w:hAnsi="Microsoft YaHei" w:eastAsia="微软雅黑"/>
+            <w:b/>
+            <w:color w:val="006C56"/>
+            <w:sz w:val="21"/>
+            <w:u w:val="none"/>
+          </w:rPr>
+          <w:t>12. 查日志与处理密码</w:t>
+        </w:r>
+      </w:hyperlink>
+    </w:p>
+    <w:p>
+      <w:pPr>
+        <w:spacing w:before="0" w:after="60"/>
+        <w:ind w:left="198"/>
+      </w:pPr>
+      <w:hyperlink w:anchor="manual_section_13" w:history="1">
         <w:r>
           <w:rPr>
             <w:rFonts w:ascii="Microsoft YaHei" w:hAnsi="Microsoft YaHei" w:eastAsia="微软雅黑"/>
@@ -314,6 +332,7 @@
       <w:pPr>
         <w:pStyle w:val="Heading1"/>
         <w:keepNext/>
+        <w:pageBreakBefore w:val="0"/>
         <w:spacing w:before="200" w:after="100"/>
       </w:pPr>
       <w:bookmarkStart w:id="2" w:name="manual_section_01"/>
@@ -521,14 +540,10 @@
       </w:r>
     </w:p>
     <w:p>
-      <w:r>
-        <w:br w:type="page"/>
-      </w:r>
-    </w:p>
-    <w:p>
       <w:pPr>
         <w:pStyle w:val="Heading1"/>
         <w:keepNext/>
+        <w:pageBreakBefore/>
         <w:spacing w:before="200" w:after="100"/>
       </w:pPr>
       <w:bookmarkStart w:id="3" w:name="manual_section_02"/>
@@ -753,14 +768,10 @@
       </w:r>
     </w:p>
     <w:p>
-      <w:r>
-        <w:br w:type="page"/>
-      </w:r>
-    </w:p>
-    <w:p>
       <w:pPr>
         <w:pStyle w:val="Heading1"/>
         <w:keepNext/>
+        <w:pageBreakBefore/>
         <w:spacing w:before="200" w:after="100"/>
       </w:pPr>
       <w:bookmarkStart w:id="4" w:name="manual_section_03"/>
@@ -985,14 +996,10 @@
       </w:r>
     </w:p>
     <w:p>
-      <w:r>
-        <w:br w:type="page"/>
-      </w:r>
-    </w:p>
-    <w:p>
       <w:pPr>
         <w:pStyle w:val="Heading1"/>
         <w:keepNext/>
+        <w:pageBreakBefore/>
         <w:spacing w:before="200" w:after="100"/>
       </w:pPr>
       <w:bookmarkStart w:id="5" w:name="manual_section_04"/>
@@ -1217,14 +1224,10 @@
       </w:r>
     </w:p>
     <w:p>
-      <w:r>
-        <w:br w:type="page"/>
-      </w:r>
-    </w:p>
-    <w:p>
       <w:pPr>
         <w:pStyle w:val="Heading1"/>
         <w:keepNext/>
+        <w:pageBreakBefore/>
         <w:spacing w:before="200" w:after="100"/>
       </w:pPr>
       <w:bookmarkStart w:id="6" w:name="manual_section_05"/>
@@ -1466,14 +1469,10 @@
       </w:r>
     </w:p>
     <w:p>
-      <w:r>
-        <w:br w:type="page"/>
-      </w:r>
-    </w:p>
-    <w:p>
       <w:pPr>
         <w:pStyle w:val="Heading1"/>
         <w:keepNext/>
+        <w:pageBreakBefore/>
         <w:spacing w:before="200" w:after="100"/>
       </w:pPr>
       <w:bookmarkStart w:id="7" w:name="manual_section_06"/>
@@ -1698,14 +1697,10 @@
       </w:r>
     </w:p>
     <w:p>
-      <w:r>
-        <w:br w:type="page"/>
-      </w:r>
-    </w:p>
-    <w:p>
       <w:pPr>
         <w:pStyle w:val="Heading1"/>
         <w:keepNext/>
+        <w:pageBreakBefore/>
         <w:spacing w:before="200" w:after="100"/>
       </w:pPr>
       <w:bookmarkStart w:id="8" w:name="manual_section_07"/>
@@ -1930,14 +1925,10 @@
       </w:r>
     </w:p>
     <w:p>
-      <w:r>
-        <w:br w:type="page"/>
-      </w:r>
-    </w:p>
-    <w:p>
       <w:pPr>
         <w:pStyle w:val="Heading1"/>
         <w:keepNext/>
+        <w:pageBreakBefore/>
         <w:spacing w:before="200" w:after="100"/>
       </w:pPr>
       <w:bookmarkStart w:id="9" w:name="manual_section_08"/>
@@ -2222,14 +2213,10 @@
       </w:r>
     </w:p>
     <w:p>
-      <w:r>
-        <w:br w:type="page"/>
-      </w:r>
-    </w:p>
-    <w:p>
       <w:pPr>
         <w:pStyle w:val="Heading1"/>
         <w:keepNext/>
+        <w:pageBreakBefore/>
         <w:spacing w:before="200" w:after="100"/>
       </w:pPr>
       <w:bookmarkStart w:id="10" w:name="manual_section_09"/>
@@ -2480,14 +2467,10 @@
       </w:r>
     </w:p>
     <w:p>
-      <w:r>
-        <w:br w:type="page"/>
-      </w:r>
-    </w:p>
-    <w:p>
       <w:pPr>
         <w:pStyle w:val="Heading1"/>
         <w:keepNext/>
+        <w:pageBreakBefore/>
         <w:spacing w:before="200" w:after="100"/>
       </w:pPr>
       <w:bookmarkStart w:id="11" w:name="manual_section_10"/>
@@ -2712,14 +2695,10 @@
       </w:r>
     </w:p>
     <w:p>
-      <w:r>
-        <w:br w:type="page"/>
-      </w:r>
-    </w:p>
-    <w:p>
       <w:pPr>
         <w:pStyle w:val="Heading1"/>
         <w:keepNext/>
+        <w:pageBreakBefore/>
         <w:spacing w:before="200" w:after="100"/>
       </w:pPr>
       <w:bookmarkStart w:id="12" w:name="manual_section_11"/>
@@ -2730,9 +2709,297 @@
           <w:color w:val="122737"/>
           <w:sz w:val="30"/>
         </w:rPr>
-        <w:t>11. 查日志与处理密码</w:t>
+        <w:t>11. 处理缺失结算</w:t>
       </w:r>
       <w:bookmarkEnd w:id="12"/>
+    </w:p>
+    <w:p>
+      <w:pPr>
+        <w:spacing w:before="80" w:after="80"/>
+        <w:shd w:fill="EEF5F8"/>
+        <w:pBdr>
+          <w:top w:val="single" w:sz="7" w:space="7" w:color="087A63"/>
+          <w:left w:val="single" w:sz="7" w:space="7" w:color="087A63"/>
+          <w:bottom w:val="single" w:sz="7" w:space="7" w:color="087A63"/>
+          <w:right w:val="single" w:sz="7" w:space="7" w:color="087A63"/>
+        </w:pBdr>
+      </w:pPr>
+      <w:r>
+        <w:rPr>
+          <w:rFonts w:ascii="Microsoft YaHei" w:hAnsi="Microsoft YaHei" w:eastAsia="微软雅黑"/>
+          <w:b/>
+          <w:color w:val="006C56"/>
+          <w:sz w:val="20"/>
+        </w:rPr>
+        <w:t xml:space="preserve">用途　</w:t>
+      </w:r>
+      <w:r>
+        <w:rPr>
+          <w:rFonts w:ascii="Microsoft YaHei" w:hAnsi="Microsoft YaHei" w:eastAsia="微软雅黑"/>
+          <w:b w:val="0"/>
+          <w:color w:val="122737"/>
+          <w:sz w:val="20"/>
+        </w:rPr>
+        <w:t>柜门已经可信关闭，但平台超过 10 分钟仍未返回结算明细时，按现场盘点补记实际领取并解除后续业务阻塞。</w:t>
+      </w:r>
+    </w:p>
+    <w:p>
+      <w:pPr>
+        <w:keepNext/>
+        <w:spacing w:before="120" w:after="60"/>
+      </w:pPr>
+      <w:r>
+        <w:rPr>
+          <w:rFonts w:ascii="Microsoft YaHei" w:hAnsi="Microsoft YaHei" w:eastAsia="微软雅黑"/>
+          <w:b/>
+          <w:color w:val="006C56"/>
+          <w:sz w:val="21"/>
+        </w:rPr>
+        <w:t>操作步骤</w:t>
+      </w:r>
+    </w:p>
+    <w:p>
+      <w:pPr>
+        <w:numPr>
+          <w:ilvl w:val="0"/>
+          <w:numId w:val="20"/>
+        </w:numPr>
+      </w:pPr>
+      <w:r>
+        <w:rPr>
+          <w:rFonts w:ascii="Microsoft YaHei" w:hAnsi="Microsoft YaHei" w:eastAsia="微软雅黑"/>
+          <w:b w:val="0"/>
+          <w:color w:val="122737"/>
+          <w:sz w:val="21"/>
+        </w:rPr>
+        <w:t>从柜机详情的待处理任务进入目标人员详情，在“缺失结算补记”中选择对应开柜事件。</w:t>
+      </w:r>
+    </w:p>
+    <w:p>
+      <w:pPr>
+        <w:numPr>
+          <w:ilvl w:val="0"/>
+          <w:numId w:val="20"/>
+        </w:numPr>
+      </w:pPr>
+      <w:r>
+        <w:rPr>
+          <w:rFonts w:ascii="Microsoft YaHei" w:hAnsi="Microsoft YaHei" w:eastAsia="微软雅黑"/>
+          <w:b w:val="0"/>
+          <w:color w:val="122737"/>
+          <w:sz w:val="21"/>
+        </w:rPr>
+        <w:t>核对柜机、开柜事件、平台订单和等待时间；预约物资只作参考。</w:t>
+      </w:r>
+    </w:p>
+    <w:p>
+      <w:pPr>
+        <w:numPr>
+          <w:ilvl w:val="0"/>
+          <w:numId w:val="20"/>
+        </w:numPr>
+      </w:pPr>
+      <w:r>
+        <w:rPr>
+          <w:rFonts w:ascii="Microsoft YaHei" w:hAnsi="Microsoft YaHei" w:eastAsia="微软雅黑"/>
+          <w:b w:val="0"/>
+          <w:color w:val="122737"/>
+          <w:sz w:val="21"/>
+        </w:rPr>
+        <w:t>按现场盘点选择实际取走商品和数量，填写处理依据并勾选确认。</w:t>
+      </w:r>
+    </w:p>
+    <w:p>
+      <w:pPr>
+        <w:numPr>
+          <w:ilvl w:val="0"/>
+          <w:numId w:val="20"/>
+        </w:numPr>
+      </w:pPr>
+      <w:r>
+        <w:rPr>
+          <w:rFonts w:ascii="Microsoft YaHei" w:hAnsi="Microsoft YaHei" w:eastAsia="微软雅黑"/>
+          <w:b w:val="0"/>
+          <w:color w:val="122737"/>
+          <w:sz w:val="21"/>
+        </w:rPr>
+        <w:t>选择“完成本地人工补记”，核对库存、人员当日额度和事件状态已经同步更新。</w:t>
+      </w:r>
+    </w:p>
+    <w:p>
+      <w:pPr>
+        <w:numPr>
+          <w:ilvl w:val="0"/>
+          <w:numId w:val="20"/>
+        </w:numPr>
+      </w:pPr>
+      <w:r>
+        <w:rPr>
+          <w:rFonts w:ascii="Microsoft YaHei" w:hAnsi="Microsoft YaHei" w:eastAsia="微软雅黑"/>
+          <w:b w:val="0"/>
+          <w:color w:val="122737"/>
+          <w:sz w:val="21"/>
+        </w:rPr>
+        <w:t>已有平台订单时选择“完成平台回写”；订单号暂缺时，取得订单号后先关联再完成回写。</w:t>
+      </w:r>
+    </w:p>
+    <w:p>
+      <w:pPr>
+        <w:numPr>
+          <w:ilvl w:val="0"/>
+          <w:numId w:val="20"/>
+        </w:numPr>
+      </w:pPr>
+      <w:r>
+        <w:rPr>
+          <w:rFonts w:ascii="Microsoft YaHei" w:hAnsi="Microsoft YaHei" w:eastAsia="微软雅黑"/>
+          <w:b w:val="0"/>
+          <w:color w:val="122737"/>
+          <w:sz w:val="21"/>
+        </w:rPr>
+        <w:t>平台回写前发现录入错误时可整单撤销；迟到回调与人工明细不一致时，按页面提示完成冲突核对。</w:t>
+      </w:r>
+    </w:p>
+    <w:p>
+      <w:pPr>
+        <w:spacing w:before="80" w:after="40"/>
+        <w:jc w:val="center"/>
+      </w:pPr>
+      <w:r>
+        <w:drawing>
+          <wp:inline xmlns:a="http://schemas.openxmlformats.org/drawingml/2006/main" xmlns:pic="http://schemas.openxmlformats.org/drawingml/2006/picture">
+            <wp:extent cx="2844000" cy="4646535"/>
+            <wp:docPr id="13" name="Picture 13" descr="图 13　选择可信关门且结算超时的开柜事件" title="图 13　选择可信关门且结算超时的开柜事件"/>
+            <wp:cNvGraphicFramePr>
+              <a:graphicFrameLocks noChangeAspect="1"/>
+            </wp:cNvGraphicFramePr>
+            <a:graphic>
+              <a:graphicData uri="http://schemas.openxmlformats.org/drawingml/2006/picture">
+                <pic:pic>
+                  <pic:nvPicPr>
+                    <pic:cNvPr id="0" name="manual-settlement-candidate.png"/>
+                    <pic:cNvPicPr/>
+                  </pic:nvPicPr>
+                  <pic:blipFill>
+                    <a:blip r:embed="rId23"/>
+                    <a:stretch>
+                      <a:fillRect/>
+                    </a:stretch>
+                  </pic:blipFill>
+                  <pic:spPr>
+                    <a:xfrm>
+                      <a:off x="0" y="0"/>
+                      <a:ext cx="2844000" cy="4646535"/>
+                    </a:xfrm>
+                    <a:prstGeom prst="rect"/>
+                  </pic:spPr>
+                </pic:pic>
+              </a:graphicData>
+            </a:graphic>
+          </wp:inline>
+        </w:drawing>
+      </w:r>
+      <w:r>
+        <w:rPr>
+          <w:rFonts w:ascii="Microsoft YaHei" w:hAnsi="Microsoft YaHei" w:eastAsia="微软雅黑"/>
+          <w:b w:val="0"/>
+          <w:color w:val="586C7C"/>
+          <w:sz w:val="17"/>
+        </w:rPr>
+        <w:t xml:space="preserve">　</w:t>
+      </w:r>
+      <w:r>
+        <w:drawing>
+          <wp:inline xmlns:a="http://schemas.openxmlformats.org/drawingml/2006/main" xmlns:pic="http://schemas.openxmlformats.org/drawingml/2006/picture">
+            <wp:extent cx="2844000" cy="4005633"/>
+            <wp:docPr id="14" name="Picture 14" descr="图 14　填写实际取走商品和现场核对依据" title="图 14　填写实际取走商品和现场核对依据"/>
+            <wp:cNvGraphicFramePr>
+              <a:graphicFrameLocks noChangeAspect="1"/>
+            </wp:cNvGraphicFramePr>
+            <a:graphic>
+              <a:graphicData uri="http://schemas.openxmlformats.org/drawingml/2006/picture">
+                <pic:pic>
+                  <pic:nvPicPr>
+                    <pic:cNvPr id="0" name="manual-settlement-form.png"/>
+                    <pic:cNvPicPr/>
+                  </pic:nvPicPr>
+                  <pic:blipFill>
+                    <a:blip r:embed="rId24"/>
+                    <a:stretch>
+                      <a:fillRect/>
+                    </a:stretch>
+                  </pic:blipFill>
+                  <pic:spPr>
+                    <a:xfrm>
+                      <a:off x="0" y="0"/>
+                      <a:ext cx="2844000" cy="4005633"/>
+                    </a:xfrm>
+                    <a:prstGeom prst="rect"/>
+                  </pic:spPr>
+                </pic:pic>
+              </a:graphicData>
+            </a:graphic>
+          </wp:inline>
+        </w:drawing>
+      </w:r>
+    </w:p>
+    <w:p>
+      <w:pPr>
+        <w:pStyle w:val="FigureCaption"/>
+        <w:jc w:val="center"/>
+      </w:pPr>
+      <w:r>
+        <w:t>图 13　选择可信关门且结算超时的开柜事件　｜　图 14　填写实际取走商品和现场核对依据</w:t>
+      </w:r>
+    </w:p>
+    <w:p>
+      <w:pPr>
+        <w:spacing w:before="80" w:after="80"/>
+        <w:shd w:fill="EDF7F1"/>
+        <w:pBdr>
+          <w:top w:val="single" w:sz="7" w:space="7" w:color="087A63"/>
+          <w:left w:val="single" w:sz="7" w:space="7" w:color="087A63"/>
+          <w:bottom w:val="single" w:sz="7" w:space="7" w:color="087A63"/>
+          <w:right w:val="single" w:sz="7" w:space="7" w:color="087A63"/>
+        </w:pBdr>
+      </w:pPr>
+      <w:r>
+        <w:rPr>
+          <w:rFonts w:ascii="Microsoft YaHei" w:hAnsi="Microsoft YaHei" w:eastAsia="微软雅黑"/>
+          <w:b/>
+          <w:color w:val="006C56"/>
+          <w:sz w:val="20"/>
+        </w:rPr>
+        <w:t xml:space="preserve">完成标志　</w:t>
+      </w:r>
+      <w:r>
+        <w:rPr>
+          <w:rFonts w:ascii="Microsoft YaHei" w:hAnsi="Microsoft YaHei" w:eastAsia="微软雅黑"/>
+          <w:b w:val="0"/>
+          <w:color w:val="122737"/>
+          <w:sz w:val="20"/>
+        </w:rPr>
+        <w:t>页面显示“平台已完成”或“回调已核对”，原结算超时任务已关闭；库存、当日额度和领取记录只扣减一次。</w:t>
+      </w:r>
+    </w:p>
+    <w:p>
+      <w:pPr>
+        <w:pStyle w:val="Heading1"/>
+        <w:keepNext/>
+        <w:pageBreakBefore/>
+        <w:spacing w:before="200" w:after="100"/>
+      </w:pPr>
+      <w:bookmarkStart w:id="13" w:name="manual_section_12"/>
+      <w:r>
+        <w:rPr>
+          <w:rFonts w:ascii="Microsoft YaHei" w:hAnsi="Microsoft YaHei" w:eastAsia="微软雅黑"/>
+          <w:b/>
+          <w:color w:val="122737"/>
+          <w:sz w:val="30"/>
+        </w:rPr>
+        <w:t>12. 查日志与处理密码</w:t>
+      </w:r>
+      <w:bookmarkEnd w:id="13"/>
     </w:p>
     <w:p>
       <w:pPr>
@@ -2783,7 +3050,7 @@
       <w:pPr>
         <w:numPr>
           <w:ilvl w:val="0"/>
-          <w:numId w:val="20"/>
+          <w:numId w:val="21"/>
         </w:numPr>
       </w:pPr>
       <w:r>
@@ -2800,7 +3067,7 @@
       <w:pPr>
         <w:numPr>
           <w:ilvl w:val="0"/>
-          <w:numId w:val="20"/>
+          <w:numId w:val="21"/>
         </w:numPr>
       </w:pPr>
       <w:r>
@@ -2817,7 +3084,7 @@
       <w:pPr>
         <w:numPr>
           <w:ilvl w:val="0"/>
-          <w:numId w:val="20"/>
+          <w:numId w:val="21"/>
         </w:numPr>
       </w:pPr>
       <w:r>
@@ -2834,7 +3101,7 @@
       <w:pPr>
         <w:numPr>
           <w:ilvl w:val="0"/>
-          <w:numId w:val="20"/>
+          <w:numId w:val="21"/>
         </w:numPr>
       </w:pPr>
       <w:r>
@@ -2851,7 +3118,7 @@
       <w:pPr>
         <w:numPr>
           <w:ilvl w:val="0"/>
-          <w:numId w:val="20"/>
+          <w:numId w:val="21"/>
         </w:numPr>
       </w:pPr>
       <w:r>
@@ -2873,7 +3140,7 @@
         <w:drawing>
           <wp:inline xmlns:a="http://schemas.openxmlformats.org/drawingml/2006/main" xmlns:pic="http://schemas.openxmlformats.org/drawingml/2006/picture">
             <wp:extent cx="2844000" cy="1887827"/>
-            <wp:docPr id="13" name="Picture 13" descr="图 13　操作日志" title="图 13　操作日志"/>
+            <wp:docPr id="15" name="Picture 15" descr="图 15　操作日志" title="图 15　操作日志"/>
             <wp:cNvGraphicFramePr>
               <a:graphicFrameLocks noChangeAspect="1"/>
             </wp:cNvGraphicFramePr>
@@ -2885,7 +3152,7 @@
                     <pic:cNvPicPr/>
                   </pic:nvPicPr>
                   <pic:blipFill>
-                    <a:blip r:embed="rId23"/>
+                    <a:blip r:embed="rId25"/>
                     <a:stretch>
                       <a:fillRect/>
                     </a:stretch>
@@ -2916,7 +3183,7 @@
         <w:drawing>
           <wp:inline xmlns:a="http://schemas.openxmlformats.org/drawingml/2006/main" xmlns:pic="http://schemas.openxmlformats.org/drawingml/2006/picture">
             <wp:extent cx="2844000" cy="1836750"/>
-            <wp:docPr id="14" name="Picture 14" descr="图 14　登录页的密码恢复入口" title="图 14　登录页的密码恢复入口"/>
+            <wp:docPr id="16" name="Picture 16" descr="图 16　登录页的密码恢复入口" title="图 16　登录页的密码恢复入口"/>
             <wp:cNvGraphicFramePr>
               <a:graphicFrameLocks noChangeAspect="1"/>
             </wp:cNvGraphicFramePr>
@@ -2953,7 +3220,7 @@
         <w:jc w:val="center"/>
       </w:pPr>
       <w:r>
-        <w:t>图 13　操作日志　｜　图 14　登录页的密码恢复入口</w:t>
+        <w:t>图 15　操作日志　｜　图 16　登录页的密码恢复入口</w:t>
       </w:r>
     </w:p>
     <w:p>
@@ -2987,16 +3254,12 @@
       </w:r>
     </w:p>
     <w:p>
-      <w:r>
-        <w:br w:type="page"/>
-      </w:r>
-    </w:p>
-    <w:p>
       <w:pPr>
         <w:pStyle w:val="Heading1"/>
+        <w:pageBreakBefore/>
         <w:spacing w:after="160"/>
       </w:pPr>
-      <w:bookmarkStart w:id="13" w:name="manual_section_12"/>
+      <w:bookmarkStart w:id="14" w:name="manual_section_13"/>
       <w:r>
         <w:rPr>
           <w:rFonts w:ascii="Microsoft YaHei" w:hAnsi="Microsoft YaHei" w:eastAsia="微软雅黑"/>
@@ -3006,7 +3269,7 @@
         </w:rPr>
         <w:t>遇到问题</w:t>
       </w:r>
-      <w:bookmarkEnd w:id="13"/>
+      <w:bookmarkEnd w:id="14"/>
     </w:p>
     <w:p>
       <w:r>
@@ -3328,6 +3591,74 @@
                 <w:color w:val="122737"/>
                 <w:sz w:val="19"/>
               </w:rPr>
+              <w:t>缺失结算无法完成</w:t>
+            </w:r>
+          </w:p>
+        </w:tc>
+        <w:tc>
+          <w:tcPr>
+            <w:tcW w:type="dxa" w:w="7078"/>
+            <w:tcMar>
+              <w:top w:w="80" w:type="dxa"/>
+              <w:bottom w:w="80" w:type="dxa"/>
+              <w:start w:w="120" w:type="dxa"/>
+              <w:end w:w="120" w:type="dxa"/>
+            </w:tcMar>
+            <w:shd w:fill="FFFFFF"/>
+            <w:tcBorders>
+              <w:top w:val="single" w:sz="6" w:color="D7E6DF"/>
+              <w:left w:val="single" w:sz="6" w:color="D7E6DF"/>
+              <w:bottom w:val="single" w:sz="6" w:color="D7E6DF"/>
+              <w:right w:val="single" w:sz="6" w:color="D7E6DF"/>
+            </w:tcBorders>
+            <w:vAlign w:val="top"/>
+          </w:tcPr>
+          <w:p>
+            <w:pPr>
+              <w:spacing w:before="60" w:after="60"/>
+            </w:pPr>
+            <w:r>
+              <w:rPr>
+                <w:rFonts w:ascii="Microsoft YaHei" w:hAnsi="Microsoft YaHei" w:eastAsia="微软雅黑"/>
+                <w:b w:val="0"/>
+                <w:color w:val="122737"/>
+                <w:sz w:val="19"/>
+              </w:rPr>
+              <w:t>没有候选时核对是否为特殊群体、柜门是否可信关闭满 10 分钟以及是否已有结算；平台回写失败时保留当前记录，恢复后从同一记录重试，不要改用“库存纠错”或重复补记。</w:t>
+            </w:r>
+          </w:p>
+        </w:tc>
+      </w:tr>
+      <w:tr>
+        <w:tc>
+          <w:tcPr>
+            <w:tcW w:type="dxa" w:w="2950"/>
+            <w:tcMar>
+              <w:top w:w="80" w:type="dxa"/>
+              <w:bottom w:w="80" w:type="dxa"/>
+              <w:start w:w="120" w:type="dxa"/>
+              <w:end w:w="120" w:type="dxa"/>
+            </w:tcMar>
+            <w:shd w:fill="FFF7EA"/>
+            <w:tcBorders>
+              <w:top w:val="single" w:sz="6" w:color="D7E6DF"/>
+              <w:left w:val="single" w:sz="6" w:color="D7E6DF"/>
+              <w:bottom w:val="single" w:sz="6" w:color="D7E6DF"/>
+              <w:right w:val="single" w:sz="6" w:color="D7E6DF"/>
+            </w:tcBorders>
+            <w:vAlign w:val="top"/>
+          </w:tcPr>
+          <w:p>
+            <w:pPr>
+              <w:spacing w:before="60" w:after="60"/>
+            </w:pPr>
+            <w:r>
+              <w:rPr>
+                <w:rFonts w:ascii="Microsoft YaHei" w:hAnsi="Microsoft YaHei" w:eastAsia="微软雅黑"/>
+                <w:b/>
+                <w:color w:val="122737"/>
+                <w:sz w:val="19"/>
+              </w:rPr>
               <w:t>柜机离线或门状态未知</w:t>
             </w:r>
           </w:p>
@@ -3341,7 +3672,7 @@
               <w:start w:w="120" w:type="dxa"/>
               <w:end w:w="120" w:type="dxa"/>
             </w:tcMar>
-            <w:shd w:fill="FFFFFF"/>
+            <w:shd w:fill="FFF7EA"/>
             <w:tcBorders>
               <w:top w:val="single" w:sz="6" w:color="D7E6DF"/>
               <w:left w:val="single" w:sz="6" w:color="D7E6DF"/>
@@ -3376,7 +3707,7 @@
               <w:start w:w="120" w:type="dxa"/>
               <w:end w:w="120" w:type="dxa"/>
             </w:tcMar>
-            <w:shd w:fill="FFF7EA"/>
+            <w:shd w:fill="FFFFFF"/>
             <w:tcBorders>
               <w:top w:val="single" w:sz="6" w:color="D7E6DF"/>
               <w:left w:val="single" w:sz="6" w:color="D7E6DF"/>
@@ -3409,7 +3740,7 @@
               <w:start w:w="120" w:type="dxa"/>
               <w:end w:w="120" w:type="dxa"/>
             </w:tcMar>
-            <w:shd w:fill="FFF7EA"/>
+            <w:shd w:fill="FFFFFF"/>
             <w:tcBorders>
               <w:top w:val="single" w:sz="6" w:color="D7E6DF"/>
               <w:left w:val="single" w:sz="6" w:color="D7E6DF"/>
@@ -3722,36 +4053,75 @@
   </w:num>
   <w:num w:numId="10">
     <w:abstractNumId w:val="9"/>
+    <w:lvlOverride w:ilvl="0">
+      <w:startOverride w:val="1"/>
+    </w:lvlOverride>
   </w:num>
   <w:num w:numId="11">
     <w:abstractNumId w:val="9"/>
+    <w:lvlOverride w:ilvl="0">
+      <w:startOverride w:val="1"/>
+    </w:lvlOverride>
   </w:num>
   <w:num w:numId="12">
     <w:abstractNumId w:val="9"/>
+    <w:lvlOverride w:ilvl="0">
+      <w:startOverride w:val="1"/>
+    </w:lvlOverride>
   </w:num>
   <w:num w:numId="13">
     <w:abstractNumId w:val="9"/>
+    <w:lvlOverride w:ilvl="0">
+      <w:startOverride w:val="1"/>
+    </w:lvlOverride>
   </w:num>
   <w:num w:numId="14">
     <w:abstractNumId w:val="9"/>
+    <w:lvlOverride w:ilvl="0">
+      <w:startOverride w:val="1"/>
+    </w:lvlOverride>
   </w:num>
   <w:num w:numId="15">
     <w:abstractNumId w:val="9"/>
+    <w:lvlOverride w:ilvl="0">
+      <w:startOverride w:val="1"/>
+    </w:lvlOverride>
   </w:num>
   <w:num w:numId="16">
     <w:abstractNumId w:val="9"/>
+    <w:lvlOverride w:ilvl="0">
+      <w:startOverride w:val="1"/>
+    </w:lvlOverride>
   </w:num>
   <w:num w:numId="17">
     <w:abstractNumId w:val="9"/>
+    <w:lvlOverride w:ilvl="0">
+      <w:startOverride w:val="1"/>
+    </w:lvlOverride>
   </w:num>
   <w:num w:numId="18">
     <w:abstractNumId w:val="9"/>
+    <w:lvlOverride w:ilvl="0">
+      <w:startOverride w:val="1"/>
+    </w:lvlOverride>
   </w:num>
   <w:num w:numId="19">
     <w:abstractNumId w:val="9"/>
+    <w:lvlOverride w:ilvl="0">
+      <w:startOverride w:val="1"/>
+    </w:lvlOverride>
   </w:num>
   <w:num w:numId="20">
     <w:abstractNumId w:val="9"/>
+    <w:lvlOverride w:ilvl="0">
+      <w:startOverride w:val="1"/>
+    </w:lvlOverride>
+  </w:num>
+  <w:num w:numId="21">
+    <w:abstractNumId w:val="9"/>
+    <w:lvlOverride w:ilvl="0">
+      <w:startOverride w:val="1"/>
+    </w:lvlOverride>
   </w:num>
 </w:numbering>
 </file>
